--- a/assets/downloads/Regulamento_SICS_2026.docx
+++ b/assets/downloads/Regulamento_SICS_2026.docx
@@ -2,30 +2,6 @@
 <file path=word/document.xml><?xml version="1.0" encoding="utf-8"?>
 <w:document xmlns:wpc="http://schemas.microsoft.com/office/word/2010/wordprocessingCanvas" xmlns:cx="http://schemas.microsoft.com/office/drawing/2014/chartex" xmlns:cx1="http://schemas.microsoft.com/office/drawing/2015/9/8/chartex" xmlns:cx2="http://schemas.microsoft.com/office/drawing/2015/10/21/chartex" xmlns:cx3="http://schemas.microsoft.com/office/drawing/2016/5/9/chartex" xmlns:cx4="http://schemas.microsoft.com/office/drawing/2016/5/10/chartex" xmlns:cx5="http://schemas.microsoft.com/office/drawing/2016/5/11/chartex" xmlns:cx6="http://schemas.microsoft.com/office/drawing/2016/5/12/chartex" xmlns:cx7="http://schemas.microsoft.com/office/drawing/2016/5/13/chartex" xmlns:cx8="http://schemas.microsoft.com/office/drawing/2016/5/14/chartex" xmlns:mc="http://schemas.openxmlformats.org/markup-compatibility/2006" xmlns:aink="http://schemas.microsoft.com/office/drawing/2016/ink" xmlns:am3d="http://schemas.microsoft.com/office/drawing/2017/model3d" xmlns:o="urn:schemas-microsoft-com:office:office" xmlns:r="http://schemas.openxmlformats.org/officeDocument/2006/relationships" xmlns:m="http://schemas.openxmlformats.org/officeDocument/2006/math" xmlns:v="urn:schemas-microsoft-com:vml" xmlns:wp14="http://schemas.microsoft.com/office/word/2010/wordprocessingDrawing" xmlns:wp="http://schemas.openxmlformats.org/drawingml/2006/wordprocessingDrawing" xmlns:w10="urn:schemas-microsoft-com:office:word" xmlns:w="http://schemas.openxmlformats.org/wordprocessingml/2006/main" xmlns:w14="http://schemas.microsoft.com/office/word/2010/wordml" xmlns:w15="http://schemas.microsoft.com/office/word/2012/wordml" xmlns:w16cex="http://schemas.microsoft.com/office/word/2018/wordml/cex" xmlns:w16cid="http://schemas.microsoft.com/office/word/2016/wordml/cid" xmlns:w16="http://schemas.microsoft.com/office/word/2018/wordml" xmlns:w16sdtdh="http://schemas.microsoft.com/office/word/2020/wordml/sdtdatahash" xmlns:w16se="http://schemas.microsoft.com/office/word/2015/wordml/symex" xmlns:wpg="http://schemas.microsoft.com/office/word/2010/wordprocessingGroup" xmlns:wpi="http://schemas.microsoft.com/office/word/2010/wordprocessingInk" xmlns:wne="http://schemas.microsoft.com/office/word/2006/wordml" xmlns:wps="http://schemas.microsoft.com/office/word/2010/wordprocessingShape" mc:Ignorable="w14 w15 w16se w16cid w16 w16cex w16sdtdh wp14">
   <w:body>
-    <w:p>
-      <w:pPr>
-        <w:spacing w:after="0" w:line="240" w:lineRule="auto"/>
-        <w:rPr>
-          <w:rFonts w:ascii="Arial" w:hAnsi="Arial" w:cs="Arial"/>
-        </w:rPr>
-      </w:pPr>
-    </w:p>
-    <w:p>
-      <w:pPr>
-        <w:spacing w:after="0" w:line="240" w:lineRule="auto"/>
-        <w:rPr>
-          <w:rFonts w:ascii="Arial" w:hAnsi="Arial" w:cs="Arial"/>
-        </w:rPr>
-      </w:pPr>
-    </w:p>
-    <w:p>
-      <w:pPr>
-        <w:spacing w:after="0" w:line="240" w:lineRule="auto"/>
-        <w:rPr>
-          <w:rFonts w:ascii="Arial" w:hAnsi="Arial" w:cs="Arial"/>
-        </w:rPr>
-      </w:pPr>
-    </w:p>
     <w:p>
       <w:pPr>
         <w:tabs>
@@ -35,7 +11,7 @@
         <w:ind w:left="2094" w:right="1996"/>
         <w:jc w:val="center"/>
         <w:rPr>
-          <w:rFonts w:ascii="Times New Roman" w:hAnsi="Times New Roman"/>
+          <w:rFonts w:ascii="Times New Roman" w:hAnsi="Times New Roman" w:cs="Times New Roman"/>
           <w:b/>
           <w:sz w:val="24"/>
           <w:szCs w:val="24"/>
@@ -43,7 +19,7 @@
       </w:pPr>
       <w:r>
         <w:rPr>
-          <w:rFonts w:ascii="Times New Roman" w:hAnsi="Times New Roman"/>
+          <w:rFonts w:ascii="Times New Roman" w:hAnsi="Times New Roman" w:cs="Times New Roman"/>
           <w:b/>
           <w:sz w:val="24"/>
           <w:szCs w:val="24"/>
@@ -52,7 +28,7 @@
       </w:r>
       <w:r>
         <w:rPr>
-          <w:rFonts w:ascii="Times New Roman" w:hAnsi="Times New Roman"/>
+          <w:rFonts w:ascii="Times New Roman" w:hAnsi="Times New Roman" w:cs="Times New Roman"/>
           <w:b/>
           <w:sz w:val="24"/>
           <w:szCs w:val="24"/>
@@ -69,7 +45,7 @@
         <w:ind w:left="220" w:right="113"/>
         <w:jc w:val="both"/>
         <w:rPr>
-          <w:rFonts w:ascii="Times New Roman" w:hAnsi="Times New Roman"/>
+          <w:rFonts w:ascii="Times New Roman" w:hAnsi="Times New Roman" w:cs="Times New Roman"/>
           <w:sz w:val="24"/>
           <w:szCs w:val="24"/>
         </w:rPr>
@@ -84,14 +60,14 @@
         <w:ind w:right="113"/>
         <w:jc w:val="both"/>
         <w:rPr>
-          <w:rFonts w:ascii="Times New Roman" w:hAnsi="Times New Roman"/>
-          <w:sz w:val="24"/>
-          <w:szCs w:val="24"/>
-        </w:rPr>
-      </w:pPr>
-      <w:r>
-        <w:rPr>
-          <w:rFonts w:ascii="Times New Roman" w:hAnsi="Times New Roman"/>
+          <w:rFonts w:ascii="Times New Roman" w:hAnsi="Times New Roman" w:cs="Times New Roman"/>
+          <w:sz w:val="24"/>
+          <w:szCs w:val="24"/>
+        </w:rPr>
+      </w:pPr>
+      <w:r>
+        <w:rPr>
+          <w:rFonts w:ascii="Times New Roman" w:hAnsi="Times New Roman" w:cs="Times New Roman"/>
           <w:sz w:val="24"/>
           <w:szCs w:val="24"/>
         </w:rPr>
@@ -99,25 +75,34 @@
       </w:r>
       <w:r>
         <w:rPr>
-          <w:rFonts w:ascii="Times New Roman" w:hAnsi="Times New Roman"/>
+          <w:rFonts w:ascii="Times New Roman" w:hAnsi="Times New Roman" w:cs="Times New Roman"/>
           <w:spacing w:val="1"/>
           <w:sz w:val="24"/>
           <w:szCs w:val="24"/>
         </w:rPr>
-        <w:t xml:space="preserve"> a serem apr</w:t>
-      </w:r>
-      <w:r>
-        <w:rPr>
-          <w:rFonts w:ascii="Times New Roman" w:hAnsi="Times New Roman"/>
+        <w:t xml:space="preserve"> </w:t>
+      </w:r>
+      <w:r>
+        <w:rPr>
+          <w:rFonts w:ascii="Times New Roman" w:hAnsi="Times New Roman" w:cs="Times New Roman"/>
           <w:spacing w:val="1"/>
           <w:sz w:val="24"/>
           <w:szCs w:val="24"/>
         </w:rPr>
+        <w:t>a serem apr</w:t>
+      </w:r>
+      <w:r>
+        <w:rPr>
+          <w:rFonts w:ascii="Times New Roman" w:hAnsi="Times New Roman" w:cs="Times New Roman"/>
+          <w:spacing w:val="1"/>
+          <w:sz w:val="24"/>
+          <w:szCs w:val="24"/>
+        </w:rPr>
         <w:t xml:space="preserve">esentados </w:t>
       </w:r>
       <w:r>
         <w:rPr>
-          <w:rFonts w:ascii="Times New Roman" w:hAnsi="Times New Roman"/>
+          <w:rFonts w:ascii="Times New Roman" w:hAnsi="Times New Roman" w:cs="Times New Roman"/>
           <w:spacing w:val="1"/>
           <w:sz w:val="24"/>
           <w:szCs w:val="24"/>
@@ -126,7 +111,7 @@
       </w:r>
       <w:r>
         <w:rPr>
-          <w:rFonts w:ascii="Times New Roman" w:hAnsi="Times New Roman"/>
+          <w:rFonts w:ascii="Times New Roman" w:hAnsi="Times New Roman" w:cs="Times New Roman"/>
           <w:sz w:val="24"/>
           <w:szCs w:val="24"/>
         </w:rPr>
@@ -136,7 +121,7 @@
       <w:bookmarkStart w:id="1" w:name="OLE_LINK27"/>
       <w:r>
         <w:rPr>
-          <w:rFonts w:ascii="Times New Roman" w:hAnsi="Times New Roman"/>
+          <w:rFonts w:ascii="Times New Roman" w:hAnsi="Times New Roman" w:cs="Times New Roman"/>
           <w:b/>
           <w:bCs/>
           <w:sz w:val="24"/>
@@ -146,7 +131,7 @@
       </w:r>
       <w:r>
         <w:rPr>
-          <w:rFonts w:ascii="Times New Roman" w:hAnsi="Times New Roman"/>
+          <w:rFonts w:ascii="Times New Roman" w:hAnsi="Times New Roman" w:cs="Times New Roman"/>
           <w:sz w:val="24"/>
           <w:szCs w:val="24"/>
         </w:rPr>
@@ -154,7 +139,7 @@
       </w:r>
       <w:r>
         <w:rPr>
-          <w:rFonts w:ascii="Times New Roman" w:hAnsi="Times New Roman"/>
+          <w:rFonts w:ascii="Times New Roman" w:hAnsi="Times New Roman" w:cs="Times New Roman"/>
           <w:b/>
           <w:bCs/>
           <w:sz w:val="24"/>
@@ -164,7 +149,7 @@
       </w:r>
       <w:r>
         <w:rPr>
-          <w:rFonts w:ascii="Times New Roman" w:hAnsi="Times New Roman"/>
+          <w:rFonts w:ascii="Times New Roman" w:hAnsi="Times New Roman" w:cs="Times New Roman"/>
           <w:b/>
           <w:bCs/>
           <w:sz w:val="24"/>
@@ -174,7 +159,7 @@
       </w:r>
       <w:r>
         <w:rPr>
-          <w:rFonts w:ascii="Times New Roman" w:hAnsi="Times New Roman"/>
+          <w:rFonts w:ascii="Times New Roman" w:hAnsi="Times New Roman" w:cs="Times New Roman"/>
           <w:b/>
           <w:bCs/>
           <w:sz w:val="24"/>
@@ -186,7 +171,7 @@
       <w:bookmarkEnd w:id="1"/>
       <w:r>
         <w:rPr>
-          <w:rFonts w:ascii="Times New Roman" w:hAnsi="Times New Roman"/>
+          <w:rFonts w:ascii="Times New Roman" w:hAnsi="Times New Roman" w:cs="Times New Roman"/>
           <w:b/>
           <w:bCs/>
           <w:sz w:val="24"/>
@@ -196,7 +181,7 @@
       </w:r>
       <w:r>
         <w:rPr>
-          <w:rFonts w:ascii="Times New Roman" w:hAnsi="Times New Roman"/>
+          <w:rFonts w:ascii="Times New Roman" w:hAnsi="Times New Roman" w:cs="Times New Roman"/>
           <w:b/>
           <w:bCs/>
           <w:sz w:val="24"/>
@@ -206,7 +191,7 @@
       </w:r>
       <w:r>
         <w:rPr>
-          <w:rFonts w:ascii="Times New Roman" w:hAnsi="Times New Roman"/>
+          <w:rFonts w:ascii="Times New Roman" w:hAnsi="Times New Roman" w:cs="Times New Roman"/>
           <w:sz w:val="24"/>
           <w:szCs w:val="24"/>
         </w:rPr>
@@ -214,7 +199,7 @@
       </w:r>
       <w:r>
         <w:rPr>
-          <w:rFonts w:ascii="Times New Roman" w:hAnsi="Times New Roman"/>
+          <w:rFonts w:ascii="Times New Roman" w:hAnsi="Times New Roman" w:cs="Times New Roman"/>
           <w:sz w:val="24"/>
           <w:szCs w:val="24"/>
         </w:rPr>
@@ -222,7 +207,7 @@
       </w:r>
       <w:r>
         <w:rPr>
-          <w:rFonts w:ascii="Times New Roman" w:hAnsi="Times New Roman"/>
+          <w:rFonts w:ascii="Times New Roman" w:hAnsi="Times New Roman" w:cs="Times New Roman"/>
           <w:sz w:val="24"/>
           <w:szCs w:val="24"/>
         </w:rPr>
@@ -230,7 +215,7 @@
       </w:r>
       <w:r>
         <w:rPr>
-          <w:rFonts w:ascii="Times New Roman" w:hAnsi="Times New Roman"/>
+          <w:rFonts w:ascii="Times New Roman" w:hAnsi="Times New Roman" w:cs="Times New Roman"/>
           <w:sz w:val="24"/>
           <w:szCs w:val="24"/>
         </w:rPr>
@@ -238,7 +223,7 @@
       </w:r>
       <w:r>
         <w:rPr>
-          <w:rFonts w:ascii="Times New Roman" w:hAnsi="Times New Roman"/>
+          <w:rFonts w:ascii="Times New Roman" w:hAnsi="Times New Roman" w:cs="Times New Roman"/>
           <w:sz w:val="24"/>
           <w:szCs w:val="24"/>
         </w:rPr>
@@ -246,15 +231,23 @@
       </w:r>
       <w:r>
         <w:rPr>
-          <w:rFonts w:ascii="Times New Roman" w:hAnsi="Times New Roman"/>
-          <w:sz w:val="24"/>
-          <w:szCs w:val="24"/>
-        </w:rPr>
-        <w:t xml:space="preserve">27 </w:t>
-      </w:r>
-      <w:r>
-        <w:rPr>
-          <w:rFonts w:ascii="Times New Roman" w:hAnsi="Times New Roman"/>
+          <w:rFonts w:ascii="Times New Roman" w:hAnsi="Times New Roman" w:cs="Times New Roman"/>
+          <w:sz w:val="24"/>
+          <w:szCs w:val="24"/>
+        </w:rPr>
+        <w:t>2</w:t>
+      </w:r>
+      <w:r>
+        <w:rPr>
+          <w:rFonts w:ascii="Times New Roman" w:hAnsi="Times New Roman" w:cs="Times New Roman"/>
+          <w:sz w:val="24"/>
+          <w:szCs w:val="24"/>
+        </w:rPr>
+        <w:t xml:space="preserve">7 </w:t>
+      </w:r>
+      <w:r>
+        <w:rPr>
+          <w:rFonts w:ascii="Times New Roman" w:hAnsi="Times New Roman" w:cs="Times New Roman"/>
           <w:sz w:val="24"/>
           <w:szCs w:val="24"/>
         </w:rPr>
@@ -262,7 +255,7 @@
       </w:r>
       <w:r>
         <w:rPr>
-          <w:rFonts w:ascii="Times New Roman" w:hAnsi="Times New Roman"/>
+          <w:rFonts w:ascii="Times New Roman" w:hAnsi="Times New Roman" w:cs="Times New Roman"/>
           <w:sz w:val="24"/>
           <w:szCs w:val="24"/>
         </w:rPr>
@@ -270,7 +263,7 @@
       </w:r>
       <w:r>
         <w:rPr>
-          <w:rFonts w:ascii="Times New Roman" w:hAnsi="Times New Roman"/>
+          <w:rFonts w:ascii="Times New Roman" w:hAnsi="Times New Roman" w:cs="Times New Roman"/>
           <w:sz w:val="24"/>
           <w:szCs w:val="24"/>
         </w:rPr>
@@ -278,7 +271,7 @@
       </w:r>
       <w:r>
         <w:rPr>
-          <w:rFonts w:ascii="Times New Roman" w:hAnsi="Times New Roman"/>
+          <w:rFonts w:ascii="Times New Roman" w:hAnsi="Times New Roman" w:cs="Times New Roman"/>
           <w:sz w:val="24"/>
           <w:szCs w:val="24"/>
         </w:rPr>
@@ -286,7 +279,7 @@
       </w:r>
       <w:r>
         <w:rPr>
-          <w:rFonts w:ascii="Times New Roman" w:hAnsi="Times New Roman"/>
+          <w:rFonts w:ascii="Times New Roman" w:hAnsi="Times New Roman" w:cs="Times New Roman"/>
           <w:sz w:val="24"/>
           <w:szCs w:val="24"/>
         </w:rPr>
@@ -294,7 +287,7 @@
       </w:r>
       <w:r>
         <w:rPr>
-          <w:rFonts w:ascii="Times New Roman" w:hAnsi="Times New Roman"/>
+          <w:rFonts w:ascii="Times New Roman" w:hAnsi="Times New Roman" w:cs="Times New Roman"/>
           <w:spacing w:val="1"/>
           <w:sz w:val="24"/>
           <w:szCs w:val="24"/>
@@ -303,11 +296,19 @@
       </w:r>
       <w:r>
         <w:rPr>
-          <w:rFonts w:ascii="Times New Roman" w:hAnsi="Times New Roman"/>
-          <w:sz w:val="24"/>
-          <w:szCs w:val="24"/>
-        </w:rPr>
-        <w:t>na Universidade de Marília - UNIMAR.</w:t>
+          <w:rFonts w:ascii="Times New Roman" w:hAnsi="Times New Roman" w:cs="Times New Roman"/>
+          <w:sz w:val="24"/>
+          <w:szCs w:val="24"/>
+        </w:rPr>
+        <w:t>na Universidade de Marília - UNIMAR</w:t>
+      </w:r>
+      <w:r>
+        <w:rPr>
+          <w:rFonts w:ascii="Times New Roman" w:hAnsi="Times New Roman" w:cs="Times New Roman"/>
+          <w:sz w:val="24"/>
+          <w:szCs w:val="24"/>
+        </w:rPr>
+        <w:t>.</w:t>
       </w:r>
     </w:p>
     <w:p>
@@ -319,7 +320,7 @@
         <w:ind w:right="113"/>
         <w:jc w:val="both"/>
         <w:rPr>
-          <w:rFonts w:ascii="Times New Roman" w:hAnsi="Times New Roman"/>
+          <w:rFonts w:ascii="Times New Roman" w:hAnsi="Times New Roman" w:cs="Times New Roman"/>
           <w:sz w:val="24"/>
           <w:szCs w:val="24"/>
         </w:rPr>
@@ -330,7 +331,7 @@
         <w:pStyle w:val="PargrafodaLista"/>
         <w:numPr>
           <w:ilvl w:val="0"/>
-          <w:numId w:val="2"/>
+          <w:numId w:val="5"/>
         </w:numPr>
         <w:tabs>
           <w:tab w:val="left" w:pos="284"/>
@@ -437,7 +438,16 @@
                 <w:sz w:val="24"/>
                 <w:szCs w:val="24"/>
               </w:rPr>
-              <w:t xml:space="preserve"> Limites (preliminares)</w:t>
+              <w:t xml:space="preserve"> Limites</w:t>
+            </w:r>
+            <w:r>
+              <w:rPr>
+                <w:rFonts w:ascii="Times New Roman" w:hAnsi="Times New Roman" w:cs="Times New Roman"/>
+                <w:b/>
+                <w:sz w:val="24"/>
+                <w:szCs w:val="24"/>
+              </w:rPr>
+              <w:t xml:space="preserve"> (preliminares)</w:t>
             </w:r>
           </w:p>
         </w:tc>
@@ -487,15 +497,31 @@
                 <w:sz w:val="24"/>
                 <w:szCs w:val="24"/>
               </w:rPr>
-              <w:t xml:space="preserve">do </w:t>
-            </w:r>
-            <w:r>
-              <w:rPr>
-                <w:rFonts w:ascii="Times New Roman" w:hAnsi="Times New Roman" w:cs="Times New Roman"/>
-                <w:sz w:val="24"/>
-                <w:szCs w:val="24"/>
-              </w:rPr>
-              <w:t>resumo*</w:t>
+              <w:t>d</w:t>
+            </w:r>
+            <w:r>
+              <w:rPr>
+                <w:rFonts w:ascii="Times New Roman" w:hAnsi="Times New Roman" w:cs="Times New Roman"/>
+                <w:sz w:val="24"/>
+                <w:szCs w:val="24"/>
+              </w:rPr>
+              <w:t xml:space="preserve">o </w:t>
+            </w:r>
+            <w:r>
+              <w:rPr>
+                <w:rFonts w:ascii="Times New Roman" w:hAnsi="Times New Roman" w:cs="Times New Roman"/>
+                <w:sz w:val="24"/>
+                <w:szCs w:val="24"/>
+              </w:rPr>
+              <w:t>resumo</w:t>
+            </w:r>
+            <w:r>
+              <w:rPr>
+                <w:rFonts w:ascii="Times New Roman" w:hAnsi="Times New Roman" w:cs="Times New Roman"/>
+                <w:sz w:val="24"/>
+                <w:szCs w:val="24"/>
+              </w:rPr>
+              <w:t>*</w:t>
             </w:r>
           </w:p>
         </w:tc>
@@ -523,7 +549,23 @@
                 <w:sz w:val="24"/>
                 <w:szCs w:val="24"/>
               </w:rPr>
-              <w:t xml:space="preserve">De 30/03 a </w:t>
+              <w:t xml:space="preserve">De </w:t>
+            </w:r>
+            <w:r>
+              <w:rPr>
+                <w:rFonts w:ascii="Times New Roman" w:hAnsi="Times New Roman" w:cs="Times New Roman"/>
+                <w:sz w:val="24"/>
+                <w:szCs w:val="24"/>
+              </w:rPr>
+              <w:t>30</w:t>
+            </w:r>
+            <w:r>
+              <w:rPr>
+                <w:rFonts w:ascii="Times New Roman" w:hAnsi="Times New Roman" w:cs="Times New Roman"/>
+                <w:sz w:val="24"/>
+                <w:szCs w:val="24"/>
+              </w:rPr>
+              <w:t xml:space="preserve">/03 a </w:t>
             </w:r>
             <w:r>
               <w:rPr>
@@ -539,7 +581,31 @@
                 <w:sz w:val="24"/>
                 <w:szCs w:val="24"/>
               </w:rPr>
-              <w:t>/04 de 2026, às 23h59</w:t>
+              <w:t>/04</w:t>
+            </w:r>
+            <w:r>
+              <w:rPr>
+                <w:rFonts w:ascii="Times New Roman" w:hAnsi="Times New Roman" w:cs="Times New Roman"/>
+                <w:sz w:val="24"/>
+                <w:szCs w:val="24"/>
+              </w:rPr>
+              <w:t xml:space="preserve"> de 202</w:t>
+            </w:r>
+            <w:r>
+              <w:rPr>
+                <w:rFonts w:ascii="Times New Roman" w:hAnsi="Times New Roman" w:cs="Times New Roman"/>
+                <w:sz w:val="24"/>
+                <w:szCs w:val="24"/>
+              </w:rPr>
+              <w:t>6</w:t>
+            </w:r>
+            <w:r>
+              <w:rPr>
+                <w:rFonts w:ascii="Times New Roman" w:hAnsi="Times New Roman" w:cs="Times New Roman"/>
+                <w:sz w:val="24"/>
+                <w:szCs w:val="24"/>
+              </w:rPr>
+              <w:t>, às 23h59</w:t>
             </w:r>
           </w:p>
         </w:tc>
@@ -606,7 +672,15 @@
                 <w:sz w:val="24"/>
                 <w:szCs w:val="24"/>
               </w:rPr>
-              <w:t>aprovação</w:t>
+              <w:t>aprov</w:t>
+            </w:r>
+            <w:r>
+              <w:rPr>
+                <w:rFonts w:ascii="Times New Roman" w:hAnsi="Times New Roman" w:cs="Times New Roman"/>
+                <w:sz w:val="24"/>
+                <w:szCs w:val="24"/>
+              </w:rPr>
+              <w:t>ação</w:t>
             </w:r>
             <w:r>
               <w:rPr>
@@ -623,43 +697,47 @@
                 <w:sz w:val="24"/>
                 <w:szCs w:val="24"/>
               </w:rPr>
-              <w:t xml:space="preserve">do </w:t>
-            </w:r>
-            <w:r>
-              <w:rPr>
-                <w:rFonts w:ascii="Times New Roman" w:hAnsi="Times New Roman" w:cs="Times New Roman"/>
-                <w:sz w:val="24"/>
-                <w:szCs w:val="24"/>
-              </w:rPr>
-              <w:t xml:space="preserve">resumo para apresentação de </w:t>
-            </w:r>
-            <w:proofErr w:type="spellStart"/>
-            <w:proofErr w:type="gramStart"/>
-            <w:r>
-              <w:rPr>
-                <w:rFonts w:ascii="Times New Roman" w:hAnsi="Times New Roman" w:cs="Times New Roman"/>
-                <w:sz w:val="24"/>
-                <w:szCs w:val="24"/>
-              </w:rPr>
-              <w:t>pôster</w:t>
-            </w:r>
-            <w:proofErr w:type="spellEnd"/>
-            <w:r>
-              <w:rPr>
-                <w:rFonts w:ascii="Times New Roman" w:hAnsi="Times New Roman" w:cs="Times New Roman"/>
-                <w:sz w:val="24"/>
-                <w:szCs w:val="24"/>
-              </w:rPr>
-              <w:t>.*</w:t>
-            </w:r>
-            <w:proofErr w:type="gramEnd"/>
-            <w:r>
-              <w:rPr>
-                <w:rFonts w:ascii="Times New Roman" w:hAnsi="Times New Roman" w:cs="Times New Roman"/>
-                <w:sz w:val="24"/>
-                <w:szCs w:val="24"/>
-              </w:rPr>
-              <w:t>*</w:t>
+              <w:t>do</w:t>
+            </w:r>
+            <w:r>
+              <w:rPr>
+                <w:rFonts w:ascii="Times New Roman" w:hAnsi="Times New Roman" w:cs="Times New Roman"/>
+                <w:sz w:val="24"/>
+                <w:szCs w:val="24"/>
+              </w:rPr>
+              <w:t xml:space="preserve"> </w:t>
+            </w:r>
+            <w:r>
+              <w:rPr>
+                <w:rFonts w:ascii="Times New Roman" w:hAnsi="Times New Roman" w:cs="Times New Roman"/>
+                <w:sz w:val="24"/>
+                <w:szCs w:val="24"/>
+              </w:rPr>
+              <w:t>resumo</w:t>
+            </w:r>
+            <w:r>
+              <w:rPr>
+                <w:rFonts w:ascii="Times New Roman" w:hAnsi="Times New Roman" w:cs="Times New Roman"/>
+                <w:sz w:val="24"/>
+                <w:szCs w:val="24"/>
+              </w:rPr>
+              <w:t xml:space="preserve"> para apresentação de pôster</w:t>
+            </w:r>
+            <w:r>
+              <w:rPr>
+                <w:rFonts w:ascii="Times New Roman" w:hAnsi="Times New Roman" w:cs="Times New Roman"/>
+                <w:sz w:val="24"/>
+                <w:szCs w:val="24"/>
+              </w:rPr>
+              <w:t>.</w:t>
+            </w:r>
+            <w:r>
+              <w:rPr>
+                <w:rFonts w:ascii="Times New Roman" w:hAnsi="Times New Roman" w:cs="Times New Roman"/>
+                <w:sz w:val="24"/>
+                <w:szCs w:val="24"/>
+              </w:rPr>
+              <w:t>**</w:t>
             </w:r>
           </w:p>
         </w:tc>
@@ -776,25 +854,23 @@
                 <w:sz w:val="24"/>
                 <w:szCs w:val="24"/>
               </w:rPr>
-              <w:t xml:space="preserve">do </w:t>
-            </w:r>
-            <w:proofErr w:type="spellStart"/>
-            <w:r>
-              <w:rPr>
-                <w:rFonts w:ascii="Times New Roman" w:hAnsi="Times New Roman" w:cs="Times New Roman"/>
-                <w:sz w:val="24"/>
-                <w:szCs w:val="24"/>
-              </w:rPr>
-              <w:t>pôster</w:t>
-            </w:r>
-            <w:proofErr w:type="spellEnd"/>
-            <w:r>
-              <w:rPr>
-                <w:rFonts w:ascii="Times New Roman" w:hAnsi="Times New Roman" w:cs="Times New Roman"/>
-                <w:sz w:val="24"/>
-                <w:szCs w:val="24"/>
-              </w:rPr>
-              <w:t xml:space="preserve"> no local do evento.</w:t>
+              <w:t>do pôster</w:t>
+            </w:r>
+            <w:r>
+              <w:rPr>
+                <w:rFonts w:ascii="Times New Roman" w:hAnsi="Times New Roman" w:cs="Times New Roman"/>
+                <w:sz w:val="24"/>
+                <w:szCs w:val="24"/>
+              </w:rPr>
+              <w:t xml:space="preserve"> no local do evento</w:t>
+            </w:r>
+            <w:r>
+              <w:rPr>
+                <w:rFonts w:ascii="Times New Roman" w:hAnsi="Times New Roman" w:cs="Times New Roman"/>
+                <w:sz w:val="24"/>
+                <w:szCs w:val="24"/>
+              </w:rPr>
+              <w:t>.</w:t>
             </w:r>
           </w:p>
         </w:tc>
@@ -832,7 +908,103 @@
                 <w:sz w:val="24"/>
                 <w:szCs w:val="24"/>
               </w:rPr>
-              <w:t xml:space="preserve"> - 25 de maio de 2026, das 8h00 às 10h00.</w:t>
+              <w:t xml:space="preserve"> - </w:t>
+            </w:r>
+            <w:r>
+              <w:rPr>
+                <w:rFonts w:ascii="Times New Roman" w:hAnsi="Times New Roman" w:cs="Times New Roman"/>
+                <w:sz w:val="24"/>
+                <w:szCs w:val="24"/>
+              </w:rPr>
+              <w:t>25</w:t>
+            </w:r>
+            <w:r>
+              <w:rPr>
+                <w:rFonts w:ascii="Times New Roman" w:hAnsi="Times New Roman" w:cs="Times New Roman"/>
+                <w:sz w:val="24"/>
+                <w:szCs w:val="24"/>
+              </w:rPr>
+              <w:t xml:space="preserve"> de </w:t>
+            </w:r>
+            <w:r>
+              <w:rPr>
+                <w:rFonts w:ascii="Times New Roman" w:hAnsi="Times New Roman" w:cs="Times New Roman"/>
+                <w:sz w:val="24"/>
+                <w:szCs w:val="24"/>
+              </w:rPr>
+              <w:t>mai</w:t>
+            </w:r>
+            <w:r>
+              <w:rPr>
+                <w:rFonts w:ascii="Times New Roman" w:hAnsi="Times New Roman" w:cs="Times New Roman"/>
+                <w:sz w:val="24"/>
+                <w:szCs w:val="24"/>
+              </w:rPr>
+              <w:t>o de 202</w:t>
+            </w:r>
+            <w:r>
+              <w:rPr>
+                <w:rFonts w:ascii="Times New Roman" w:hAnsi="Times New Roman" w:cs="Times New Roman"/>
+                <w:sz w:val="24"/>
+                <w:szCs w:val="24"/>
+              </w:rPr>
+              <w:t>6</w:t>
+            </w:r>
+            <w:r>
+              <w:rPr>
+                <w:rFonts w:ascii="Times New Roman" w:hAnsi="Times New Roman" w:cs="Times New Roman"/>
+                <w:sz w:val="24"/>
+                <w:szCs w:val="24"/>
+              </w:rPr>
+              <w:t xml:space="preserve">, </w:t>
+            </w:r>
+            <w:r>
+              <w:rPr>
+                <w:rFonts w:ascii="Times New Roman" w:hAnsi="Times New Roman" w:cs="Times New Roman"/>
+                <w:sz w:val="24"/>
+                <w:szCs w:val="24"/>
+              </w:rPr>
+              <w:t>da</w:t>
+            </w:r>
+            <w:r>
+              <w:rPr>
+                <w:rFonts w:ascii="Times New Roman" w:hAnsi="Times New Roman" w:cs="Times New Roman"/>
+                <w:sz w:val="24"/>
+                <w:szCs w:val="24"/>
+              </w:rPr>
+              <w:t>s 8h00</w:t>
+            </w:r>
+            <w:r>
+              <w:rPr>
+                <w:rFonts w:ascii="Times New Roman" w:hAnsi="Times New Roman" w:cs="Times New Roman"/>
+                <w:sz w:val="24"/>
+                <w:szCs w:val="24"/>
+              </w:rPr>
+              <w:t xml:space="preserve"> às 1</w:t>
+            </w:r>
+            <w:r>
+              <w:rPr>
+                <w:rFonts w:ascii="Times New Roman" w:hAnsi="Times New Roman" w:cs="Times New Roman"/>
+                <w:sz w:val="24"/>
+                <w:szCs w:val="24"/>
+              </w:rPr>
+              <w:t>0</w:t>
+            </w:r>
+            <w:r>
+              <w:rPr>
+                <w:rFonts w:ascii="Times New Roman" w:hAnsi="Times New Roman" w:cs="Times New Roman"/>
+                <w:sz w:val="24"/>
+                <w:szCs w:val="24"/>
+              </w:rPr>
+              <w:t>h00</w:t>
+            </w:r>
+            <w:r>
+              <w:rPr>
+                <w:rFonts w:ascii="Times New Roman" w:hAnsi="Times New Roman" w:cs="Times New Roman"/>
+                <w:sz w:val="24"/>
+                <w:szCs w:val="24"/>
+              </w:rPr>
+              <w:t>.</w:t>
             </w:r>
           </w:p>
           <w:p>
@@ -865,7 +1037,31 @@
                 <w:sz w:val="24"/>
                 <w:szCs w:val="24"/>
               </w:rPr>
-              <w:t xml:space="preserve"> - 26 de maio de 2026, das 8h00 às 10h00</w:t>
+              <w:t xml:space="preserve"> - </w:t>
+            </w:r>
+            <w:r>
+              <w:rPr>
+                <w:rFonts w:ascii="Times New Roman" w:hAnsi="Times New Roman" w:cs="Times New Roman"/>
+                <w:sz w:val="24"/>
+                <w:szCs w:val="24"/>
+              </w:rPr>
+              <w:t>26 de maio de 2026, das 8h00 às 1</w:t>
+            </w:r>
+            <w:r>
+              <w:rPr>
+                <w:rFonts w:ascii="Times New Roman" w:hAnsi="Times New Roman" w:cs="Times New Roman"/>
+                <w:sz w:val="24"/>
+                <w:szCs w:val="24"/>
+              </w:rPr>
+              <w:t>0</w:t>
+            </w:r>
+            <w:r>
+              <w:rPr>
+                <w:rFonts w:ascii="Times New Roman" w:hAnsi="Times New Roman" w:cs="Times New Roman"/>
+                <w:sz w:val="24"/>
+                <w:szCs w:val="24"/>
+              </w:rPr>
+              <w:t>h00</w:t>
             </w:r>
           </w:p>
         </w:tc>
@@ -908,9 +1104,8 @@
                 <w:sz w:val="24"/>
                 <w:szCs w:val="24"/>
               </w:rPr>
-              <w:t xml:space="preserve">do </w:t>
-            </w:r>
-            <w:proofErr w:type="spellStart"/>
+              <w:t>do pôster pela</w:t>
+            </w:r>
             <w:r>
               <w:rPr>
                 <w:rFonts w:ascii="Times New Roman" w:hAnsi="Times New Roman" w:cs="Times New Roman"/>
@@ -918,9 +1113,8 @@
                 <w:sz w:val="24"/>
                 <w:szCs w:val="24"/>
               </w:rPr>
-              <w:t>pôster</w:t>
-            </w:r>
-            <w:proofErr w:type="spellEnd"/>
+              <w:t xml:space="preserve"> Comissão</w:t>
+            </w:r>
             <w:r>
               <w:rPr>
                 <w:rFonts w:ascii="Times New Roman" w:hAnsi="Times New Roman" w:cs="Times New Roman"/>
@@ -928,7 +1122,7 @@
                 <w:sz w:val="24"/>
                 <w:szCs w:val="24"/>
               </w:rPr>
-              <w:t xml:space="preserve"> pela</w:t>
+              <w:t xml:space="preserve"> Científica</w:t>
             </w:r>
             <w:r>
               <w:rPr>
@@ -937,7 +1131,7 @@
                 <w:sz w:val="24"/>
                 <w:szCs w:val="24"/>
               </w:rPr>
-              <w:t xml:space="preserve"> Comissão</w:t>
+              <w:t>.</w:t>
             </w:r>
             <w:r>
               <w:rPr>
@@ -946,27 +1140,7 @@
                 <w:sz w:val="24"/>
                 <w:szCs w:val="24"/>
               </w:rPr>
-              <w:t xml:space="preserve"> </w:t>
-            </w:r>
-            <w:proofErr w:type="gramStart"/>
-            <w:r>
-              <w:rPr>
-                <w:rFonts w:ascii="Times New Roman" w:hAnsi="Times New Roman" w:cs="Times New Roman"/>
-                <w:color w:val="000000" w:themeColor="text1"/>
-                <w:sz w:val="24"/>
-                <w:szCs w:val="24"/>
-              </w:rPr>
-              <w:t>Científica.*</w:t>
-            </w:r>
-            <w:proofErr w:type="gramEnd"/>
-            <w:r>
-              <w:rPr>
-                <w:rFonts w:ascii="Times New Roman" w:hAnsi="Times New Roman" w:cs="Times New Roman"/>
-                <w:color w:val="000000" w:themeColor="text1"/>
-                <w:sz w:val="24"/>
-                <w:szCs w:val="24"/>
-              </w:rPr>
-              <w:t>**</w:t>
+              <w:t>***</w:t>
             </w:r>
           </w:p>
         </w:tc>
@@ -994,7 +1168,103 @@
                 <w:sz w:val="24"/>
                 <w:szCs w:val="24"/>
               </w:rPr>
-              <w:t>25 de maio de 2026, das 15h30 às 18h30</w:t>
+              <w:t>2</w:t>
+            </w:r>
+            <w:r>
+              <w:rPr>
+                <w:rFonts w:ascii="Times New Roman" w:hAnsi="Times New Roman" w:cs="Times New Roman"/>
+                <w:sz w:val="24"/>
+                <w:szCs w:val="24"/>
+              </w:rPr>
+              <w:t>5</w:t>
+            </w:r>
+            <w:r>
+              <w:rPr>
+                <w:rFonts w:ascii="Times New Roman" w:hAnsi="Times New Roman" w:cs="Times New Roman"/>
+                <w:sz w:val="24"/>
+                <w:szCs w:val="24"/>
+              </w:rPr>
+              <w:t xml:space="preserve"> de </w:t>
+            </w:r>
+            <w:r>
+              <w:rPr>
+                <w:rFonts w:ascii="Times New Roman" w:hAnsi="Times New Roman" w:cs="Times New Roman"/>
+                <w:sz w:val="24"/>
+                <w:szCs w:val="24"/>
+              </w:rPr>
+              <w:t>maio</w:t>
+            </w:r>
+            <w:r>
+              <w:rPr>
+                <w:rFonts w:ascii="Times New Roman" w:hAnsi="Times New Roman" w:cs="Times New Roman"/>
+                <w:sz w:val="24"/>
+                <w:szCs w:val="24"/>
+              </w:rPr>
+              <w:t xml:space="preserve"> de 202</w:t>
+            </w:r>
+            <w:r>
+              <w:rPr>
+                <w:rFonts w:ascii="Times New Roman" w:hAnsi="Times New Roman" w:cs="Times New Roman"/>
+                <w:sz w:val="24"/>
+                <w:szCs w:val="24"/>
+              </w:rPr>
+              <w:t>6</w:t>
+            </w:r>
+            <w:r>
+              <w:rPr>
+                <w:rFonts w:ascii="Times New Roman" w:hAnsi="Times New Roman" w:cs="Times New Roman"/>
+                <w:sz w:val="24"/>
+                <w:szCs w:val="24"/>
+              </w:rPr>
+              <w:t>, das 1</w:t>
+            </w:r>
+            <w:r>
+              <w:rPr>
+                <w:rFonts w:ascii="Times New Roman" w:hAnsi="Times New Roman" w:cs="Times New Roman"/>
+                <w:sz w:val="24"/>
+                <w:szCs w:val="24"/>
+              </w:rPr>
+              <w:t>5</w:t>
+            </w:r>
+            <w:r>
+              <w:rPr>
+                <w:rFonts w:ascii="Times New Roman" w:hAnsi="Times New Roman" w:cs="Times New Roman"/>
+                <w:sz w:val="24"/>
+                <w:szCs w:val="24"/>
+              </w:rPr>
+              <w:t>h</w:t>
+            </w:r>
+            <w:r>
+              <w:rPr>
+                <w:rFonts w:ascii="Times New Roman" w:hAnsi="Times New Roman" w:cs="Times New Roman"/>
+                <w:sz w:val="24"/>
+                <w:szCs w:val="24"/>
+              </w:rPr>
+              <w:t>3</w:t>
+            </w:r>
+            <w:r>
+              <w:rPr>
+                <w:rFonts w:ascii="Times New Roman" w:hAnsi="Times New Roman" w:cs="Times New Roman"/>
+                <w:sz w:val="24"/>
+                <w:szCs w:val="24"/>
+              </w:rPr>
+              <w:t>0 às 18h</w:t>
+            </w:r>
+            <w:r>
+              <w:rPr>
+                <w:rFonts w:ascii="Times New Roman" w:hAnsi="Times New Roman" w:cs="Times New Roman"/>
+                <w:sz w:val="24"/>
+                <w:szCs w:val="24"/>
+              </w:rPr>
+              <w:t>3</w:t>
+            </w:r>
+            <w:r>
+              <w:rPr>
+                <w:rFonts w:ascii="Times New Roman" w:hAnsi="Times New Roman" w:cs="Times New Roman"/>
+                <w:sz w:val="24"/>
+                <w:szCs w:val="24"/>
+              </w:rPr>
+              <w:t>0</w:t>
             </w:r>
           </w:p>
           <w:p>
@@ -1017,7 +1287,39 @@
                 <w:sz w:val="24"/>
                 <w:szCs w:val="24"/>
               </w:rPr>
-              <w:t>26 de maio de 2026, das 12h00 as 14h00</w:t>
+              <w:t>26 de maio de 2026, das 1</w:t>
+            </w:r>
+            <w:r>
+              <w:rPr>
+                <w:rFonts w:ascii="Times New Roman" w:hAnsi="Times New Roman" w:cs="Times New Roman"/>
+                <w:sz w:val="24"/>
+                <w:szCs w:val="24"/>
+              </w:rPr>
+              <w:t>2</w:t>
+            </w:r>
+            <w:r>
+              <w:rPr>
+                <w:rFonts w:ascii="Times New Roman" w:hAnsi="Times New Roman" w:cs="Times New Roman"/>
+                <w:sz w:val="24"/>
+                <w:szCs w:val="24"/>
+              </w:rPr>
+              <w:t>h00 as 1</w:t>
+            </w:r>
+            <w:r>
+              <w:rPr>
+                <w:rFonts w:ascii="Times New Roman" w:hAnsi="Times New Roman" w:cs="Times New Roman"/>
+                <w:sz w:val="24"/>
+                <w:szCs w:val="24"/>
+              </w:rPr>
+              <w:t>4</w:t>
+            </w:r>
+            <w:r>
+              <w:rPr>
+                <w:rFonts w:ascii="Times New Roman" w:hAnsi="Times New Roman" w:cs="Times New Roman"/>
+                <w:sz w:val="24"/>
+                <w:szCs w:val="24"/>
+              </w:rPr>
+              <w:t>h00</w:t>
             </w:r>
           </w:p>
         </w:tc>
@@ -1050,7 +1352,15 @@
                 <w:sz w:val="24"/>
                 <w:szCs w:val="24"/>
               </w:rPr>
-              <w:t>Premiação de trabalhos</w:t>
+              <w:t>P</w:t>
+            </w:r>
+            <w:r>
+              <w:rPr>
+                <w:rFonts w:ascii="Times New Roman" w:hAnsi="Times New Roman" w:cs="Times New Roman"/>
+                <w:sz w:val="24"/>
+                <w:szCs w:val="24"/>
+              </w:rPr>
+              <w:t>remiação de trabalhos</w:t>
             </w:r>
           </w:p>
         </w:tc>
@@ -1078,7 +1388,31 @@
                 <w:sz w:val="24"/>
                 <w:szCs w:val="24"/>
               </w:rPr>
-              <w:t>26 de maio de 2026, das 16h00</w:t>
+              <w:t>2</w:t>
+            </w:r>
+            <w:r>
+              <w:rPr>
+                <w:rFonts w:ascii="Times New Roman" w:hAnsi="Times New Roman" w:cs="Times New Roman"/>
+                <w:sz w:val="24"/>
+                <w:szCs w:val="24"/>
+              </w:rPr>
+              <w:t>6</w:t>
+            </w:r>
+            <w:r>
+              <w:rPr>
+                <w:rFonts w:ascii="Times New Roman" w:hAnsi="Times New Roman" w:cs="Times New Roman"/>
+                <w:sz w:val="24"/>
+                <w:szCs w:val="24"/>
+              </w:rPr>
+              <w:t xml:space="preserve"> de maio de 2026, das 16h</w:t>
+            </w:r>
+            <w:r>
+              <w:rPr>
+                <w:rFonts w:ascii="Times New Roman" w:hAnsi="Times New Roman" w:cs="Times New Roman"/>
+                <w:sz w:val="24"/>
+                <w:szCs w:val="24"/>
+              </w:rPr>
+              <w:t>00</w:t>
             </w:r>
           </w:p>
         </w:tc>
@@ -1116,19 +1450,26 @@
           <w:sz w:val="24"/>
           <w:szCs w:val="24"/>
         </w:rPr>
-        <w:t>na Plataforma do evento (</w:t>
-      </w:r>
-      <w:hyperlink r:id="rId7" w:history="1">
-        <w:r>
-          <w:rPr>
-            <w:rStyle w:val="Hyperlink"/>
-            <w:rFonts w:ascii="Times New Roman" w:hAnsi="Times New Roman" w:cs="Times New Roman"/>
-            <w:bCs/>
-            <w:bdr w:val="none" w:sz="0" w:space="0" w:color="auto"/>
-          </w:rPr>
-          <w:t>https://www.sicsunimar.com.br/#submissao</w:t>
-        </w:r>
-      </w:hyperlink>
+        <w:t>na Plataforma do evento</w:t>
+      </w:r>
+      <w:r>
+        <w:rPr>
+          <w:rFonts w:ascii="Times New Roman" w:hAnsi="Times New Roman" w:cs="Times New Roman"/>
+          <w:bCs/>
+          <w:sz w:val="24"/>
+          <w:szCs w:val="24"/>
+        </w:rPr>
+        <w:t xml:space="preserve"> (</w:t>
+      </w:r>
+      <w:r>
+        <w:rPr>
+          <w:rFonts w:ascii="Times New Roman" w:hAnsi="Times New Roman" w:cs="Times New Roman"/>
+          <w:bCs/>
+          <w:sz w:val="24"/>
+          <w:szCs w:val="24"/>
+        </w:rPr>
+        <w:t>https://www.sicsunimar.com.br/#submissao</w:t>
+      </w:r>
       <w:r>
         <w:rPr>
           <w:rFonts w:ascii="Times New Roman" w:hAnsi="Times New Roman" w:cs="Times New Roman"/>
@@ -1171,16 +1512,7 @@
           <w:sz w:val="24"/>
           <w:szCs w:val="24"/>
         </w:rPr>
-        <w:t xml:space="preserve"> </w:t>
-      </w:r>
-      <w:r>
-        <w:rPr>
-          <w:rFonts w:ascii="Times New Roman" w:hAnsi="Times New Roman" w:cs="Times New Roman"/>
-          <w:bCs/>
-          <w:sz w:val="24"/>
-          <w:szCs w:val="24"/>
-        </w:rPr>
-        <w:t>plataforma</w:t>
+        <w:t xml:space="preserve"> plataformna</w:t>
       </w:r>
       <w:r>
         <w:rPr>
@@ -1200,17 +1532,15 @@
         </w:rPr>
         <w:t xml:space="preserve"> (</w:t>
       </w:r>
-      <w:hyperlink r:id="rId8" w:history="1">
-        <w:r>
-          <w:rPr>
-            <w:rStyle w:val="Hyperlink"/>
-            <w:rFonts w:ascii="Times New Roman" w:hAnsi="Times New Roman" w:cs="Times New Roman"/>
-            <w:bCs/>
-            <w:bdr w:val="none" w:sz="0" w:space="0" w:color="auto"/>
-          </w:rPr>
-          <w:t>https://www.sicsunimar.com.br/#inscricao</w:t>
-        </w:r>
-      </w:hyperlink>
+      <w:r>
+        <w:rPr>
+          <w:rFonts w:ascii="Times New Roman" w:hAnsi="Times New Roman" w:cs="Times New Roman"/>
+          <w:bCs/>
+          <w:sz w:val="24"/>
+          <w:szCs w:val="24"/>
+        </w:rPr>
+        <w:t>https://www.sicsunimar.com.br/#inscricao</w:t>
+      </w:r>
       <w:r>
         <w:rPr>
           <w:rFonts w:ascii="Times New Roman" w:hAnsi="Times New Roman" w:cs="Times New Roman"/>
@@ -1290,7 +1620,16 @@
           <w:sz w:val="24"/>
           <w:szCs w:val="24"/>
         </w:rPr>
-        <w:t xml:space="preserve">, </w:t>
+        <w:t>,</w:t>
+      </w:r>
+      <w:r>
+        <w:rPr>
+          <w:rFonts w:ascii="Times New Roman" w:hAnsi="Times New Roman" w:cs="Times New Roman"/>
+          <w:bCs/>
+          <w:sz w:val="24"/>
+          <w:szCs w:val="24"/>
+        </w:rPr>
+        <w:t xml:space="preserve"> </w:t>
       </w:r>
       <w:r>
         <w:rPr>
@@ -1326,19 +1665,8 @@
           <w:sz w:val="24"/>
           <w:szCs w:val="24"/>
         </w:rPr>
-        <w:t xml:space="preserve"> ao lado do </w:t>
-      </w:r>
-      <w:proofErr w:type="spellStart"/>
-      <w:r>
-        <w:rPr>
-          <w:rFonts w:ascii="Times New Roman" w:hAnsi="Times New Roman" w:cs="Times New Roman"/>
-          <w:bCs/>
-          <w:sz w:val="24"/>
-          <w:szCs w:val="24"/>
-        </w:rPr>
-        <w:t>pôster</w:t>
-      </w:r>
-      <w:proofErr w:type="spellEnd"/>
+        <w:t xml:space="preserve"> ao lado do pôster</w:t>
+      </w:r>
       <w:r>
         <w:rPr>
           <w:rFonts w:ascii="Times New Roman" w:hAnsi="Times New Roman" w:cs="Times New Roman"/>
@@ -1355,7 +1683,25 @@
           <w:sz w:val="24"/>
           <w:szCs w:val="24"/>
         </w:rPr>
-        <w:t>o recebimento do certificado de apresentação do trabalho.</w:t>
+        <w:t xml:space="preserve">o </w:t>
+      </w:r>
+      <w:r>
+        <w:rPr>
+          <w:rFonts w:ascii="Times New Roman" w:hAnsi="Times New Roman" w:cs="Times New Roman"/>
+          <w:bCs/>
+          <w:sz w:val="24"/>
+          <w:szCs w:val="24"/>
+        </w:rPr>
+        <w:t>recebimento do certificado de apresentação do trabalho</w:t>
+      </w:r>
+      <w:r>
+        <w:rPr>
+          <w:rFonts w:ascii="Times New Roman" w:hAnsi="Times New Roman" w:cs="Times New Roman"/>
+          <w:bCs/>
+          <w:sz w:val="24"/>
+          <w:szCs w:val="24"/>
+        </w:rPr>
+        <w:t>.</w:t>
       </w:r>
     </w:p>
     <w:p>
@@ -1377,61 +1723,10 @@
     </w:p>
     <w:p>
       <w:pPr>
-        <w:pStyle w:val="Corpodetexto"/>
-        <w:tabs>
-          <w:tab w:val="left" w:pos="2127"/>
-        </w:tabs>
-        <w:spacing w:line="360" w:lineRule="auto"/>
-        <w:ind w:left="284"/>
-        <w:jc w:val="both"/>
-        <w:rPr>
-          <w:rFonts w:ascii="Times New Roman" w:hAnsi="Times New Roman" w:cs="Times New Roman"/>
-          <w:bCs/>
-          <w:sz w:val="24"/>
-          <w:szCs w:val="24"/>
-        </w:rPr>
-      </w:pPr>
-    </w:p>
-    <w:p>
-      <w:pPr>
-        <w:pStyle w:val="Corpodetexto"/>
-        <w:tabs>
-          <w:tab w:val="left" w:pos="2127"/>
-        </w:tabs>
-        <w:spacing w:line="360" w:lineRule="auto"/>
-        <w:ind w:left="284"/>
-        <w:jc w:val="both"/>
-        <w:rPr>
-          <w:rFonts w:ascii="Times New Roman" w:hAnsi="Times New Roman" w:cs="Times New Roman"/>
-          <w:bCs/>
-          <w:sz w:val="24"/>
-          <w:szCs w:val="24"/>
-        </w:rPr>
-      </w:pPr>
-    </w:p>
-    <w:p>
-      <w:pPr>
-        <w:pStyle w:val="Corpodetexto"/>
-        <w:tabs>
-          <w:tab w:val="left" w:pos="2127"/>
-        </w:tabs>
-        <w:spacing w:line="360" w:lineRule="auto"/>
-        <w:ind w:left="284"/>
-        <w:jc w:val="both"/>
-        <w:rPr>
-          <w:rFonts w:ascii="Times New Roman" w:hAnsi="Times New Roman" w:cs="Times New Roman"/>
-          <w:bCs/>
-          <w:sz w:val="24"/>
-          <w:szCs w:val="24"/>
-        </w:rPr>
-      </w:pPr>
-    </w:p>
-    <w:p>
-      <w:pPr>
         <w:pStyle w:val="PargrafodaLista"/>
         <w:numPr>
           <w:ilvl w:val="0"/>
-          <w:numId w:val="2"/>
+          <w:numId w:val="5"/>
         </w:numPr>
         <w:tabs>
           <w:tab w:val="left" w:pos="284"/>
@@ -1454,7 +1749,6 @@
           <w:sz w:val="24"/>
           <w:szCs w:val="24"/>
         </w:rPr>
-        <w:lastRenderedPageBreak/>
         <w:t>Tipos de trabalhos</w:t>
       </w:r>
       <w:r>
@@ -1464,7 +1758,25 @@
           <w:sz w:val="24"/>
           <w:szCs w:val="24"/>
         </w:rPr>
-        <w:t xml:space="preserve"> e áreas temáticas</w:t>
+        <w:t xml:space="preserve"> e área</w:t>
+      </w:r>
+      <w:r>
+        <w:rPr>
+          <w:rFonts w:ascii="Times New Roman" w:hAnsi="Times New Roman" w:cs="Times New Roman"/>
+          <w:b/>
+          <w:sz w:val="24"/>
+          <w:szCs w:val="24"/>
+        </w:rPr>
+        <w:t>s</w:t>
+      </w:r>
+      <w:r>
+        <w:rPr>
+          <w:rFonts w:ascii="Times New Roman" w:hAnsi="Times New Roman" w:cs="Times New Roman"/>
+          <w:b/>
+          <w:sz w:val="24"/>
+          <w:szCs w:val="24"/>
+        </w:rPr>
+        <w:t xml:space="preserve"> temáticas</w:t>
       </w:r>
     </w:p>
     <w:p>
@@ -1476,14 +1788,14 @@
         <w:ind w:right="116"/>
         <w:jc w:val="both"/>
         <w:rPr>
-          <w:rFonts w:ascii="Times New Roman" w:hAnsi="Times New Roman"/>
-          <w:sz w:val="24"/>
-          <w:szCs w:val="24"/>
-        </w:rPr>
-      </w:pPr>
-      <w:r>
-        <w:rPr>
-          <w:rFonts w:ascii="Times New Roman" w:hAnsi="Times New Roman"/>
+          <w:rFonts w:ascii="Times New Roman" w:hAnsi="Times New Roman" w:cs="Times New Roman"/>
+          <w:sz w:val="24"/>
+          <w:szCs w:val="24"/>
+        </w:rPr>
+      </w:pPr>
+      <w:r>
+        <w:rPr>
+          <w:rFonts w:ascii="Times New Roman" w:hAnsi="Times New Roman" w:cs="Times New Roman"/>
           <w:sz w:val="24"/>
           <w:szCs w:val="24"/>
         </w:rPr>
@@ -1491,7 +1803,7 @@
       </w:r>
       <w:r>
         <w:rPr>
-          <w:rFonts w:ascii="Times New Roman" w:hAnsi="Times New Roman"/>
+          <w:rFonts w:ascii="Times New Roman" w:hAnsi="Times New Roman" w:cs="Times New Roman"/>
           <w:sz w:val="24"/>
           <w:szCs w:val="24"/>
         </w:rPr>
@@ -1499,15 +1811,63 @@
       </w:r>
       <w:r>
         <w:rPr>
-          <w:rFonts w:ascii="Times New Roman" w:hAnsi="Times New Roman"/>
-          <w:sz w:val="24"/>
-          <w:szCs w:val="24"/>
-        </w:rPr>
-        <w:t xml:space="preserve"> poderá ser elaborado com conteúdo oriundo de trabalho de campo</w:t>
-      </w:r>
-      <w:r>
-        <w:rPr>
-          <w:rFonts w:ascii="Times New Roman" w:hAnsi="Times New Roman"/>
+          <w:rFonts w:ascii="Times New Roman" w:hAnsi="Times New Roman" w:cs="Times New Roman"/>
+          <w:sz w:val="24"/>
+          <w:szCs w:val="24"/>
+        </w:rPr>
+        <w:t xml:space="preserve"> poderá se</w:t>
+      </w:r>
+      <w:r>
+        <w:rPr>
+          <w:rFonts w:ascii="Times New Roman" w:hAnsi="Times New Roman" w:cs="Times New Roman"/>
+          <w:sz w:val="24"/>
+          <w:szCs w:val="24"/>
+        </w:rPr>
+        <w:t>r</w:t>
+      </w:r>
+      <w:r>
+        <w:rPr>
+          <w:rFonts w:ascii="Times New Roman" w:hAnsi="Times New Roman" w:cs="Times New Roman"/>
+          <w:sz w:val="24"/>
+          <w:szCs w:val="24"/>
+        </w:rPr>
+        <w:t xml:space="preserve"> </w:t>
+      </w:r>
+      <w:r>
+        <w:rPr>
+          <w:rFonts w:ascii="Times New Roman" w:hAnsi="Times New Roman" w:cs="Times New Roman"/>
+          <w:sz w:val="24"/>
+          <w:szCs w:val="24"/>
+        </w:rPr>
+        <w:t>ela</w:t>
+      </w:r>
+      <w:r>
+        <w:rPr>
+          <w:rFonts w:ascii="Times New Roman" w:hAnsi="Times New Roman" w:cs="Times New Roman"/>
+          <w:sz w:val="24"/>
+          <w:szCs w:val="24"/>
+        </w:rPr>
+        <w:t>borado com cont</w:t>
+      </w:r>
+      <w:r>
+        <w:rPr>
+          <w:rFonts w:ascii="Times New Roman" w:hAnsi="Times New Roman" w:cs="Times New Roman"/>
+          <w:sz w:val="24"/>
+          <w:szCs w:val="24"/>
+        </w:rPr>
+        <w:t>eú</w:t>
+      </w:r>
+      <w:r>
+        <w:rPr>
+          <w:rFonts w:ascii="Times New Roman" w:hAnsi="Times New Roman" w:cs="Times New Roman"/>
+          <w:sz w:val="24"/>
+          <w:szCs w:val="24"/>
+        </w:rPr>
+        <w:t>do oriundo de trabalho de campo</w:t>
+      </w:r>
+      <w:r>
+        <w:rPr>
+          <w:rFonts w:ascii="Times New Roman" w:hAnsi="Times New Roman" w:cs="Times New Roman"/>
           <w:sz w:val="24"/>
           <w:szCs w:val="24"/>
         </w:rPr>
@@ -1515,15 +1875,31 @@
       </w:r>
       <w:r>
         <w:rPr>
-          <w:rFonts w:ascii="Times New Roman" w:hAnsi="Times New Roman"/>
-          <w:sz w:val="24"/>
-          <w:szCs w:val="24"/>
-        </w:rPr>
-        <w:t xml:space="preserve"> de revisão,</w:t>
-      </w:r>
-      <w:r>
-        <w:rPr>
-          <w:rFonts w:ascii="Times New Roman" w:hAnsi="Times New Roman"/>
+          <w:rFonts w:ascii="Times New Roman" w:hAnsi="Times New Roman" w:cs="Times New Roman"/>
+          <w:sz w:val="24"/>
+          <w:szCs w:val="24"/>
+        </w:rPr>
+        <w:t xml:space="preserve"> de </w:t>
+      </w:r>
+      <w:r>
+        <w:rPr>
+          <w:rFonts w:ascii="Times New Roman" w:hAnsi="Times New Roman" w:cs="Times New Roman"/>
+          <w:sz w:val="24"/>
+          <w:szCs w:val="24"/>
+        </w:rPr>
+        <w:t>revisão</w:t>
+      </w:r>
+      <w:r>
+        <w:rPr>
+          <w:rFonts w:ascii="Times New Roman" w:hAnsi="Times New Roman" w:cs="Times New Roman"/>
+          <w:sz w:val="24"/>
+          <w:szCs w:val="24"/>
+        </w:rPr>
+        <w:t>,</w:t>
+      </w:r>
+      <w:r>
+        <w:rPr>
+          <w:rFonts w:ascii="Times New Roman" w:hAnsi="Times New Roman" w:cs="Times New Roman"/>
           <w:sz w:val="24"/>
           <w:szCs w:val="24"/>
         </w:rPr>
@@ -1531,7 +1907,7 @@
       </w:r>
       <w:r>
         <w:rPr>
-          <w:rFonts w:ascii="Times New Roman" w:hAnsi="Times New Roman"/>
+          <w:rFonts w:ascii="Times New Roman" w:hAnsi="Times New Roman" w:cs="Times New Roman"/>
           <w:sz w:val="24"/>
           <w:szCs w:val="24"/>
         </w:rPr>
@@ -1539,7 +1915,7 @@
       </w:r>
       <w:r>
         <w:rPr>
-          <w:rFonts w:ascii="Times New Roman" w:hAnsi="Times New Roman"/>
+          <w:rFonts w:ascii="Times New Roman" w:hAnsi="Times New Roman" w:cs="Times New Roman"/>
           <w:sz w:val="24"/>
           <w:szCs w:val="24"/>
         </w:rPr>
@@ -1547,7 +1923,7 @@
       </w:r>
       <w:r>
         <w:rPr>
-          <w:rFonts w:ascii="Times New Roman" w:hAnsi="Times New Roman"/>
+          <w:rFonts w:ascii="Times New Roman" w:hAnsi="Times New Roman" w:cs="Times New Roman"/>
           <w:sz w:val="24"/>
           <w:szCs w:val="24"/>
         </w:rPr>
@@ -1555,23 +1931,47 @@
       </w:r>
       <w:r>
         <w:rPr>
-          <w:rFonts w:ascii="Times New Roman" w:hAnsi="Times New Roman"/>
-          <w:sz w:val="24"/>
-          <w:szCs w:val="24"/>
-        </w:rPr>
-        <w:t xml:space="preserve">No ato da inscrição, o </w:t>
-      </w:r>
-      <w:r>
-        <w:rPr>
-          <w:rFonts w:ascii="Times New Roman" w:hAnsi="Times New Roman"/>
-          <w:sz w:val="24"/>
-          <w:szCs w:val="24"/>
-        </w:rPr>
-        <w:t>autor deverá optar por um dos tipos de trabalho</w:t>
-      </w:r>
-      <w:r>
-        <w:rPr>
-          <w:rFonts w:ascii="Times New Roman" w:hAnsi="Times New Roman"/>
+          <w:rFonts w:ascii="Times New Roman" w:hAnsi="Times New Roman" w:cs="Times New Roman"/>
+          <w:sz w:val="24"/>
+          <w:szCs w:val="24"/>
+        </w:rPr>
+        <w:t>No ato da inscrição</w:t>
+      </w:r>
+      <w:r>
+        <w:rPr>
+          <w:rFonts w:ascii="Times New Roman" w:hAnsi="Times New Roman" w:cs="Times New Roman"/>
+          <w:sz w:val="24"/>
+          <w:szCs w:val="24"/>
+        </w:rPr>
+        <w:t>,</w:t>
+      </w:r>
+      <w:r>
+        <w:rPr>
+          <w:rFonts w:ascii="Times New Roman" w:hAnsi="Times New Roman" w:cs="Times New Roman"/>
+          <w:sz w:val="24"/>
+          <w:szCs w:val="24"/>
+        </w:rPr>
+        <w:t xml:space="preserve"> o </w:t>
+      </w:r>
+      <w:r>
+        <w:rPr>
+          <w:rFonts w:ascii="Times New Roman" w:hAnsi="Times New Roman" w:cs="Times New Roman"/>
+          <w:sz w:val="24"/>
+          <w:szCs w:val="24"/>
+        </w:rPr>
+        <w:t>autor deverá optar por um</w:t>
+      </w:r>
+      <w:r>
+        <w:rPr>
+          <w:rFonts w:ascii="Times New Roman" w:hAnsi="Times New Roman" w:cs="Times New Roman"/>
+          <w:sz w:val="24"/>
+          <w:szCs w:val="24"/>
+        </w:rPr>
+        <w:t xml:space="preserve"> dos tipos de trabalho</w:t>
+      </w:r>
+      <w:r>
+        <w:rPr>
+          <w:rFonts w:ascii="Times New Roman" w:hAnsi="Times New Roman" w:cs="Times New Roman"/>
           <w:sz w:val="24"/>
           <w:szCs w:val="24"/>
         </w:rPr>
@@ -1579,15 +1979,23 @@
       </w:r>
       <w:r>
         <w:rPr>
-          <w:rFonts w:ascii="Times New Roman" w:hAnsi="Times New Roman"/>
-          <w:sz w:val="24"/>
-          <w:szCs w:val="24"/>
-        </w:rPr>
-        <w:t xml:space="preserve"> e por uma das área</w:t>
-      </w:r>
-      <w:r>
-        <w:rPr>
-          <w:rFonts w:ascii="Times New Roman" w:hAnsi="Times New Roman"/>
+          <w:rFonts w:ascii="Times New Roman" w:hAnsi="Times New Roman" w:cs="Times New Roman"/>
+          <w:sz w:val="24"/>
+          <w:szCs w:val="24"/>
+        </w:rPr>
+        <w:t xml:space="preserve"> e por um</w:t>
+      </w:r>
+      <w:r>
+        <w:rPr>
+          <w:rFonts w:ascii="Times New Roman" w:hAnsi="Times New Roman" w:cs="Times New Roman"/>
+          <w:sz w:val="24"/>
+          <w:szCs w:val="24"/>
+        </w:rPr>
+        <w:t>a das área</w:t>
+      </w:r>
+      <w:r>
+        <w:rPr>
+          <w:rFonts w:ascii="Times New Roman" w:hAnsi="Times New Roman" w:cs="Times New Roman"/>
           <w:sz w:val="24"/>
           <w:szCs w:val="24"/>
         </w:rPr>
@@ -1595,7 +2003,7 @@
       </w:r>
       <w:r>
         <w:rPr>
-          <w:rFonts w:ascii="Times New Roman" w:hAnsi="Times New Roman"/>
+          <w:rFonts w:ascii="Times New Roman" w:hAnsi="Times New Roman" w:cs="Times New Roman"/>
           <w:sz w:val="24"/>
           <w:szCs w:val="24"/>
         </w:rPr>
@@ -1603,7 +2011,7 @@
       </w:r>
       <w:r>
         <w:rPr>
-          <w:rFonts w:ascii="Times New Roman" w:hAnsi="Times New Roman"/>
+          <w:rFonts w:ascii="Times New Roman" w:hAnsi="Times New Roman" w:cs="Times New Roman"/>
           <w:sz w:val="24"/>
           <w:szCs w:val="24"/>
         </w:rPr>
@@ -1611,7 +2019,7 @@
       </w:r>
       <w:r>
         <w:rPr>
-          <w:rFonts w:ascii="Times New Roman" w:hAnsi="Times New Roman"/>
+          <w:rFonts w:ascii="Times New Roman" w:hAnsi="Times New Roman" w:cs="Times New Roman"/>
           <w:sz w:val="24"/>
           <w:szCs w:val="24"/>
         </w:rPr>
@@ -1619,11 +2027,27 @@
       </w:r>
       <w:r>
         <w:rPr>
-          <w:rFonts w:ascii="Times New Roman" w:hAnsi="Times New Roman"/>
-          <w:sz w:val="24"/>
-          <w:szCs w:val="24"/>
-        </w:rPr>
-        <w:t xml:space="preserve">abaixo. </w:t>
+          <w:rFonts w:ascii="Times New Roman" w:hAnsi="Times New Roman" w:cs="Times New Roman"/>
+          <w:sz w:val="24"/>
+          <w:szCs w:val="24"/>
+        </w:rPr>
+        <w:t>abaixo</w:t>
+      </w:r>
+      <w:r>
+        <w:rPr>
+          <w:rFonts w:ascii="Times New Roman" w:hAnsi="Times New Roman" w:cs="Times New Roman"/>
+          <w:sz w:val="24"/>
+          <w:szCs w:val="24"/>
+        </w:rPr>
+        <w:t>.</w:t>
+      </w:r>
+      <w:r>
+        <w:rPr>
+          <w:rFonts w:ascii="Times New Roman" w:hAnsi="Times New Roman" w:cs="Times New Roman"/>
+          <w:sz w:val="24"/>
+          <w:szCs w:val="24"/>
+        </w:rPr>
+        <w:t xml:space="preserve"> </w:t>
       </w:r>
     </w:p>
     <w:p>
@@ -1635,18 +2059,66 @@
         <w:ind w:right="116"/>
         <w:jc w:val="both"/>
         <w:rPr>
-          <w:rFonts w:ascii="Times New Roman" w:hAnsi="Times New Roman"/>
-          <w:sz w:val="24"/>
-          <w:szCs w:val="24"/>
-        </w:rPr>
-      </w:pPr>
-      <w:r>
-        <w:rPr>
-          <w:rFonts w:ascii="Times New Roman" w:hAnsi="Times New Roman"/>
-          <w:sz w:val="24"/>
-          <w:szCs w:val="24"/>
-        </w:rPr>
-        <w:t>2.1 Tipos de trabalhos:</w:t>
+          <w:rFonts w:ascii="Times New Roman" w:hAnsi="Times New Roman" w:cs="Times New Roman"/>
+          <w:sz w:val="24"/>
+          <w:szCs w:val="24"/>
+        </w:rPr>
+      </w:pPr>
+      <w:r>
+        <w:rPr>
+          <w:rFonts w:ascii="Times New Roman" w:hAnsi="Times New Roman" w:cs="Times New Roman"/>
+          <w:sz w:val="24"/>
+          <w:szCs w:val="24"/>
+        </w:rPr>
+        <w:t>2.</w:t>
+      </w:r>
+      <w:r>
+        <w:rPr>
+          <w:rFonts w:ascii="Times New Roman" w:hAnsi="Times New Roman" w:cs="Times New Roman"/>
+          <w:sz w:val="24"/>
+          <w:szCs w:val="24"/>
+        </w:rPr>
+        <w:t>1</w:t>
+      </w:r>
+      <w:r>
+        <w:rPr>
+          <w:rFonts w:ascii="Times New Roman" w:hAnsi="Times New Roman" w:cs="Times New Roman"/>
+          <w:sz w:val="24"/>
+          <w:szCs w:val="24"/>
+        </w:rPr>
+        <w:t xml:space="preserve"> Tipo</w:t>
+      </w:r>
+      <w:r>
+        <w:rPr>
+          <w:rFonts w:ascii="Times New Roman" w:hAnsi="Times New Roman" w:cs="Times New Roman"/>
+          <w:sz w:val="24"/>
+          <w:szCs w:val="24"/>
+        </w:rPr>
+        <w:t>s</w:t>
+      </w:r>
+      <w:r>
+        <w:rPr>
+          <w:rFonts w:ascii="Times New Roman" w:hAnsi="Times New Roman" w:cs="Times New Roman"/>
+          <w:sz w:val="24"/>
+          <w:szCs w:val="24"/>
+        </w:rPr>
+        <w:t xml:space="preserve"> de trabalho</w:t>
+      </w:r>
+      <w:r>
+        <w:rPr>
+          <w:rFonts w:ascii="Times New Roman" w:hAnsi="Times New Roman" w:cs="Times New Roman"/>
+          <w:sz w:val="24"/>
+          <w:szCs w:val="24"/>
+        </w:rPr>
+        <w:t>s</w:t>
+      </w:r>
+      <w:r>
+        <w:rPr>
+          <w:rFonts w:ascii="Times New Roman" w:hAnsi="Times New Roman" w:cs="Times New Roman"/>
+          <w:sz w:val="24"/>
+          <w:szCs w:val="24"/>
+        </w:rPr>
+        <w:t>:</w:t>
       </w:r>
     </w:p>
     <w:p>
@@ -1658,18 +2130,42 @@
         <w:ind w:left="720" w:right="116"/>
         <w:jc w:val="both"/>
         <w:rPr>
-          <w:rFonts w:ascii="Times New Roman" w:hAnsi="Times New Roman"/>
-          <w:sz w:val="24"/>
-          <w:szCs w:val="24"/>
-        </w:rPr>
-      </w:pPr>
-      <w:r>
-        <w:rPr>
-          <w:rFonts w:ascii="Times New Roman" w:hAnsi="Times New Roman"/>
-          <w:sz w:val="24"/>
-          <w:szCs w:val="24"/>
-        </w:rPr>
-        <w:t>2.1.1 Trabalho de campo clínico ou experimental;</w:t>
+          <w:rFonts w:ascii="Times New Roman" w:hAnsi="Times New Roman" w:cs="Times New Roman"/>
+          <w:sz w:val="24"/>
+          <w:szCs w:val="24"/>
+        </w:rPr>
+      </w:pPr>
+      <w:r>
+        <w:rPr>
+          <w:rFonts w:ascii="Times New Roman" w:hAnsi="Times New Roman" w:cs="Times New Roman"/>
+          <w:sz w:val="24"/>
+          <w:szCs w:val="24"/>
+        </w:rPr>
+        <w:t>2.</w:t>
+      </w:r>
+      <w:r>
+        <w:rPr>
+          <w:rFonts w:ascii="Times New Roman" w:hAnsi="Times New Roman" w:cs="Times New Roman"/>
+          <w:sz w:val="24"/>
+          <w:szCs w:val="24"/>
+        </w:rPr>
+        <w:t>1</w:t>
+      </w:r>
+      <w:r>
+        <w:rPr>
+          <w:rFonts w:ascii="Times New Roman" w:hAnsi="Times New Roman" w:cs="Times New Roman"/>
+          <w:sz w:val="24"/>
+          <w:szCs w:val="24"/>
+        </w:rPr>
+        <w:t xml:space="preserve">.1 </w:t>
+      </w:r>
+      <w:r>
+        <w:rPr>
+          <w:rFonts w:ascii="Times New Roman" w:hAnsi="Times New Roman" w:cs="Times New Roman"/>
+          <w:sz w:val="24"/>
+          <w:szCs w:val="24"/>
+        </w:rPr>
+        <w:t>Trabalho de campo clínico ou experimental;</w:t>
       </w:r>
     </w:p>
     <w:p>
@@ -1681,18 +2177,34 @@
         <w:ind w:left="720" w:right="116"/>
         <w:jc w:val="both"/>
         <w:rPr>
-          <w:rFonts w:ascii="Times New Roman" w:hAnsi="Times New Roman"/>
-          <w:sz w:val="24"/>
-          <w:szCs w:val="24"/>
-        </w:rPr>
-      </w:pPr>
-      <w:r>
-        <w:rPr>
-          <w:rFonts w:ascii="Times New Roman" w:hAnsi="Times New Roman"/>
-          <w:sz w:val="24"/>
-          <w:szCs w:val="24"/>
-        </w:rPr>
-        <w:t>2.1.2 Trabalho de revisão;</w:t>
+          <w:rFonts w:ascii="Times New Roman" w:hAnsi="Times New Roman" w:cs="Times New Roman"/>
+          <w:sz w:val="24"/>
+          <w:szCs w:val="24"/>
+        </w:rPr>
+      </w:pPr>
+      <w:r>
+        <w:rPr>
+          <w:rFonts w:ascii="Times New Roman" w:hAnsi="Times New Roman" w:cs="Times New Roman"/>
+          <w:sz w:val="24"/>
+          <w:szCs w:val="24"/>
+        </w:rPr>
+        <w:t>2.</w:t>
+      </w:r>
+      <w:r>
+        <w:rPr>
+          <w:rFonts w:ascii="Times New Roman" w:hAnsi="Times New Roman" w:cs="Times New Roman"/>
+          <w:sz w:val="24"/>
+          <w:szCs w:val="24"/>
+        </w:rPr>
+        <w:t>1</w:t>
+      </w:r>
+      <w:r>
+        <w:rPr>
+          <w:rFonts w:ascii="Times New Roman" w:hAnsi="Times New Roman" w:cs="Times New Roman"/>
+          <w:sz w:val="24"/>
+          <w:szCs w:val="24"/>
+        </w:rPr>
+        <w:t>.2 Trabalho de revisão;</w:t>
       </w:r>
     </w:p>
     <w:p>
@@ -1704,18 +2216,35 @@
         <w:ind w:left="720" w:right="116"/>
         <w:jc w:val="both"/>
         <w:rPr>
-          <w:rFonts w:ascii="Times New Roman" w:hAnsi="Times New Roman"/>
-          <w:sz w:val="24"/>
-          <w:szCs w:val="24"/>
-        </w:rPr>
-      </w:pPr>
-      <w:r>
-        <w:rPr>
-          <w:rFonts w:ascii="Times New Roman" w:hAnsi="Times New Roman"/>
-          <w:sz w:val="24"/>
-          <w:szCs w:val="24"/>
-        </w:rPr>
-        <w:t>2.1.3 Relato de experiência;</w:t>
+          <w:rFonts w:ascii="Times New Roman" w:hAnsi="Times New Roman" w:cs="Times New Roman"/>
+          <w:sz w:val="24"/>
+          <w:szCs w:val="24"/>
+        </w:rPr>
+      </w:pPr>
+      <w:r>
+        <w:rPr>
+          <w:rFonts w:ascii="Times New Roman" w:hAnsi="Times New Roman" w:cs="Times New Roman"/>
+          <w:sz w:val="24"/>
+          <w:szCs w:val="24"/>
+        </w:rPr>
+        <w:lastRenderedPageBreak/>
+        <w:t>2.</w:t>
+      </w:r>
+      <w:r>
+        <w:rPr>
+          <w:rFonts w:ascii="Times New Roman" w:hAnsi="Times New Roman" w:cs="Times New Roman"/>
+          <w:sz w:val="24"/>
+          <w:szCs w:val="24"/>
+        </w:rPr>
+        <w:t>1</w:t>
+      </w:r>
+      <w:r>
+        <w:rPr>
+          <w:rFonts w:ascii="Times New Roman" w:hAnsi="Times New Roman" w:cs="Times New Roman"/>
+          <w:sz w:val="24"/>
+          <w:szCs w:val="24"/>
+        </w:rPr>
+        <w:t>.3 Relato de experiência;</w:t>
       </w:r>
     </w:p>
     <w:p>
@@ -1727,18 +2256,34 @@
         <w:ind w:left="720" w:right="116"/>
         <w:jc w:val="both"/>
         <w:rPr>
-          <w:rFonts w:ascii="Times New Roman" w:hAnsi="Times New Roman"/>
-          <w:sz w:val="24"/>
-          <w:szCs w:val="24"/>
-        </w:rPr>
-      </w:pPr>
-      <w:r>
-        <w:rPr>
-          <w:rFonts w:ascii="Times New Roman" w:hAnsi="Times New Roman"/>
-          <w:sz w:val="24"/>
-          <w:szCs w:val="24"/>
-        </w:rPr>
-        <w:t>2.1.4 Projeto de pesquisa.</w:t>
+          <w:rFonts w:ascii="Times New Roman" w:hAnsi="Times New Roman" w:cs="Times New Roman"/>
+          <w:sz w:val="24"/>
+          <w:szCs w:val="24"/>
+        </w:rPr>
+      </w:pPr>
+      <w:r>
+        <w:rPr>
+          <w:rFonts w:ascii="Times New Roman" w:hAnsi="Times New Roman" w:cs="Times New Roman"/>
+          <w:sz w:val="24"/>
+          <w:szCs w:val="24"/>
+        </w:rPr>
+        <w:t>2.</w:t>
+      </w:r>
+      <w:r>
+        <w:rPr>
+          <w:rFonts w:ascii="Times New Roman" w:hAnsi="Times New Roman" w:cs="Times New Roman"/>
+          <w:sz w:val="24"/>
+          <w:szCs w:val="24"/>
+        </w:rPr>
+        <w:t>1</w:t>
+      </w:r>
+      <w:r>
+        <w:rPr>
+          <w:rFonts w:ascii="Times New Roman" w:hAnsi="Times New Roman" w:cs="Times New Roman"/>
+          <w:sz w:val="24"/>
+          <w:szCs w:val="24"/>
+        </w:rPr>
+        <w:t>.4 Projeto de pesquisa.</w:t>
       </w:r>
     </w:p>
     <w:p>
@@ -1750,14 +2295,14 @@
         <w:ind w:right="116"/>
         <w:jc w:val="both"/>
         <w:rPr>
-          <w:rFonts w:ascii="Times New Roman" w:hAnsi="Times New Roman"/>
-          <w:sz w:val="24"/>
-          <w:szCs w:val="24"/>
-        </w:rPr>
-      </w:pPr>
-      <w:r>
-        <w:rPr>
-          <w:rFonts w:ascii="Times New Roman" w:hAnsi="Times New Roman"/>
+          <w:rFonts w:ascii="Times New Roman" w:hAnsi="Times New Roman" w:cs="Times New Roman"/>
+          <w:sz w:val="24"/>
+          <w:szCs w:val="24"/>
+        </w:rPr>
+      </w:pPr>
+      <w:r>
+        <w:rPr>
+          <w:rFonts w:ascii="Times New Roman" w:hAnsi="Times New Roman" w:cs="Times New Roman"/>
           <w:sz w:val="24"/>
           <w:szCs w:val="24"/>
         </w:rPr>
@@ -1773,14 +2318,14 @@
         <w:ind w:left="720" w:right="116"/>
         <w:jc w:val="both"/>
         <w:rPr>
-          <w:rFonts w:ascii="Times New Roman" w:hAnsi="Times New Roman"/>
-          <w:sz w:val="24"/>
-          <w:szCs w:val="24"/>
-        </w:rPr>
-      </w:pPr>
-      <w:r>
-        <w:rPr>
-          <w:rFonts w:ascii="Times New Roman" w:hAnsi="Times New Roman"/>
+          <w:rFonts w:ascii="Times New Roman" w:hAnsi="Times New Roman" w:cs="Times New Roman"/>
+          <w:sz w:val="24"/>
+          <w:szCs w:val="24"/>
+        </w:rPr>
+      </w:pPr>
+      <w:r>
+        <w:rPr>
+          <w:rFonts w:ascii="Times New Roman" w:hAnsi="Times New Roman" w:cs="Times New Roman"/>
           <w:sz w:val="24"/>
           <w:szCs w:val="24"/>
         </w:rPr>
@@ -1796,18 +2341,34 @@
         <w:ind w:left="720" w:right="116"/>
         <w:jc w:val="both"/>
         <w:rPr>
-          <w:rFonts w:ascii="Times New Roman" w:hAnsi="Times New Roman"/>
-          <w:sz w:val="24"/>
-          <w:szCs w:val="24"/>
-        </w:rPr>
-      </w:pPr>
-      <w:r>
-        <w:rPr>
-          <w:rFonts w:ascii="Times New Roman" w:hAnsi="Times New Roman"/>
-          <w:sz w:val="24"/>
-          <w:szCs w:val="24"/>
-        </w:rPr>
-        <w:t>2.2.2 Epidemiologia e tratamento de doenças crônicas ou de saúde mental;</w:t>
+          <w:rFonts w:ascii="Times New Roman" w:hAnsi="Times New Roman" w:cs="Times New Roman"/>
+          <w:sz w:val="24"/>
+          <w:szCs w:val="24"/>
+        </w:rPr>
+      </w:pPr>
+      <w:r>
+        <w:rPr>
+          <w:rFonts w:ascii="Times New Roman" w:hAnsi="Times New Roman" w:cs="Times New Roman"/>
+          <w:sz w:val="24"/>
+          <w:szCs w:val="24"/>
+        </w:rPr>
+        <w:t xml:space="preserve">2.2.2 Epidemiologia e tratamento de doenças crônicas ou </w:t>
+      </w:r>
+      <w:r>
+        <w:rPr>
+          <w:rFonts w:ascii="Times New Roman" w:hAnsi="Times New Roman" w:cs="Times New Roman"/>
+          <w:sz w:val="24"/>
+          <w:szCs w:val="24"/>
+        </w:rPr>
+        <w:t xml:space="preserve">de </w:t>
+      </w:r>
+      <w:r>
+        <w:rPr>
+          <w:rFonts w:ascii="Times New Roman" w:hAnsi="Times New Roman" w:cs="Times New Roman"/>
+          <w:sz w:val="24"/>
+          <w:szCs w:val="24"/>
+        </w:rPr>
+        <w:t>saúde mental;</w:t>
       </w:r>
     </w:p>
     <w:p>
@@ -1819,14 +2380,14 @@
         <w:ind w:left="720" w:right="116"/>
         <w:jc w:val="both"/>
         <w:rPr>
-          <w:rFonts w:ascii="Times New Roman" w:hAnsi="Times New Roman"/>
-          <w:sz w:val="24"/>
-          <w:szCs w:val="24"/>
-        </w:rPr>
-      </w:pPr>
-      <w:r>
-        <w:rPr>
-          <w:rFonts w:ascii="Times New Roman" w:hAnsi="Times New Roman"/>
+          <w:rFonts w:ascii="Times New Roman" w:hAnsi="Times New Roman" w:cs="Times New Roman"/>
+          <w:sz w:val="24"/>
+          <w:szCs w:val="24"/>
+        </w:rPr>
+      </w:pPr>
+      <w:r>
+        <w:rPr>
+          <w:rFonts w:ascii="Times New Roman" w:hAnsi="Times New Roman" w:cs="Times New Roman"/>
           <w:sz w:val="24"/>
           <w:szCs w:val="24"/>
         </w:rPr>
@@ -1842,7 +2403,7 @@
         <w:ind w:left="220" w:right="116"/>
         <w:jc w:val="both"/>
         <w:rPr>
-          <w:rFonts w:ascii="Times New Roman" w:hAnsi="Times New Roman"/>
+          <w:rFonts w:ascii="Times New Roman" w:hAnsi="Times New Roman" w:cs="Times New Roman"/>
           <w:sz w:val="24"/>
           <w:szCs w:val="24"/>
         </w:rPr>
@@ -1853,7 +2414,7 @@
         <w:pStyle w:val="PargrafodaLista"/>
         <w:numPr>
           <w:ilvl w:val="0"/>
-          <w:numId w:val="2"/>
+          <w:numId w:val="5"/>
         </w:numPr>
         <w:tabs>
           <w:tab w:val="left" w:pos="284"/>
@@ -1888,21 +2449,87 @@
         <w:ind w:right="115"/>
         <w:jc w:val="both"/>
         <w:rPr>
-          <w:rFonts w:ascii="Times New Roman" w:hAnsi="Times New Roman"/>
-        </w:rPr>
-      </w:pPr>
-      <w:r>
-        <w:rPr>
-          <w:rFonts w:ascii="Times New Roman" w:hAnsi="Times New Roman"/>
-          <w:bCs/>
-          <w:sz w:val="24"/>
-          <w:szCs w:val="24"/>
-        </w:rPr>
-        <w:t xml:space="preserve">O resumo deverá ser elaborado em inglês, sem limite de autores para artigos originais e com limite de 6 autores para artigos de revisão. Obrigatoriamente, deverá ser indicado o nome do professor orientador do trabalho, o qual será o último nome dentre os autores.  </w:t>
-      </w:r>
-      <w:r>
-        <w:rPr>
-          <w:rFonts w:ascii="Times New Roman" w:hAnsi="Times New Roman"/>
+          <w:rFonts w:ascii="Times New Roman" w:hAnsi="Times New Roman" w:cs="Times New Roman"/>
+          <w:bCs/>
+          <w:sz w:val="24"/>
+          <w:szCs w:val="24"/>
+        </w:rPr>
+      </w:pPr>
+      <w:r>
+        <w:rPr>
+          <w:rFonts w:ascii="Times New Roman" w:hAnsi="Times New Roman" w:cs="Times New Roman"/>
+          <w:bCs/>
+          <w:sz w:val="24"/>
+          <w:szCs w:val="24"/>
+        </w:rPr>
+        <w:t xml:space="preserve">O resumo deverá ser elaborado </w:t>
+      </w:r>
+      <w:r>
+        <w:rPr>
+          <w:rFonts w:ascii="Times New Roman" w:hAnsi="Times New Roman" w:cs="Times New Roman"/>
+          <w:bCs/>
+          <w:sz w:val="24"/>
+          <w:szCs w:val="24"/>
+        </w:rPr>
+        <w:t>em</w:t>
+      </w:r>
+      <w:r>
+        <w:rPr>
+          <w:rFonts w:ascii="Times New Roman" w:hAnsi="Times New Roman" w:cs="Times New Roman"/>
+          <w:bCs/>
+          <w:sz w:val="24"/>
+          <w:szCs w:val="24"/>
+        </w:rPr>
+        <w:t xml:space="preserve"> portugês e em </w:t>
+      </w:r>
+      <w:r>
+        <w:rPr>
+          <w:rFonts w:ascii="Times New Roman" w:hAnsi="Times New Roman" w:cs="Times New Roman"/>
+          <w:bCs/>
+          <w:sz w:val="24"/>
+          <w:szCs w:val="24"/>
+        </w:rPr>
+        <w:t>inglês</w:t>
+      </w:r>
+      <w:r>
+        <w:rPr>
+          <w:rFonts w:ascii="Times New Roman" w:hAnsi="Times New Roman" w:cs="Times New Roman"/>
+          <w:bCs/>
+          <w:sz w:val="24"/>
+          <w:szCs w:val="24"/>
+        </w:rPr>
+        <w:t>, sem limite de autores para artigos originais e com limite de 6 autores para artigos de revisão</w:t>
+      </w:r>
+      <w:r>
+        <w:rPr>
+          <w:rFonts w:ascii="Times New Roman" w:hAnsi="Times New Roman" w:cs="Times New Roman"/>
+          <w:bCs/>
+          <w:sz w:val="24"/>
+          <w:szCs w:val="24"/>
+        </w:rPr>
+        <w:t>.</w:t>
+      </w:r>
+      <w:r>
+        <w:rPr>
+          <w:rFonts w:ascii="Times New Roman" w:hAnsi="Times New Roman" w:cs="Times New Roman"/>
+          <w:bCs/>
+          <w:sz w:val="24"/>
+          <w:szCs w:val="24"/>
+        </w:rPr>
+        <w:t xml:space="preserve"> Obrigatoriamente, deverá ser indicado o nome do professor orientador do trabalho, o qual será o último nome dentre os autores. </w:t>
+      </w:r>
+      <w:r>
+        <w:rPr>
+          <w:rFonts w:ascii="Times New Roman" w:hAnsi="Times New Roman" w:cs="Times New Roman"/>
+          <w:bCs/>
+          <w:sz w:val="24"/>
+          <w:szCs w:val="24"/>
+        </w:rPr>
+        <w:t xml:space="preserve"> </w:t>
+      </w:r>
+      <w:r>
+        <w:rPr>
+          <w:rFonts w:ascii="Times New Roman" w:hAnsi="Times New Roman" w:cs="Times New Roman"/>
           <w:sz w:val="24"/>
           <w:szCs w:val="24"/>
         </w:rPr>
@@ -1910,7 +2537,7 @@
       </w:r>
       <w:r>
         <w:rPr>
-          <w:rFonts w:ascii="Times New Roman" w:hAnsi="Times New Roman"/>
+          <w:rFonts w:ascii="Times New Roman" w:hAnsi="Times New Roman" w:cs="Times New Roman"/>
           <w:sz w:val="24"/>
           <w:szCs w:val="24"/>
         </w:rPr>
@@ -1918,7 +2545,7 @@
       </w:r>
       <w:r>
         <w:rPr>
-          <w:rFonts w:ascii="Times New Roman" w:hAnsi="Times New Roman"/>
+          <w:rFonts w:ascii="Times New Roman" w:hAnsi="Times New Roman" w:cs="Times New Roman"/>
           <w:sz w:val="24"/>
           <w:szCs w:val="24"/>
         </w:rPr>
@@ -1926,7 +2553,7 @@
       </w:r>
       <w:r>
         <w:rPr>
-          <w:rFonts w:ascii="Times New Roman" w:hAnsi="Times New Roman"/>
+          <w:rFonts w:ascii="Times New Roman" w:hAnsi="Times New Roman" w:cs="Times New Roman"/>
           <w:sz w:val="24"/>
           <w:szCs w:val="24"/>
         </w:rPr>
@@ -1934,7 +2561,7 @@
       </w:r>
       <w:r>
         <w:rPr>
-          <w:rFonts w:ascii="Times New Roman" w:hAnsi="Times New Roman"/>
+          <w:rFonts w:ascii="Times New Roman" w:hAnsi="Times New Roman" w:cs="Times New Roman"/>
           <w:sz w:val="24"/>
           <w:szCs w:val="24"/>
         </w:rPr>
@@ -1942,7 +2569,7 @@
       </w:r>
       <w:r>
         <w:rPr>
-          <w:rFonts w:ascii="Times New Roman" w:hAnsi="Times New Roman"/>
+          <w:rFonts w:ascii="Times New Roman" w:hAnsi="Times New Roman" w:cs="Times New Roman"/>
           <w:sz w:val="24"/>
           <w:szCs w:val="24"/>
         </w:rPr>
@@ -1950,7 +2577,7 @@
       </w:r>
       <w:r>
         <w:rPr>
-          <w:rFonts w:ascii="Times New Roman" w:hAnsi="Times New Roman"/>
+          <w:rFonts w:ascii="Times New Roman" w:hAnsi="Times New Roman" w:cs="Times New Roman"/>
           <w:sz w:val="24"/>
           <w:szCs w:val="24"/>
         </w:rPr>
@@ -1958,7 +2585,7 @@
       </w:r>
       <w:r>
         <w:rPr>
-          <w:rFonts w:ascii="Times New Roman" w:hAnsi="Times New Roman"/>
+          <w:rFonts w:ascii="Times New Roman" w:hAnsi="Times New Roman" w:cs="Times New Roman"/>
           <w:sz w:val="24"/>
           <w:szCs w:val="24"/>
         </w:rPr>
@@ -1966,7 +2593,7 @@
       </w:r>
       <w:r>
         <w:rPr>
-          <w:rFonts w:ascii="Times New Roman" w:hAnsi="Times New Roman"/>
+          <w:rFonts w:ascii="Times New Roman" w:hAnsi="Times New Roman" w:cs="Times New Roman"/>
           <w:sz w:val="24"/>
           <w:szCs w:val="24"/>
         </w:rPr>
@@ -1974,7 +2601,7 @@
       </w:r>
       <w:r>
         <w:rPr>
-          <w:rFonts w:ascii="Times New Roman" w:hAnsi="Times New Roman"/>
+          <w:rFonts w:ascii="Times New Roman" w:hAnsi="Times New Roman" w:cs="Times New Roman"/>
           <w:sz w:val="24"/>
           <w:szCs w:val="24"/>
         </w:rPr>
@@ -1982,7 +2609,7 @@
       </w:r>
       <w:r>
         <w:rPr>
-          <w:rFonts w:ascii="Times New Roman" w:hAnsi="Times New Roman"/>
+          <w:rFonts w:ascii="Times New Roman" w:hAnsi="Times New Roman" w:cs="Times New Roman"/>
           <w:sz w:val="24"/>
           <w:szCs w:val="24"/>
         </w:rPr>
@@ -1990,7 +2617,7 @@
       </w:r>
       <w:r>
         <w:rPr>
-          <w:rFonts w:ascii="Times New Roman" w:hAnsi="Times New Roman"/>
+          <w:rFonts w:ascii="Times New Roman" w:hAnsi="Times New Roman" w:cs="Times New Roman"/>
           <w:sz w:val="24"/>
           <w:szCs w:val="24"/>
         </w:rPr>
@@ -1998,7 +2625,7 @@
       </w:r>
       <w:r>
         <w:rPr>
-          <w:rFonts w:ascii="Times New Roman" w:hAnsi="Times New Roman"/>
+          <w:rFonts w:ascii="Times New Roman" w:hAnsi="Times New Roman" w:cs="Times New Roman"/>
           <w:sz w:val="24"/>
           <w:szCs w:val="24"/>
         </w:rPr>
@@ -2006,7 +2633,7 @@
       </w:r>
       <w:r>
         <w:rPr>
-          <w:rFonts w:ascii="Times New Roman" w:hAnsi="Times New Roman"/>
+          <w:rFonts w:ascii="Times New Roman" w:hAnsi="Times New Roman" w:cs="Times New Roman"/>
           <w:sz w:val="24"/>
           <w:szCs w:val="24"/>
         </w:rPr>
@@ -2014,7 +2641,7 @@
       </w:r>
       <w:r>
         <w:rPr>
-          <w:rFonts w:ascii="Times New Roman" w:hAnsi="Times New Roman"/>
+          <w:rFonts w:ascii="Times New Roman" w:hAnsi="Times New Roman" w:cs="Times New Roman"/>
           <w:sz w:val="24"/>
           <w:szCs w:val="24"/>
         </w:rPr>
@@ -2022,7 +2649,7 @@
       </w:r>
       <w:r>
         <w:rPr>
-          <w:rFonts w:ascii="Times New Roman" w:hAnsi="Times New Roman"/>
+          <w:rFonts w:ascii="Times New Roman" w:hAnsi="Times New Roman" w:cs="Times New Roman"/>
           <w:i/>
           <w:iCs/>
           <w:sz w:val="24"/>
@@ -2032,7 +2659,7 @@
       </w:r>
       <w:r>
         <w:rPr>
-          <w:rFonts w:ascii="Times New Roman" w:hAnsi="Times New Roman"/>
+          <w:rFonts w:ascii="Times New Roman" w:hAnsi="Times New Roman" w:cs="Times New Roman"/>
           <w:sz w:val="24"/>
           <w:szCs w:val="24"/>
         </w:rPr>
@@ -2040,7 +2667,7 @@
       </w:r>
       <w:r>
         <w:rPr>
-          <w:rFonts w:ascii="Times New Roman" w:hAnsi="Times New Roman"/>
+          <w:rFonts w:ascii="Times New Roman" w:hAnsi="Times New Roman" w:cs="Times New Roman"/>
           <w:sz w:val="24"/>
           <w:szCs w:val="24"/>
         </w:rPr>
@@ -2048,7 +2675,7 @@
       </w:r>
       <w:r>
         <w:rPr>
-          <w:rFonts w:ascii="Times New Roman" w:hAnsi="Times New Roman"/>
+          <w:rFonts w:ascii="Times New Roman" w:hAnsi="Times New Roman" w:cs="Times New Roman"/>
           <w:sz w:val="24"/>
           <w:szCs w:val="24"/>
         </w:rPr>
@@ -2056,7 +2683,7 @@
       </w:r>
       <w:r>
         <w:rPr>
-          <w:rFonts w:ascii="Times New Roman" w:hAnsi="Times New Roman"/>
+          <w:rFonts w:ascii="Times New Roman" w:hAnsi="Times New Roman" w:cs="Times New Roman"/>
           <w:sz w:val="24"/>
           <w:szCs w:val="24"/>
         </w:rPr>
@@ -2064,7 +2691,7 @@
       </w:r>
       <w:r>
         <w:rPr>
-          <w:rFonts w:ascii="Times New Roman" w:hAnsi="Times New Roman"/>
+          <w:rFonts w:ascii="Times New Roman" w:hAnsi="Times New Roman" w:cs="Times New Roman"/>
           <w:sz w:val="24"/>
           <w:szCs w:val="24"/>
         </w:rPr>
@@ -2072,7 +2699,7 @@
       </w:r>
       <w:r>
         <w:rPr>
-          <w:rFonts w:ascii="Times New Roman" w:hAnsi="Times New Roman"/>
+          <w:rFonts w:ascii="Times New Roman" w:hAnsi="Times New Roman" w:cs="Times New Roman"/>
           <w:sz w:val="24"/>
           <w:szCs w:val="24"/>
         </w:rPr>
@@ -2080,7 +2707,7 @@
       </w:r>
       <w:r>
         <w:rPr>
-          <w:rFonts w:ascii="Times New Roman" w:hAnsi="Times New Roman"/>
+          <w:rFonts w:ascii="Times New Roman" w:hAnsi="Times New Roman" w:cs="Times New Roman"/>
           <w:sz w:val="24"/>
           <w:szCs w:val="24"/>
         </w:rPr>
@@ -2088,15 +2715,127 @@
       </w:r>
       <w:r>
         <w:rPr>
-          <w:rFonts w:ascii="Times New Roman" w:hAnsi="Times New Roman"/>
-          <w:sz w:val="24"/>
-          <w:szCs w:val="24"/>
-        </w:rPr>
-        <w:t>, resultados (parciais, preliminares ou esperados), conclusão (para trabalhos) e hipótese (para projetos), além de palavras-chave (entre 3 e 5), separadas por ponto e vírgula)</w:t>
-      </w:r>
-      <w:r>
-        <w:rPr>
-          <w:rFonts w:ascii="Times New Roman" w:hAnsi="Times New Roman"/>
+          <w:rFonts w:ascii="Times New Roman" w:hAnsi="Times New Roman" w:cs="Times New Roman"/>
+          <w:sz w:val="24"/>
+          <w:szCs w:val="24"/>
+        </w:rPr>
+        <w:t>, resultados (parciais</w:t>
+      </w:r>
+      <w:r>
+        <w:rPr>
+          <w:rFonts w:ascii="Times New Roman" w:hAnsi="Times New Roman" w:cs="Times New Roman"/>
+          <w:sz w:val="24"/>
+          <w:szCs w:val="24"/>
+        </w:rPr>
+        <w:t>,</w:t>
+      </w:r>
+      <w:r>
+        <w:rPr>
+          <w:rFonts w:ascii="Times New Roman" w:hAnsi="Times New Roman" w:cs="Times New Roman"/>
+          <w:sz w:val="24"/>
+          <w:szCs w:val="24"/>
+        </w:rPr>
+        <w:t xml:space="preserve"> preliminares</w:t>
+      </w:r>
+      <w:r>
+        <w:rPr>
+          <w:rFonts w:ascii="Times New Roman" w:hAnsi="Times New Roman" w:cs="Times New Roman"/>
+          <w:sz w:val="24"/>
+          <w:szCs w:val="24"/>
+        </w:rPr>
+        <w:t xml:space="preserve"> ou esperados</w:t>
+      </w:r>
+      <w:r>
+        <w:rPr>
+          <w:rFonts w:ascii="Times New Roman" w:hAnsi="Times New Roman" w:cs="Times New Roman"/>
+          <w:sz w:val="24"/>
+          <w:szCs w:val="24"/>
+        </w:rPr>
+        <w:t>)</w:t>
+      </w:r>
+      <w:r>
+        <w:rPr>
+          <w:rFonts w:ascii="Times New Roman" w:hAnsi="Times New Roman" w:cs="Times New Roman"/>
+          <w:sz w:val="24"/>
+          <w:szCs w:val="24"/>
+        </w:rPr>
+        <w:t xml:space="preserve">, </w:t>
+      </w:r>
+      <w:r>
+        <w:rPr>
+          <w:rFonts w:ascii="Times New Roman" w:hAnsi="Times New Roman" w:cs="Times New Roman"/>
+          <w:sz w:val="24"/>
+          <w:szCs w:val="24"/>
+        </w:rPr>
+        <w:t>conclusão</w:t>
+      </w:r>
+      <w:r>
+        <w:rPr>
+          <w:rFonts w:ascii="Times New Roman" w:hAnsi="Times New Roman" w:cs="Times New Roman"/>
+          <w:sz w:val="24"/>
+          <w:szCs w:val="24"/>
+        </w:rPr>
+        <w:t xml:space="preserve"> (para trabalhos)</w:t>
+      </w:r>
+      <w:r>
+        <w:rPr>
+          <w:rFonts w:ascii="Times New Roman" w:hAnsi="Times New Roman" w:cs="Times New Roman"/>
+          <w:sz w:val="24"/>
+          <w:szCs w:val="24"/>
+        </w:rPr>
+        <w:t xml:space="preserve"> e</w:t>
+      </w:r>
+      <w:r>
+        <w:rPr>
+          <w:rFonts w:ascii="Times New Roman" w:hAnsi="Times New Roman" w:cs="Times New Roman"/>
+          <w:sz w:val="24"/>
+          <w:szCs w:val="24"/>
+        </w:rPr>
+        <w:t xml:space="preserve"> hipótese (para projetos)</w:t>
+      </w:r>
+      <w:r>
+        <w:rPr>
+          <w:rFonts w:ascii="Times New Roman" w:hAnsi="Times New Roman" w:cs="Times New Roman"/>
+          <w:sz w:val="24"/>
+          <w:szCs w:val="24"/>
+        </w:rPr>
+        <w:t xml:space="preserve">, além de </w:t>
+      </w:r>
+      <w:r>
+        <w:rPr>
+          <w:rFonts w:ascii="Times New Roman" w:hAnsi="Times New Roman" w:cs="Times New Roman"/>
+          <w:sz w:val="24"/>
+          <w:szCs w:val="24"/>
+        </w:rPr>
+        <w:t>palavras-chave (</w:t>
+      </w:r>
+      <w:r>
+        <w:rPr>
+          <w:rFonts w:ascii="Times New Roman" w:hAnsi="Times New Roman" w:cs="Times New Roman"/>
+          <w:sz w:val="24"/>
+          <w:szCs w:val="24"/>
+        </w:rPr>
+        <w:t>entre 3 e 5)</w:t>
+      </w:r>
+      <w:r>
+        <w:rPr>
+          <w:rFonts w:ascii="Times New Roman" w:hAnsi="Times New Roman" w:cs="Times New Roman"/>
+          <w:sz w:val="24"/>
+          <w:szCs w:val="24"/>
+        </w:rPr>
+        <w:t>, separadas por ponto e vírgula</w:t>
+      </w:r>
+      <w:r>
+        <w:rPr>
+          <w:rFonts w:ascii="Times New Roman" w:hAnsi="Times New Roman" w:cs="Times New Roman"/>
+          <w:sz w:val="24"/>
+          <w:szCs w:val="24"/>
+        </w:rPr>
+        <w:t>)</w:t>
+      </w:r>
+      <w:r>
+        <w:rPr>
+          <w:rFonts w:ascii="Times New Roman" w:hAnsi="Times New Roman" w:cs="Times New Roman"/>
           <w:sz w:val="24"/>
           <w:szCs w:val="24"/>
         </w:rPr>
@@ -2104,7 +2843,7 @@
       </w:r>
       <w:r>
         <w:rPr>
-          <w:rFonts w:ascii="Times New Roman" w:hAnsi="Times New Roman"/>
+          <w:rFonts w:ascii="Times New Roman" w:hAnsi="Times New Roman" w:cs="Times New Roman"/>
           <w:bCs/>
           <w:sz w:val="24"/>
           <w:szCs w:val="24"/>
@@ -2113,7 +2852,7 @@
       </w:r>
       <w:r>
         <w:rPr>
-          <w:rFonts w:ascii="Times New Roman" w:hAnsi="Times New Roman"/>
+          <w:rFonts w:ascii="Times New Roman" w:hAnsi="Times New Roman" w:cs="Times New Roman"/>
           <w:sz w:val="24"/>
           <w:szCs w:val="24"/>
         </w:rPr>
@@ -2121,71 +2860,72 @@
       </w:r>
       <w:r>
         <w:rPr>
-          <w:rFonts w:ascii="Times New Roman" w:hAnsi="Times New Roman"/>
-          <w:sz w:val="24"/>
-          <w:szCs w:val="24"/>
-        </w:rPr>
-        <w:t xml:space="preserve">palavras, sem contar o título, os nomes dos autores, a filiação e as </w:t>
-      </w:r>
-      <w:r>
-        <w:rPr>
-          <w:rFonts w:ascii="Times New Roman" w:hAnsi="Times New Roman"/>
-          <w:sz w:val="24"/>
-          <w:szCs w:val="24"/>
-        </w:rPr>
-        <w:t>palavras-chave.</w:t>
-      </w:r>
-      <w:r>
-        <w:rPr>
-          <w:rFonts w:ascii="Times New Roman" w:hAnsi="Times New Roman"/>
-        </w:rPr>
-        <w:t xml:space="preserve"> Usar</w:t>
-      </w:r>
-      <w:r>
-        <w:rPr>
-          <w:rFonts w:ascii="Times New Roman" w:hAnsi="Times New Roman"/>
-        </w:rPr>
-        <w:t xml:space="preserve"> </w:t>
-      </w:r>
-      <w:r>
-        <w:rPr>
-          <w:rFonts w:ascii="Times New Roman" w:hAnsi="Times New Roman"/>
+          <w:rFonts w:ascii="Times New Roman" w:hAnsi="Times New Roman" w:cs="Times New Roman"/>
+          <w:sz w:val="24"/>
+          <w:szCs w:val="24"/>
+        </w:rPr>
+        <w:t>palavras, sem contar o título, os nomes dos autores, a filiação e as palavras-chave.</w:t>
+      </w:r>
+    </w:p>
+    <w:p>
+      <w:pPr>
+        <w:pStyle w:val="Default"/>
+        <w:tabs>
+          <w:tab w:val="left" w:pos="284"/>
+        </w:tabs>
+        <w:spacing w:line="360" w:lineRule="auto"/>
+        <w:jc w:val="both"/>
+        <w:rPr>
+          <w:rFonts w:ascii="Times New Roman" w:hAnsi="Times New Roman" w:cs="Times New Roman"/>
+          <w:color w:val="auto"/>
+        </w:rPr>
+      </w:pPr>
+      <w:r>
+        <w:rPr>
+          <w:rFonts w:ascii="Times New Roman" w:hAnsi="Times New Roman" w:cs="Times New Roman"/>
+          <w:color w:val="auto"/>
+        </w:rPr>
+        <w:t xml:space="preserve">Usar </w:t>
+      </w:r>
+      <w:r>
+        <w:rPr>
+          <w:rFonts w:ascii="Times New Roman" w:hAnsi="Times New Roman" w:cs="Times New Roman"/>
+          <w:color w:val="auto"/>
         </w:rPr>
         <w:t>modelo</w:t>
       </w:r>
       <w:r>
         <w:rPr>
-          <w:rFonts w:ascii="Times New Roman" w:hAnsi="Times New Roman"/>
+          <w:rFonts w:ascii="Times New Roman" w:hAnsi="Times New Roman" w:cs="Times New Roman"/>
+          <w:color w:val="auto"/>
         </w:rPr>
         <w:t xml:space="preserve"> para a elaboração do resumo</w:t>
       </w:r>
       <w:r>
         <w:rPr>
-          <w:rFonts w:ascii="Times New Roman" w:hAnsi="Times New Roman"/>
+          <w:rFonts w:ascii="Times New Roman" w:hAnsi="Times New Roman" w:cs="Times New Roman"/>
+          <w:color w:val="auto"/>
         </w:rPr>
         <w:t xml:space="preserve"> (</w:t>
       </w:r>
-      <w:hyperlink r:id="rId9" w:history="1">
-        <w:r>
-          <w:rPr>
-            <w:rStyle w:val="Hyperlink"/>
-            <w:rFonts w:ascii="Times New Roman" w:hAnsi="Times New Roman"/>
-            <w:sz w:val="22"/>
-            <w:szCs w:val="22"/>
-            <w:bdr w:val="none" w:sz="0" w:space="0" w:color="auto"/>
-          </w:rPr>
-          <w:t>https://www.sicsunimar.com.br/#submissao</w:t>
-        </w:r>
-      </w:hyperlink>
-      <w:r>
-        <w:rPr>
-          <w:rFonts w:ascii="Times New Roman" w:hAnsi="Times New Roman"/>
+      <w:r>
+        <w:rPr>
+          <w:rFonts w:ascii="Times New Roman" w:hAnsi="Times New Roman" w:cs="Times New Roman"/>
+          <w:color w:val="auto"/>
+        </w:rPr>
+        <w:t>https://www.sicsunimar.com.br/#submissao</w:t>
+      </w:r>
+      <w:r>
+        <w:rPr>
+          <w:rFonts w:ascii="Times New Roman" w:hAnsi="Times New Roman" w:cs="Times New Roman"/>
+          <w:color w:val="auto"/>
         </w:rPr>
         <w:t>)</w:t>
       </w:r>
       <w:r>
         <w:rPr>
-          <w:rFonts w:ascii="Times New Roman" w:hAnsi="Times New Roman"/>
+          <w:rFonts w:ascii="Times New Roman" w:hAnsi="Times New Roman" w:cs="Times New Roman"/>
+          <w:color w:val="auto"/>
         </w:rPr>
         <w:t>.</w:t>
       </w:r>
@@ -2199,7 +2939,7 @@
         <w:spacing w:line="360" w:lineRule="auto"/>
         <w:jc w:val="both"/>
         <w:rPr>
-          <w:rFonts w:ascii="Times New Roman" w:hAnsi="Times New Roman"/>
+          <w:rFonts w:ascii="Times New Roman" w:hAnsi="Times New Roman" w:cs="Times New Roman"/>
           <w:b/>
           <w:sz w:val="24"/>
           <w:szCs w:val="24"/>
@@ -2211,7 +2951,7 @@
         <w:pStyle w:val="PargrafodaLista"/>
         <w:numPr>
           <w:ilvl w:val="0"/>
-          <w:numId w:val="2"/>
+          <w:numId w:val="5"/>
         </w:numPr>
         <w:tabs>
           <w:tab w:val="left" w:pos="284"/>
@@ -2234,7 +2974,7 @@
           <w:sz w:val="24"/>
           <w:szCs w:val="24"/>
         </w:rPr>
-        <w:t xml:space="preserve">Inscrição e submissão do </w:t>
+        <w:t xml:space="preserve">Inscrição e </w:t>
       </w:r>
       <w:r>
         <w:rPr>
@@ -2243,9 +2983,8 @@
           <w:sz w:val="24"/>
           <w:szCs w:val="24"/>
         </w:rPr>
-        <w:t xml:space="preserve">resumo e </w:t>
-      </w:r>
-      <w:proofErr w:type="spellStart"/>
+        <w:t>s</w:t>
+      </w:r>
       <w:r>
         <w:rPr>
           <w:rFonts w:ascii="Times New Roman" w:hAnsi="Times New Roman" w:cs="Times New Roman"/>
@@ -2253,9 +2992,35 @@
           <w:sz w:val="24"/>
           <w:szCs w:val="24"/>
         </w:rPr>
-        <w:t>pôster</w:t>
-      </w:r>
-      <w:proofErr w:type="spellEnd"/>
+        <w:t>ubmissão d</w:t>
+      </w:r>
+      <w:r>
+        <w:rPr>
+          <w:rFonts w:ascii="Times New Roman" w:hAnsi="Times New Roman" w:cs="Times New Roman"/>
+          <w:b/>
+          <w:sz w:val="24"/>
+          <w:szCs w:val="24"/>
+        </w:rPr>
+        <w:t xml:space="preserve">o </w:t>
+      </w:r>
+      <w:r>
+        <w:rPr>
+          <w:rFonts w:ascii="Times New Roman" w:hAnsi="Times New Roman" w:cs="Times New Roman"/>
+          <w:b/>
+          <w:sz w:val="24"/>
+          <w:szCs w:val="24"/>
+        </w:rPr>
+        <w:t>resumo</w:t>
+      </w:r>
+      <w:r>
+        <w:rPr>
+          <w:rFonts w:ascii="Times New Roman" w:hAnsi="Times New Roman" w:cs="Times New Roman"/>
+          <w:b/>
+          <w:sz w:val="24"/>
+          <w:szCs w:val="24"/>
+        </w:rPr>
+        <w:t xml:space="preserve"> e pôster</w:t>
+      </w:r>
     </w:p>
     <w:p>
       <w:pPr>
@@ -2266,22 +3031,30 @@
         <w:ind w:right="115"/>
         <w:jc w:val="both"/>
         <w:rPr>
-          <w:rFonts w:ascii="Times New Roman" w:hAnsi="Times New Roman"/>
-          <w:sz w:val="24"/>
-          <w:szCs w:val="24"/>
-        </w:rPr>
-      </w:pPr>
-      <w:r>
-        <w:rPr>
-          <w:rFonts w:ascii="Times New Roman" w:hAnsi="Times New Roman"/>
-          <w:sz w:val="24"/>
-          <w:szCs w:val="24"/>
-        </w:rPr>
-        <w:t xml:space="preserve">Para submeter o </w:t>
-      </w:r>
-      <w:r>
-        <w:rPr>
-          <w:rFonts w:ascii="Times New Roman" w:hAnsi="Times New Roman"/>
+          <w:rFonts w:ascii="Times New Roman" w:hAnsi="Times New Roman" w:cs="Times New Roman"/>
+          <w:sz w:val="24"/>
+          <w:szCs w:val="24"/>
+        </w:rPr>
+      </w:pPr>
+      <w:r>
+        <w:rPr>
+          <w:rFonts w:ascii="Times New Roman" w:hAnsi="Times New Roman" w:cs="Times New Roman"/>
+          <w:sz w:val="24"/>
+          <w:szCs w:val="24"/>
+        </w:rPr>
+        <w:t xml:space="preserve">Para submeter </w:t>
+      </w:r>
+      <w:r>
+        <w:rPr>
+          <w:rFonts w:ascii="Times New Roman" w:hAnsi="Times New Roman" w:cs="Times New Roman"/>
+          <w:sz w:val="24"/>
+          <w:szCs w:val="24"/>
+        </w:rPr>
+        <w:t xml:space="preserve">o </w:t>
+      </w:r>
+      <w:r>
+        <w:rPr>
+          <w:rFonts w:ascii="Times New Roman" w:hAnsi="Times New Roman" w:cs="Times New Roman"/>
           <w:sz w:val="24"/>
           <w:szCs w:val="24"/>
         </w:rPr>
@@ -2289,15 +3062,23 @@
       </w:r>
       <w:r>
         <w:rPr>
-          <w:rFonts w:ascii="Times New Roman" w:hAnsi="Times New Roman"/>
-          <w:sz w:val="24"/>
-          <w:szCs w:val="24"/>
-        </w:rPr>
-        <w:t xml:space="preserve"> ao </w:t>
-      </w:r>
-      <w:r>
-        <w:rPr>
-          <w:rFonts w:ascii="Times New Roman" w:hAnsi="Times New Roman"/>
+          <w:rFonts w:ascii="Times New Roman" w:hAnsi="Times New Roman" w:cs="Times New Roman"/>
+          <w:sz w:val="24"/>
+          <w:szCs w:val="24"/>
+        </w:rPr>
+        <w:t xml:space="preserve"> </w:t>
+      </w:r>
+      <w:r>
+        <w:rPr>
+          <w:rFonts w:ascii="Times New Roman" w:hAnsi="Times New Roman" w:cs="Times New Roman"/>
+          <w:sz w:val="24"/>
+          <w:szCs w:val="24"/>
+        </w:rPr>
+        <w:t xml:space="preserve">ao </w:t>
+      </w:r>
+      <w:r>
+        <w:rPr>
+          <w:rFonts w:ascii="Times New Roman" w:hAnsi="Times New Roman" w:cs="Times New Roman"/>
           <w:b/>
           <w:bCs/>
           <w:sz w:val="24"/>
@@ -2307,7 +3088,7 @@
       </w:r>
       <w:r>
         <w:rPr>
-          <w:rFonts w:ascii="Times New Roman" w:hAnsi="Times New Roman"/>
+          <w:rFonts w:ascii="Times New Roman" w:hAnsi="Times New Roman" w:cs="Times New Roman"/>
           <w:sz w:val="24"/>
           <w:szCs w:val="24"/>
         </w:rPr>
@@ -2315,7 +3096,7 @@
       </w:r>
       <w:r>
         <w:rPr>
-          <w:rFonts w:ascii="Times New Roman" w:hAnsi="Times New Roman"/>
+          <w:rFonts w:ascii="Times New Roman" w:hAnsi="Times New Roman" w:cs="Times New Roman"/>
           <w:b/>
           <w:bCs/>
           <w:sz w:val="24"/>
@@ -2325,7 +3106,7 @@
       </w:r>
       <w:r>
         <w:rPr>
-          <w:rFonts w:ascii="Times New Roman" w:hAnsi="Times New Roman"/>
+          <w:rFonts w:ascii="Times New Roman" w:hAnsi="Times New Roman" w:cs="Times New Roman"/>
           <w:b/>
           <w:bCs/>
           <w:sz w:val="24"/>
@@ -2335,7 +3116,7 @@
       </w:r>
       <w:r>
         <w:rPr>
-          <w:rFonts w:ascii="Times New Roman" w:hAnsi="Times New Roman"/>
+          <w:rFonts w:ascii="Times New Roman" w:hAnsi="Times New Roman" w:cs="Times New Roman"/>
           <w:b/>
           <w:bCs/>
           <w:sz w:val="24"/>
@@ -2345,17 +3126,37 @@
       </w:r>
       <w:r>
         <w:rPr>
-          <w:rFonts w:ascii="Times New Roman" w:hAnsi="Times New Roman"/>
+          <w:rFonts w:ascii="Times New Roman" w:hAnsi="Times New Roman" w:cs="Times New Roman"/>
           <w:b/>
           <w:bCs/>
           <w:sz w:val="24"/>
           <w:szCs w:val="24"/>
         </w:rPr>
-        <w:t>Doenças Crônicas e Saúde Mental</w:t>
-      </w:r>
-      <w:r>
-        <w:rPr>
-          <w:rFonts w:ascii="Times New Roman" w:hAnsi="Times New Roman"/>
+        <w:t xml:space="preserve">Doenças Crônicas </w:t>
+      </w:r>
+      <w:r>
+        <w:rPr>
+          <w:rFonts w:ascii="Times New Roman" w:hAnsi="Times New Roman" w:cs="Times New Roman"/>
+          <w:b/>
+          <w:bCs/>
+          <w:sz w:val="24"/>
+          <w:szCs w:val="24"/>
+        </w:rPr>
+        <w:t xml:space="preserve">e </w:t>
+      </w:r>
+      <w:r>
+        <w:rPr>
+          <w:rFonts w:ascii="Times New Roman" w:hAnsi="Times New Roman" w:cs="Times New Roman"/>
+          <w:b/>
+          <w:bCs/>
+          <w:sz w:val="24"/>
+          <w:szCs w:val="24"/>
+        </w:rPr>
+        <w:t>Saúde Mental</w:t>
+      </w:r>
+      <w:r>
+        <w:rPr>
+          <w:rFonts w:ascii="Times New Roman" w:hAnsi="Times New Roman" w:cs="Times New Roman"/>
           <w:sz w:val="24"/>
           <w:szCs w:val="24"/>
         </w:rPr>
@@ -2363,23 +3164,47 @@
       </w:r>
       <w:r>
         <w:rPr>
-          <w:rFonts w:ascii="Times New Roman" w:hAnsi="Times New Roman"/>
-          <w:sz w:val="24"/>
-          <w:szCs w:val="24"/>
-        </w:rPr>
-        <w:t>apenas um</w:t>
-      </w:r>
-      <w:r>
-        <w:rPr>
-          <w:rFonts w:ascii="Times New Roman" w:hAnsi="Times New Roman"/>
-          <w:sz w:val="24"/>
-          <w:szCs w:val="24"/>
-        </w:rPr>
-        <w:t xml:space="preserve"> dos autores </w:t>
-      </w:r>
-      <w:r>
-        <w:rPr>
-          <w:rFonts w:ascii="Times New Roman" w:hAnsi="Times New Roman"/>
+          <w:rFonts w:ascii="Times New Roman" w:hAnsi="Times New Roman" w:cs="Times New Roman"/>
+          <w:sz w:val="24"/>
+          <w:szCs w:val="24"/>
+        </w:rPr>
+        <w:t xml:space="preserve">apenas </w:t>
+      </w:r>
+      <w:r>
+        <w:rPr>
+          <w:rFonts w:ascii="Times New Roman" w:hAnsi="Times New Roman" w:cs="Times New Roman"/>
+          <w:sz w:val="24"/>
+          <w:szCs w:val="24"/>
+        </w:rPr>
+        <w:t>um</w:t>
+      </w:r>
+      <w:r>
+        <w:rPr>
+          <w:rFonts w:ascii="Times New Roman" w:hAnsi="Times New Roman" w:cs="Times New Roman"/>
+          <w:sz w:val="24"/>
+          <w:szCs w:val="24"/>
+        </w:rPr>
+        <w:t xml:space="preserve"> do</w:t>
+      </w:r>
+      <w:r>
+        <w:rPr>
+          <w:rFonts w:ascii="Times New Roman" w:hAnsi="Times New Roman" w:cs="Times New Roman"/>
+          <w:sz w:val="24"/>
+          <w:szCs w:val="24"/>
+        </w:rPr>
+        <w:t>s autores</w:t>
+      </w:r>
+      <w:r>
+        <w:rPr>
+          <w:rFonts w:ascii="Times New Roman" w:hAnsi="Times New Roman" w:cs="Times New Roman"/>
+          <w:sz w:val="24"/>
+          <w:szCs w:val="24"/>
+        </w:rPr>
+        <w:t xml:space="preserve"> </w:t>
+      </w:r>
+      <w:r>
+        <w:rPr>
+          <w:rFonts w:ascii="Times New Roman" w:hAnsi="Times New Roman" w:cs="Times New Roman"/>
           <w:sz w:val="24"/>
           <w:szCs w:val="24"/>
         </w:rPr>
@@ -2387,7 +3212,7 @@
       </w:r>
       <w:r>
         <w:rPr>
-          <w:rFonts w:ascii="Times New Roman" w:hAnsi="Times New Roman"/>
+          <w:rFonts w:ascii="Times New Roman" w:hAnsi="Times New Roman" w:cs="Times New Roman"/>
           <w:sz w:val="24"/>
           <w:szCs w:val="24"/>
         </w:rPr>
@@ -2395,7 +3220,7 @@
       </w:r>
       <w:r>
         <w:rPr>
-          <w:rFonts w:ascii="Times New Roman" w:hAnsi="Times New Roman"/>
+          <w:rFonts w:ascii="Times New Roman" w:hAnsi="Times New Roman" w:cs="Times New Roman"/>
           <w:sz w:val="24"/>
           <w:szCs w:val="24"/>
         </w:rPr>
@@ -2403,7 +3228,7 @@
       </w:r>
       <w:r>
         <w:rPr>
-          <w:rFonts w:ascii="Times New Roman" w:hAnsi="Times New Roman"/>
+          <w:rFonts w:ascii="Times New Roman" w:hAnsi="Times New Roman" w:cs="Times New Roman"/>
           <w:sz w:val="24"/>
           <w:szCs w:val="24"/>
         </w:rPr>
@@ -2411,23 +3236,48 @@
       </w:r>
       <w:r>
         <w:rPr>
-          <w:rFonts w:ascii="Times New Roman" w:hAnsi="Times New Roman"/>
-          <w:sz w:val="24"/>
-          <w:szCs w:val="24"/>
-        </w:rPr>
-        <w:t xml:space="preserve">o resumo em </w:t>
-      </w:r>
-      <w:r>
-        <w:rPr>
-          <w:rFonts w:ascii="Times New Roman" w:hAnsi="Times New Roman"/>
-          <w:sz w:val="24"/>
-          <w:szCs w:val="24"/>
+          <w:rFonts w:ascii="Times New Roman" w:hAnsi="Times New Roman" w:cs="Times New Roman"/>
+          <w:sz w:val="24"/>
+          <w:szCs w:val="24"/>
+        </w:rPr>
+        <w:t xml:space="preserve">o </w:t>
+      </w:r>
+      <w:r>
+        <w:rPr>
+          <w:rFonts w:ascii="Times New Roman" w:hAnsi="Times New Roman" w:cs="Times New Roman"/>
+          <w:sz w:val="24"/>
+          <w:szCs w:val="24"/>
+        </w:rPr>
+        <w:t>resumo</w:t>
+      </w:r>
+      <w:r>
+        <w:rPr>
+          <w:rFonts w:ascii="Times New Roman" w:hAnsi="Times New Roman" w:cs="Times New Roman"/>
+          <w:sz w:val="24"/>
+          <w:szCs w:val="24"/>
+        </w:rPr>
+        <w:t xml:space="preserve"> </w:t>
+      </w:r>
+      <w:r>
+        <w:rPr>
+          <w:rFonts w:ascii="Times New Roman" w:hAnsi="Times New Roman" w:cs="Times New Roman"/>
+          <w:sz w:val="24"/>
+          <w:szCs w:val="24"/>
+        </w:rPr>
+        <w:t xml:space="preserve">em </w:t>
+      </w:r>
+      <w:r>
+        <w:rPr>
+          <w:rFonts w:ascii="Times New Roman" w:hAnsi="Times New Roman" w:cs="Times New Roman"/>
+          <w:sz w:val="24"/>
+          <w:szCs w:val="24"/>
+          <w:lang w:val="pt-BR"/>
         </w:rPr>
         <w:t xml:space="preserve">arquivo do </w:t>
       </w:r>
       <w:r>
         <w:rPr>
-          <w:rFonts w:ascii="Times New Roman" w:hAnsi="Times New Roman"/>
+          <w:rFonts w:ascii="Times New Roman" w:hAnsi="Times New Roman" w:cs="Times New Roman"/>
           <w:sz w:val="24"/>
           <w:szCs w:val="24"/>
         </w:rPr>
@@ -2435,51 +3285,47 @@
       </w:r>
       <w:r>
         <w:rPr>
-          <w:rFonts w:ascii="Times New Roman" w:hAnsi="Times New Roman"/>
-          <w:sz w:val="24"/>
-          <w:szCs w:val="24"/>
-        </w:rPr>
-        <w:t xml:space="preserve"> (formato .</w:t>
-      </w:r>
-      <w:proofErr w:type="spellStart"/>
-      <w:r>
-        <w:rPr>
-          <w:rFonts w:ascii="Times New Roman" w:hAnsi="Times New Roman"/>
-          <w:sz w:val="24"/>
-          <w:szCs w:val="24"/>
-        </w:rPr>
-        <w:t>doc</w:t>
-      </w:r>
-      <w:proofErr w:type="spellEnd"/>
-      <w:r>
-        <w:rPr>
-          <w:rFonts w:ascii="Times New Roman" w:hAnsi="Times New Roman"/>
-          <w:sz w:val="24"/>
-          <w:szCs w:val="24"/>
-        </w:rPr>
-        <w:t xml:space="preserve"> ou .</w:t>
-      </w:r>
-      <w:proofErr w:type="spellStart"/>
-      <w:r>
-        <w:rPr>
-          <w:rFonts w:ascii="Times New Roman" w:hAnsi="Times New Roman"/>
-          <w:sz w:val="24"/>
-          <w:szCs w:val="24"/>
-        </w:rPr>
-        <w:t>docx</w:t>
-      </w:r>
-      <w:proofErr w:type="spellEnd"/>
-      <w:r>
-        <w:rPr>
-          <w:rFonts w:ascii="Times New Roman" w:hAnsi="Times New Roman"/>
-          <w:sz w:val="24"/>
-          <w:szCs w:val="24"/>
-        </w:rPr>
-        <w:t xml:space="preserve">), por meio do </w:t>
-      </w:r>
-      <w:r>
-        <w:rPr>
-          <w:rFonts w:ascii="Times New Roman" w:hAnsi="Times New Roman"/>
+          <w:rFonts w:ascii="Times New Roman" w:hAnsi="Times New Roman" w:cs="Times New Roman"/>
+          <w:sz w:val="24"/>
+          <w:szCs w:val="24"/>
+        </w:rPr>
+        <w:t xml:space="preserve"> (formato .doc ou .docx)</w:t>
+      </w:r>
+      <w:r>
+        <w:rPr>
+          <w:rFonts w:ascii="Times New Roman" w:hAnsi="Times New Roman" w:cs="Times New Roman"/>
+          <w:sz w:val="24"/>
+          <w:szCs w:val="24"/>
+        </w:rPr>
+        <w:t>,</w:t>
+      </w:r>
+      <w:r>
+        <w:rPr>
+          <w:rFonts w:ascii="Times New Roman" w:hAnsi="Times New Roman" w:cs="Times New Roman"/>
+          <w:sz w:val="24"/>
+          <w:szCs w:val="24"/>
+        </w:rPr>
+        <w:t xml:space="preserve"> </w:t>
+      </w:r>
+      <w:r>
+        <w:rPr>
+          <w:rFonts w:ascii="Times New Roman" w:hAnsi="Times New Roman" w:cs="Times New Roman"/>
+          <w:sz w:val="24"/>
+          <w:szCs w:val="24"/>
+        </w:rPr>
+        <w:t xml:space="preserve">por meio </w:t>
+      </w:r>
+      <w:r>
+        <w:rPr>
+          <w:rFonts w:ascii="Times New Roman" w:hAnsi="Times New Roman" w:cs="Times New Roman"/>
+          <w:sz w:val="24"/>
+          <w:szCs w:val="24"/>
+        </w:rPr>
+        <w:t xml:space="preserve">do </w:t>
+      </w:r>
+      <w:r>
+        <w:rPr>
+          <w:rFonts w:ascii="Times New Roman" w:hAnsi="Times New Roman" w:cs="Times New Roman"/>
           <w:i/>
           <w:iCs/>
           <w:color w:val="000000" w:themeColor="text1"/>
@@ -2490,7 +3336,7 @@
       </w:r>
       <w:r>
         <w:rPr>
-          <w:rFonts w:ascii="Times New Roman" w:hAnsi="Times New Roman"/>
+          <w:rFonts w:ascii="Times New Roman" w:hAnsi="Times New Roman" w:cs="Times New Roman"/>
           <w:color w:val="000000" w:themeColor="text1"/>
           <w:sz w:val="24"/>
           <w:szCs w:val="24"/>
@@ -2499,15 +3345,23 @@
       </w:r>
       <w:r>
         <w:rPr>
-          <w:rFonts w:ascii="Times New Roman" w:hAnsi="Times New Roman"/>
-          <w:sz w:val="24"/>
-          <w:szCs w:val="24"/>
-        </w:rPr>
-        <w:t>de envio (</w:t>
-      </w:r>
-      <w:r>
-        <w:rPr>
-          <w:rFonts w:ascii="Times New Roman" w:hAnsi="Times New Roman"/>
+          <w:rFonts w:ascii="Times New Roman" w:hAnsi="Times New Roman" w:cs="Times New Roman"/>
+          <w:sz w:val="24"/>
+          <w:szCs w:val="24"/>
+        </w:rPr>
+        <w:t xml:space="preserve">de envio </w:t>
+      </w:r>
+      <w:r>
+        <w:rPr>
+          <w:rFonts w:ascii="Times New Roman" w:hAnsi="Times New Roman" w:cs="Times New Roman"/>
+          <w:sz w:val="24"/>
+          <w:szCs w:val="24"/>
+        </w:rPr>
+        <w:t>(</w:t>
+      </w:r>
+      <w:r>
+        <w:rPr>
+          <w:rFonts w:ascii="Times New Roman" w:hAnsi="Times New Roman" w:cs="Times New Roman"/>
           <w:sz w:val="24"/>
           <w:szCs w:val="24"/>
         </w:rPr>
@@ -2515,24 +3369,71 @@
       </w:r>
       <w:r>
         <w:rPr>
-          <w:rFonts w:ascii="Times New Roman" w:hAnsi="Times New Roman"/>
-          <w:sz w:val="24"/>
-          <w:szCs w:val="24"/>
-        </w:rPr>
-        <w:t xml:space="preserve">). O autor deve </w:t>
-      </w:r>
-      <w:proofErr w:type="gramStart"/>
-      <w:r>
-        <w:rPr>
-          <w:rFonts w:ascii="Times New Roman" w:hAnsi="Times New Roman"/>
-          <w:sz w:val="24"/>
-          <w:szCs w:val="24"/>
-        </w:rPr>
-        <w:t xml:space="preserve">estar </w:t>
-      </w:r>
-      <w:r>
-        <w:rPr>
-          <w:rFonts w:ascii="Times New Roman" w:hAnsi="Times New Roman"/>
+          <w:rFonts w:ascii="Times New Roman" w:hAnsi="Times New Roman" w:cs="Times New Roman"/>
+          <w:sz w:val="24"/>
+          <w:szCs w:val="24"/>
+        </w:rPr>
+        <w:t>)</w:t>
+      </w:r>
+      <w:r>
+        <w:rPr>
+          <w:rFonts w:ascii="Times New Roman" w:hAnsi="Times New Roman" w:cs="Times New Roman"/>
+          <w:sz w:val="24"/>
+          <w:szCs w:val="24"/>
+        </w:rPr>
+        <w:t xml:space="preserve">. </w:t>
+      </w:r>
+      <w:r>
+        <w:rPr>
+          <w:rFonts w:ascii="Times New Roman" w:hAnsi="Times New Roman" w:cs="Times New Roman"/>
+          <w:sz w:val="24"/>
+          <w:szCs w:val="24"/>
+        </w:rPr>
+        <w:t>O</w:t>
+      </w:r>
+      <w:r>
+        <w:rPr>
+          <w:rFonts w:ascii="Times New Roman" w:hAnsi="Times New Roman" w:cs="Times New Roman"/>
+          <w:sz w:val="24"/>
+          <w:szCs w:val="24"/>
+        </w:rPr>
+        <w:t xml:space="preserve"> </w:t>
+      </w:r>
+      <w:r>
+        <w:rPr>
+          <w:rFonts w:ascii="Times New Roman" w:hAnsi="Times New Roman" w:cs="Times New Roman"/>
+          <w:sz w:val="24"/>
+          <w:szCs w:val="24"/>
+        </w:rPr>
+        <w:t>autor</w:t>
+      </w:r>
+      <w:r>
+        <w:rPr>
+          <w:rFonts w:ascii="Times New Roman" w:hAnsi="Times New Roman" w:cs="Times New Roman"/>
+          <w:sz w:val="24"/>
+          <w:szCs w:val="24"/>
+        </w:rPr>
+        <w:t xml:space="preserve"> </w:t>
+      </w:r>
+      <w:r>
+        <w:rPr>
+          <w:rFonts w:ascii="Times New Roman" w:hAnsi="Times New Roman" w:cs="Times New Roman"/>
+          <w:sz w:val="24"/>
+          <w:szCs w:val="24"/>
+        </w:rPr>
+        <w:t>deve estar</w:t>
+      </w:r>
+      <w:r>
+        <w:rPr>
+          <w:rFonts w:ascii="Times New Roman" w:hAnsi="Times New Roman" w:cs="Times New Roman"/>
+          <w:sz w:val="24"/>
+          <w:szCs w:val="24"/>
+        </w:rPr>
+        <w:t xml:space="preserve"> </w:t>
+      </w:r>
+      <w:r>
+        <w:rPr>
+          <w:rFonts w:ascii="Times New Roman" w:hAnsi="Times New Roman" w:cs="Times New Roman"/>
           <w:color w:val="FF0000"/>
           <w:sz w:val="24"/>
           <w:szCs w:val="24"/>
@@ -2541,24 +3442,15 @@
       </w:r>
       <w:r>
         <w:rPr>
-          <w:rFonts w:ascii="Times New Roman" w:hAnsi="Times New Roman"/>
-          <w:sz w:val="24"/>
-          <w:szCs w:val="24"/>
-        </w:rPr>
-        <w:t>inscrito</w:t>
-      </w:r>
-      <w:proofErr w:type="gramEnd"/>
-      <w:r>
-        <w:rPr>
-          <w:rFonts w:ascii="Times New Roman" w:hAnsi="Times New Roman"/>
-          <w:sz w:val="24"/>
-          <w:szCs w:val="24"/>
-        </w:rPr>
-        <w:t xml:space="preserve"> no evento</w:t>
-      </w:r>
-      <w:r>
-        <w:rPr>
-          <w:rFonts w:ascii="Times New Roman" w:hAnsi="Times New Roman"/>
+          <w:rFonts w:ascii="Times New Roman" w:hAnsi="Times New Roman" w:cs="Times New Roman"/>
+          <w:sz w:val="24"/>
+          <w:szCs w:val="24"/>
+        </w:rPr>
+        <w:t>inscrito no evento</w:t>
+      </w:r>
+      <w:r>
+        <w:rPr>
+          <w:rFonts w:ascii="Times New Roman" w:hAnsi="Times New Roman" w:cs="Times New Roman"/>
           <w:sz w:val="24"/>
           <w:szCs w:val="24"/>
         </w:rPr>
@@ -2566,7 +3458,7 @@
       </w:r>
       <w:r>
         <w:rPr>
-          <w:rFonts w:ascii="Times New Roman" w:hAnsi="Times New Roman"/>
+          <w:rFonts w:ascii="Times New Roman" w:hAnsi="Times New Roman" w:cs="Times New Roman"/>
           <w:sz w:val="24"/>
           <w:szCs w:val="24"/>
         </w:rPr>
@@ -2593,7 +3485,7 @@
         <w:pStyle w:val="PargrafodaLista"/>
         <w:numPr>
           <w:ilvl w:val="0"/>
-          <w:numId w:val="2"/>
+          <w:numId w:val="5"/>
         </w:numPr>
         <w:tabs>
           <w:tab w:val="left" w:pos="284"/>
@@ -2659,7 +3551,23 @@
           <w:sz w:val="24"/>
           <w:szCs w:val="24"/>
         </w:rPr>
-        <w:t xml:space="preserve">A comissão científica do evento </w:t>
+        <w:t>A comissão científica</w:t>
+      </w:r>
+      <w:r>
+        <w:rPr>
+          <w:rFonts w:ascii="Times New Roman" w:hAnsi="Times New Roman" w:cs="Times New Roman"/>
+          <w:sz w:val="24"/>
+          <w:szCs w:val="24"/>
+        </w:rPr>
+        <w:t xml:space="preserve"> </w:t>
+      </w:r>
+      <w:r>
+        <w:rPr>
+          <w:rFonts w:ascii="Times New Roman" w:hAnsi="Times New Roman" w:cs="Times New Roman"/>
+          <w:sz w:val="24"/>
+          <w:szCs w:val="24"/>
+        </w:rPr>
+        <w:t xml:space="preserve">do evento </w:t>
       </w:r>
       <w:r>
         <w:rPr>
@@ -2675,7 +3583,15 @@
           <w:sz w:val="24"/>
           <w:szCs w:val="24"/>
         </w:rPr>
-        <w:t xml:space="preserve"> avaliação preliminar de cada </w:t>
+        <w:t xml:space="preserve"> avaliação preliminar d</w:t>
+      </w:r>
+      <w:r>
+        <w:rPr>
+          <w:rFonts w:ascii="Times New Roman" w:hAnsi="Times New Roman" w:cs="Times New Roman"/>
+          <w:sz w:val="24"/>
+          <w:szCs w:val="24"/>
+        </w:rPr>
+        <w:t xml:space="preserve">e cada </w:t>
       </w:r>
       <w:r>
         <w:rPr>
@@ -2699,28 +3615,70 @@
           <w:sz w:val="24"/>
           <w:szCs w:val="24"/>
         </w:rPr>
-        <w:t xml:space="preserve">nscrito, considerando </w:t>
-      </w:r>
-      <w:r>
-        <w:rPr>
-          <w:rFonts w:ascii="Times New Roman" w:hAnsi="Times New Roman" w:cs="Times New Roman"/>
-          <w:bCs/>
-          <w:sz w:val="24"/>
-          <w:szCs w:val="24"/>
-        </w:rPr>
-        <w:t xml:space="preserve">a adequação às normas de elaboração descritas acima, bem como aos critérios científicos previamente estabelecidos, disponíveis em </w:t>
-      </w:r>
-      <w:hyperlink r:id="rId10" w:history="1">
-        <w:r>
-          <w:rPr>
-            <w:rStyle w:val="Hyperlink"/>
-            <w:rFonts w:ascii="Times New Roman" w:hAnsi="Times New Roman" w:cs="Times New Roman"/>
-            <w:bCs/>
-            <w:bdr w:val="none" w:sz="0" w:space="0" w:color="auto"/>
-          </w:rPr>
-          <w:t>https://www.sicsunimar.com.br/#submissao.</w:t>
-        </w:r>
-      </w:hyperlink>
+        <w:t>nscrito</w:t>
+      </w:r>
+      <w:r>
+        <w:rPr>
+          <w:rFonts w:ascii="Times New Roman" w:hAnsi="Times New Roman" w:cs="Times New Roman"/>
+          <w:sz w:val="24"/>
+          <w:szCs w:val="24"/>
+        </w:rPr>
+        <w:t>, considerando</w:t>
+      </w:r>
+      <w:r>
+        <w:rPr>
+          <w:rFonts w:ascii="Times New Roman" w:hAnsi="Times New Roman" w:cs="Times New Roman"/>
+          <w:sz w:val="24"/>
+          <w:szCs w:val="24"/>
+        </w:rPr>
+        <w:t xml:space="preserve"> </w:t>
+      </w:r>
+      <w:r>
+        <w:rPr>
+          <w:rFonts w:ascii="Times New Roman" w:hAnsi="Times New Roman" w:cs="Times New Roman"/>
+          <w:bCs/>
+          <w:sz w:val="24"/>
+          <w:szCs w:val="24"/>
+        </w:rPr>
+        <w:t>a adequação às normas de elaboração descritas acima</w:t>
+      </w:r>
+      <w:r>
+        <w:rPr>
+          <w:rFonts w:ascii="Times New Roman" w:hAnsi="Times New Roman" w:cs="Times New Roman"/>
+          <w:bCs/>
+          <w:sz w:val="24"/>
+          <w:szCs w:val="24"/>
+        </w:rPr>
+        <w:t>,</w:t>
+      </w:r>
+      <w:r>
+        <w:rPr>
+          <w:rFonts w:ascii="Times New Roman" w:hAnsi="Times New Roman" w:cs="Times New Roman"/>
+          <w:bCs/>
+          <w:sz w:val="24"/>
+          <w:szCs w:val="24"/>
+        </w:rPr>
+        <w:t xml:space="preserve"> bem como aos critérios científicos previamente estabelecidos, disponíveis em </w:t>
+      </w:r>
+      <w:r>
+        <w:rPr>
+          <w:rFonts w:ascii="Times New Roman" w:hAnsi="Times New Roman" w:cs="Times New Roman"/>
+          <w:bCs/>
+          <w:sz w:val="24"/>
+          <w:szCs w:val="24"/>
+        </w:rPr>
+        <w:lastRenderedPageBreak/>
+        <w:t>https://www.sicsunimar.com.br/#submissao</w:t>
+      </w:r>
+      <w:r>
+        <w:rPr>
+          <w:rFonts w:ascii="Times New Roman" w:hAnsi="Times New Roman" w:cs="Times New Roman"/>
+          <w:bCs/>
+          <w:sz w:val="24"/>
+          <w:szCs w:val="24"/>
+        </w:rPr>
+        <w:t>.</w:t>
+      </w:r>
       <w:r>
         <w:rPr>
           <w:rFonts w:ascii="Times New Roman" w:hAnsi="Times New Roman" w:cs="Times New Roman"/>
@@ -2740,15 +3698,15 @@
         <w:ind w:right="116"/>
         <w:jc w:val="both"/>
         <w:rPr>
-          <w:rFonts w:ascii="Times New Roman" w:hAnsi="Times New Roman"/>
-          <w:bCs/>
-          <w:sz w:val="24"/>
-          <w:szCs w:val="24"/>
-        </w:rPr>
-      </w:pPr>
-      <w:r>
-        <w:rPr>
-          <w:rFonts w:ascii="Times New Roman" w:hAnsi="Times New Roman"/>
+          <w:rFonts w:ascii="Times New Roman" w:hAnsi="Times New Roman" w:cs="Times New Roman"/>
+          <w:bCs/>
+          <w:sz w:val="24"/>
+          <w:szCs w:val="24"/>
+        </w:rPr>
+      </w:pPr>
+      <w:r>
+        <w:rPr>
+          <w:rFonts w:ascii="Times New Roman" w:hAnsi="Times New Roman" w:cs="Times New Roman"/>
           <w:bCs/>
           <w:sz w:val="24"/>
           <w:szCs w:val="24"/>
@@ -2757,7 +3715,7 @@
       </w:r>
       <w:r>
         <w:rPr>
-          <w:rFonts w:ascii="Times New Roman" w:hAnsi="Times New Roman"/>
+          <w:rFonts w:ascii="Times New Roman" w:hAnsi="Times New Roman" w:cs="Times New Roman"/>
           <w:bCs/>
           <w:spacing w:val="1"/>
           <w:sz w:val="24"/>
@@ -2767,7 +3725,7 @@
       </w:r>
       <w:r>
         <w:rPr>
-          <w:rFonts w:ascii="Times New Roman" w:hAnsi="Times New Roman"/>
+          <w:rFonts w:ascii="Times New Roman" w:hAnsi="Times New Roman" w:cs="Times New Roman"/>
           <w:bCs/>
           <w:sz w:val="24"/>
           <w:szCs w:val="24"/>
@@ -2776,7 +3734,7 @@
       </w:r>
       <w:r>
         <w:rPr>
-          <w:rFonts w:ascii="Times New Roman" w:hAnsi="Times New Roman"/>
+          <w:rFonts w:ascii="Times New Roman" w:hAnsi="Times New Roman" w:cs="Times New Roman"/>
           <w:bCs/>
           <w:spacing w:val="-1"/>
           <w:sz w:val="24"/>
@@ -2786,16 +3744,43 @@
       </w:r>
       <w:r>
         <w:rPr>
-          <w:rFonts w:ascii="Times New Roman" w:hAnsi="Times New Roman"/>
-          <w:bCs/>
-          <w:sz w:val="24"/>
-          <w:szCs w:val="24"/>
-        </w:rPr>
-        <w:t>comissão científica</w:t>
-      </w:r>
-      <w:r>
-        <w:rPr>
-          <w:rFonts w:ascii="Times New Roman" w:hAnsi="Times New Roman"/>
+          <w:rFonts w:ascii="Times New Roman" w:hAnsi="Times New Roman" w:cs="Times New Roman"/>
+          <w:bCs/>
+          <w:sz w:val="24"/>
+          <w:szCs w:val="24"/>
+        </w:rPr>
+        <w:t>c</w:t>
+      </w:r>
+      <w:r>
+        <w:rPr>
+          <w:rFonts w:ascii="Times New Roman" w:hAnsi="Times New Roman" w:cs="Times New Roman"/>
+          <w:bCs/>
+          <w:sz w:val="24"/>
+          <w:szCs w:val="24"/>
+        </w:rPr>
+        <w:t xml:space="preserve">omissão </w:t>
+      </w:r>
+      <w:r>
+        <w:rPr>
+          <w:rFonts w:ascii="Times New Roman" w:hAnsi="Times New Roman" w:cs="Times New Roman"/>
+          <w:bCs/>
+          <w:sz w:val="24"/>
+          <w:szCs w:val="24"/>
+        </w:rPr>
+        <w:t>c</w:t>
+      </w:r>
+      <w:r>
+        <w:rPr>
+          <w:rFonts w:ascii="Times New Roman" w:hAnsi="Times New Roman" w:cs="Times New Roman"/>
+          <w:bCs/>
+          <w:sz w:val="24"/>
+          <w:szCs w:val="24"/>
+        </w:rPr>
+        <w:t>ientífica</w:t>
+      </w:r>
+      <w:r>
+        <w:rPr>
+          <w:rFonts w:ascii="Times New Roman" w:hAnsi="Times New Roman" w:cs="Times New Roman"/>
           <w:bCs/>
           <w:spacing w:val="-1"/>
           <w:sz w:val="24"/>
@@ -2805,7 +3790,7 @@
       </w:r>
       <w:r>
         <w:rPr>
-          <w:rFonts w:ascii="Times New Roman" w:hAnsi="Times New Roman"/>
+          <w:rFonts w:ascii="Times New Roman" w:hAnsi="Times New Roman" w:cs="Times New Roman"/>
           <w:bCs/>
           <w:sz w:val="24"/>
           <w:szCs w:val="24"/>
@@ -2814,7 +3799,7 @@
       </w:r>
       <w:r>
         <w:rPr>
-          <w:rFonts w:ascii="Times New Roman" w:hAnsi="Times New Roman"/>
+          <w:rFonts w:ascii="Times New Roman" w:hAnsi="Times New Roman" w:cs="Times New Roman"/>
           <w:bCs/>
           <w:spacing w:val="-2"/>
           <w:sz w:val="24"/>
@@ -2824,7 +3809,7 @@
       </w:r>
       <w:r>
         <w:rPr>
-          <w:rFonts w:ascii="Times New Roman" w:hAnsi="Times New Roman"/>
+          <w:rFonts w:ascii="Times New Roman" w:hAnsi="Times New Roman" w:cs="Times New Roman"/>
           <w:bCs/>
           <w:sz w:val="24"/>
           <w:szCs w:val="24"/>
@@ -2833,7 +3818,7 @@
       </w:r>
       <w:r>
         <w:rPr>
-          <w:rFonts w:ascii="Times New Roman" w:hAnsi="Times New Roman"/>
+          <w:rFonts w:ascii="Times New Roman" w:hAnsi="Times New Roman" w:cs="Times New Roman"/>
           <w:bCs/>
           <w:spacing w:val="1"/>
           <w:sz w:val="24"/>
@@ -2843,7 +3828,7 @@
       </w:r>
       <w:r>
         <w:rPr>
-          <w:rFonts w:ascii="Times New Roman" w:hAnsi="Times New Roman"/>
+          <w:rFonts w:ascii="Times New Roman" w:hAnsi="Times New Roman" w:cs="Times New Roman"/>
           <w:bCs/>
           <w:sz w:val="24"/>
           <w:szCs w:val="24"/>
@@ -2860,7 +3845,7 @@
         <w:ind w:right="116"/>
         <w:jc w:val="both"/>
         <w:rPr>
-          <w:rFonts w:ascii="Times New Roman" w:hAnsi="Times New Roman"/>
+          <w:rFonts w:ascii="Times New Roman" w:hAnsi="Times New Roman" w:cs="Times New Roman"/>
           <w:sz w:val="24"/>
           <w:szCs w:val="24"/>
         </w:rPr>
@@ -2871,7 +3856,7 @@
         <w:pStyle w:val="PargrafodaLista"/>
         <w:numPr>
           <w:ilvl w:val="0"/>
-          <w:numId w:val="2"/>
+          <w:numId w:val="5"/>
         </w:numPr>
         <w:tabs>
           <w:tab w:val="left" w:pos="284"/>
@@ -2895,27 +3880,15 @@
           <w:sz w:val="24"/>
           <w:szCs w:val="24"/>
         </w:rPr>
-        <w:t xml:space="preserve">Orientação para elaboração do </w:t>
-      </w:r>
-      <w:proofErr w:type="spellStart"/>
-      <w:r>
-        <w:rPr>
-          <w:rFonts w:ascii="Times New Roman" w:hAnsi="Times New Roman" w:cs="Times New Roman"/>
-          <w:b/>
-          <w:bCs/>
-          <w:sz w:val="24"/>
-          <w:szCs w:val="24"/>
-        </w:rPr>
-        <w:t>pôster</w:t>
-      </w:r>
-      <w:proofErr w:type="spellEnd"/>
+        <w:t>Orientação para elaboração do pôster</w:t>
+      </w:r>
     </w:p>
     <w:p>
       <w:pPr>
         <w:pStyle w:val="PargrafodaLista"/>
         <w:numPr>
           <w:ilvl w:val="0"/>
-          <w:numId w:val="1"/>
+          <w:numId w:val="4"/>
         </w:numPr>
         <w:tabs>
           <w:tab w:val="left" w:pos="284"/>
@@ -2936,25 +3909,15 @@
           <w:sz w:val="24"/>
           <w:szCs w:val="24"/>
         </w:rPr>
-        <w:t xml:space="preserve">Elaborar o </w:t>
-      </w:r>
-      <w:proofErr w:type="spellStart"/>
-      <w:r>
-        <w:rPr>
-          <w:rFonts w:ascii="Times New Roman" w:hAnsi="Times New Roman" w:cs="Times New Roman"/>
-          <w:sz w:val="24"/>
-          <w:szCs w:val="24"/>
-        </w:rPr>
-        <w:t>pôster</w:t>
-      </w:r>
-      <w:proofErr w:type="spellEnd"/>
-      <w:r>
-        <w:rPr>
-          <w:rFonts w:ascii="Times New Roman" w:hAnsi="Times New Roman" w:cs="Times New Roman"/>
-          <w:sz w:val="24"/>
-          <w:szCs w:val="24"/>
-        </w:rPr>
-        <w:t xml:space="preserve"> no</w:t>
+        <w:t xml:space="preserve">Elaborar </w:t>
+      </w:r>
+      <w:r>
+        <w:rPr>
+          <w:rFonts w:ascii="Times New Roman" w:hAnsi="Times New Roman" w:cs="Times New Roman"/>
+          <w:sz w:val="24"/>
+          <w:szCs w:val="24"/>
+        </w:rPr>
+        <w:t>o pôster no</w:t>
       </w:r>
       <w:r>
         <w:rPr>
@@ -2971,7 +3934,39 @@
           <w:sz w:val="24"/>
           <w:szCs w:val="24"/>
         </w:rPr>
-        <w:t>PowerPoint ou programa similar, em inglês,</w:t>
+        <w:t xml:space="preserve">PowerPoint ou </w:t>
+      </w:r>
+      <w:r>
+        <w:rPr>
+          <w:rFonts w:ascii="Times New Roman" w:hAnsi="Times New Roman" w:cs="Times New Roman"/>
+          <w:sz w:val="24"/>
+          <w:szCs w:val="24"/>
+        </w:rPr>
+        <w:t xml:space="preserve">programa </w:t>
+      </w:r>
+      <w:r>
+        <w:rPr>
+          <w:rFonts w:ascii="Times New Roman" w:hAnsi="Times New Roman" w:cs="Times New Roman"/>
+          <w:sz w:val="24"/>
+          <w:szCs w:val="24"/>
+        </w:rPr>
+        <w:t xml:space="preserve">similar, </w:t>
+      </w:r>
+      <w:r>
+        <w:rPr>
+          <w:rFonts w:ascii="Times New Roman" w:hAnsi="Times New Roman" w:cs="Times New Roman"/>
+          <w:sz w:val="24"/>
+          <w:szCs w:val="24"/>
+        </w:rPr>
+        <w:t>em</w:t>
+      </w:r>
+      <w:r>
+        <w:rPr>
+          <w:rFonts w:ascii="Times New Roman" w:hAnsi="Times New Roman" w:cs="Times New Roman"/>
+          <w:sz w:val="24"/>
+          <w:szCs w:val="24"/>
+        </w:rPr>
+        <w:t xml:space="preserve"> inglês,</w:t>
       </w:r>
       <w:r>
         <w:rPr>
@@ -2980,7 +3975,52 @@
           <w:sz w:val="24"/>
           <w:szCs w:val="24"/>
         </w:rPr>
-        <w:t xml:space="preserve"> seguindo o modelo a ser disponibilizado na plataforma do evento. </w:t>
+        <w:t xml:space="preserve"> seguindo o </w:t>
+      </w:r>
+      <w:r>
+        <w:rPr>
+          <w:rFonts w:ascii="Times New Roman" w:hAnsi="Times New Roman" w:cs="Times New Roman"/>
+          <w:spacing w:val="1"/>
+          <w:sz w:val="24"/>
+          <w:szCs w:val="24"/>
+        </w:rPr>
+        <w:t xml:space="preserve">modelo </w:t>
+      </w:r>
+      <w:r>
+        <w:rPr>
+          <w:rFonts w:ascii="Times New Roman" w:hAnsi="Times New Roman" w:cs="Times New Roman"/>
+          <w:spacing w:val="1"/>
+          <w:sz w:val="24"/>
+          <w:szCs w:val="24"/>
+        </w:rPr>
+        <w:t>a ser disponibilizado na plataf</w:t>
+      </w:r>
+      <w:r>
+        <w:rPr>
+          <w:rFonts w:ascii="Times New Roman" w:hAnsi="Times New Roman" w:cs="Times New Roman"/>
+          <w:spacing w:val="1"/>
+          <w:sz w:val="24"/>
+          <w:szCs w:val="24"/>
+        </w:rPr>
+        <w:t>o</w:t>
+      </w:r>
+      <w:r>
+        <w:rPr>
+          <w:rFonts w:ascii="Times New Roman" w:hAnsi="Times New Roman" w:cs="Times New Roman"/>
+          <w:spacing w:val="1"/>
+          <w:sz w:val="24"/>
+          <w:szCs w:val="24"/>
+        </w:rPr>
+        <w:t>rma do evento.</w:t>
+      </w:r>
+      <w:r>
+        <w:rPr>
+          <w:rFonts w:ascii="Times New Roman" w:hAnsi="Times New Roman" w:cs="Times New Roman"/>
+          <w:spacing w:val="1"/>
+          <w:sz w:val="24"/>
+          <w:szCs w:val="24"/>
+        </w:rPr>
+        <w:t xml:space="preserve"> </w:t>
       </w:r>
     </w:p>
     <w:p>
@@ -2988,7 +4028,7 @@
         <w:pStyle w:val="PargrafodaLista"/>
         <w:numPr>
           <w:ilvl w:val="0"/>
-          <w:numId w:val="3"/>
+          <w:numId w:val="10"/>
         </w:numPr>
         <w:tabs>
           <w:tab w:val="left" w:pos="284"/>
@@ -3009,43 +4049,7 @@
           <w:sz w:val="24"/>
           <w:szCs w:val="24"/>
         </w:rPr>
-        <w:t xml:space="preserve">A dimensão do </w:t>
-      </w:r>
-      <w:proofErr w:type="spellStart"/>
-      <w:r>
-        <w:rPr>
-          <w:rFonts w:ascii="Times New Roman" w:hAnsi="Times New Roman" w:cs="Times New Roman"/>
-          <w:sz w:val="24"/>
-          <w:szCs w:val="24"/>
-        </w:rPr>
-        <w:t>pôster</w:t>
-      </w:r>
-      <w:proofErr w:type="spellEnd"/>
-      <w:r>
-        <w:rPr>
-          <w:rFonts w:ascii="Times New Roman" w:hAnsi="Times New Roman" w:cs="Times New Roman"/>
-          <w:sz w:val="24"/>
-          <w:szCs w:val="24"/>
-        </w:rPr>
-        <w:t xml:space="preserve"> deve ser de 120 cm de altura por 90 cm de largura. O título deverá ser o mesmo utilizado no resumo e escrito em letras maiúsculas, de modo a permitir sua leitura a 3 metros de distância (sugere-se fonte </w:t>
-      </w:r>
-      <w:proofErr w:type="spellStart"/>
-      <w:r>
-        <w:rPr>
-          <w:rFonts w:ascii="Times New Roman" w:hAnsi="Times New Roman" w:cs="Times New Roman"/>
-          <w:sz w:val="24"/>
-          <w:szCs w:val="24"/>
-        </w:rPr>
-        <w:t>Arial</w:t>
-      </w:r>
-      <w:proofErr w:type="spellEnd"/>
-      <w:r>
-        <w:rPr>
-          <w:rFonts w:ascii="Times New Roman" w:hAnsi="Times New Roman" w:cs="Times New Roman"/>
-          <w:sz w:val="24"/>
-          <w:szCs w:val="24"/>
-        </w:rPr>
-        <w:t>, tamanho 60 ou maior).</w:t>
+        <w:t>A dimensão do pôster deve ser de 120 cm de altura por 90 cm de largura. O título deverá ser o mesmo utilizado no resumo e escrito em letras maiúsculas, de modo a permitir sua leitura a 3 metros de distância (sugere-se fonte Arial, tamanho 60 ou maior).</w:t>
       </w:r>
     </w:p>
     <w:p>
@@ -3053,7 +4057,7 @@
         <w:pStyle w:val="PargrafodaLista"/>
         <w:numPr>
           <w:ilvl w:val="0"/>
-          <w:numId w:val="1"/>
+          <w:numId w:val="4"/>
         </w:numPr>
         <w:tabs>
           <w:tab w:val="left" w:pos="284"/>
@@ -3074,25 +4078,7 @@
           <w:sz w:val="24"/>
           <w:szCs w:val="24"/>
         </w:rPr>
-        <w:t xml:space="preserve">O </w:t>
-      </w:r>
-      <w:proofErr w:type="spellStart"/>
-      <w:r>
-        <w:rPr>
-          <w:rFonts w:ascii="Times New Roman" w:hAnsi="Times New Roman" w:cs="Times New Roman"/>
-          <w:sz w:val="24"/>
-          <w:szCs w:val="24"/>
-        </w:rPr>
-        <w:t>pôster</w:t>
-      </w:r>
-      <w:proofErr w:type="spellEnd"/>
-      <w:r>
-        <w:rPr>
-          <w:rFonts w:ascii="Times New Roman" w:hAnsi="Times New Roman" w:cs="Times New Roman"/>
-          <w:sz w:val="24"/>
-          <w:szCs w:val="24"/>
-        </w:rPr>
-        <w:t xml:space="preserve"> deve ser legível a uma distância de pelo menos um metro.</w:t>
+        <w:t>O pôster deve ser legível a uma distância de pelo menos um metro.</w:t>
       </w:r>
     </w:p>
     <w:p>
@@ -3100,7 +4086,7 @@
         <w:pStyle w:val="PargrafodaLista"/>
         <w:numPr>
           <w:ilvl w:val="0"/>
-          <w:numId w:val="1"/>
+          <w:numId w:val="4"/>
         </w:numPr>
         <w:tabs>
           <w:tab w:val="left" w:pos="284"/>
@@ -3121,25 +4107,7 @@
           <w:sz w:val="24"/>
           <w:szCs w:val="24"/>
         </w:rPr>
-        <w:t xml:space="preserve">O projeto gráfico do </w:t>
-      </w:r>
-      <w:proofErr w:type="spellStart"/>
-      <w:r>
-        <w:rPr>
-          <w:rFonts w:ascii="Times New Roman" w:hAnsi="Times New Roman" w:cs="Times New Roman"/>
-          <w:sz w:val="24"/>
-          <w:szCs w:val="24"/>
-        </w:rPr>
-        <w:t>pôster</w:t>
-      </w:r>
-      <w:proofErr w:type="spellEnd"/>
-      <w:r>
-        <w:rPr>
-          <w:rFonts w:ascii="Times New Roman" w:hAnsi="Times New Roman" w:cs="Times New Roman"/>
-          <w:sz w:val="24"/>
-          <w:szCs w:val="24"/>
-        </w:rPr>
-        <w:t xml:space="preserve"> é re</w:t>
+        <w:t>O projeto gráfico do pôster é re</w:t>
       </w:r>
       <w:r>
         <w:rPr>
@@ -3195,16 +4163,7 @@
           <w:sz w:val="24"/>
           <w:szCs w:val="24"/>
         </w:rPr>
-        <w:t>(</w:t>
-      </w:r>
-      <w:proofErr w:type="spellStart"/>
-      <w:r>
-        <w:rPr>
-          <w:rFonts w:ascii="Times New Roman" w:hAnsi="Times New Roman" w:cs="Times New Roman"/>
-          <w:sz w:val="24"/>
-          <w:szCs w:val="24"/>
-        </w:rPr>
-        <w:t>e</w:t>
+        <w:t>(e</w:t>
       </w:r>
       <w:r>
         <w:rPr>
@@ -3214,7 +4173,6 @@
         </w:rPr>
         <w:t>s</w:t>
       </w:r>
-      <w:proofErr w:type="spellEnd"/>
       <w:r>
         <w:rPr>
           <w:rFonts w:ascii="Times New Roman" w:hAnsi="Times New Roman" w:cs="Times New Roman"/>
@@ -3237,7 +4195,7 @@
         <w:pStyle w:val="PargrafodaLista"/>
         <w:numPr>
           <w:ilvl w:val="0"/>
-          <w:numId w:val="1"/>
+          <w:numId w:val="4"/>
         </w:numPr>
         <w:tabs>
           <w:tab w:val="left" w:pos="284"/>
@@ -3298,7 +4256,7 @@
         <w:pStyle w:val="Default"/>
         <w:numPr>
           <w:ilvl w:val="0"/>
-          <w:numId w:val="1"/>
+          <w:numId w:val="4"/>
         </w:numPr>
         <w:tabs>
           <w:tab w:val="left" w:pos="284"/>
@@ -3337,39 +4295,27 @@
           <w:rFonts w:ascii="Times New Roman" w:hAnsi="Times New Roman" w:cs="Times New Roman"/>
           <w:color w:val="auto"/>
         </w:rPr>
-        <w:t xml:space="preserve"> (</w:t>
-      </w:r>
-      <w:hyperlink r:id="rId11" w:history="1">
-        <w:r>
-          <w:rPr>
-            <w:rStyle w:val="Hyperlink"/>
-            <w:rFonts w:ascii="Times New Roman" w:hAnsi="Times New Roman" w:cs="Times New Roman"/>
-            <w:bdr w:val="none" w:sz="0" w:space="0" w:color="auto"/>
-          </w:rPr>
-          <w:t>https://w</w:t>
-        </w:r>
-        <w:r>
-          <w:rPr>
-            <w:rStyle w:val="Hyperlink"/>
-            <w:rFonts w:ascii="Times New Roman" w:hAnsi="Times New Roman" w:cs="Times New Roman"/>
-            <w:bdr w:val="none" w:sz="0" w:space="0" w:color="auto"/>
-          </w:rPr>
-          <w:t>w</w:t>
-        </w:r>
-        <w:r>
-          <w:rPr>
-            <w:rStyle w:val="Hyperlink"/>
-            <w:rFonts w:ascii="Times New Roman" w:hAnsi="Times New Roman" w:cs="Times New Roman"/>
-            <w:bdr w:val="none" w:sz="0" w:space="0" w:color="auto"/>
-          </w:rPr>
-          <w:t>w.sicsunimar.com.br/#submissao</w:t>
-        </w:r>
-      </w:hyperlink>
+        <w:t xml:space="preserve"> </w:t>
+      </w:r>
       <w:r>
         <w:rPr>
           <w:rFonts w:ascii="Times New Roman" w:hAnsi="Times New Roman" w:cs="Times New Roman"/>
           <w:color w:val="auto"/>
         </w:rPr>
+        <w:t>(</w:t>
+      </w:r>
+      <w:r>
+        <w:rPr>
+          <w:rFonts w:ascii="Times New Roman" w:hAnsi="Times New Roman" w:cs="Times New Roman"/>
+          <w:color w:val="auto"/>
+        </w:rPr>
+        <w:t>https://www.sicsunimar.com.br/#submissao</w:t>
+      </w:r>
+      <w:r>
+        <w:rPr>
+          <w:rFonts w:ascii="Times New Roman" w:hAnsi="Times New Roman" w:cs="Times New Roman"/>
+          <w:color w:val="auto"/>
+        </w:rPr>
         <w:t>)</w:t>
       </w:r>
       <w:r>
@@ -3379,62 +4325,6 @@
         </w:rPr>
         <w:t>.</w:t>
       </w:r>
-    </w:p>
-    <w:p>
-      <w:pPr>
-        <w:pStyle w:val="Default"/>
-        <w:tabs>
-          <w:tab w:val="left" w:pos="284"/>
-        </w:tabs>
-        <w:spacing w:line="360" w:lineRule="auto"/>
-        <w:jc w:val="both"/>
-        <w:rPr>
-          <w:rFonts w:ascii="Times New Roman" w:hAnsi="Times New Roman" w:cs="Times New Roman"/>
-          <w:color w:val="auto"/>
-        </w:rPr>
-      </w:pPr>
-    </w:p>
-    <w:p>
-      <w:pPr>
-        <w:pStyle w:val="Default"/>
-        <w:tabs>
-          <w:tab w:val="left" w:pos="284"/>
-        </w:tabs>
-        <w:spacing w:line="360" w:lineRule="auto"/>
-        <w:jc w:val="both"/>
-        <w:rPr>
-          <w:rFonts w:ascii="Times New Roman" w:hAnsi="Times New Roman" w:cs="Times New Roman"/>
-          <w:color w:val="auto"/>
-        </w:rPr>
-      </w:pPr>
-    </w:p>
-    <w:p>
-      <w:pPr>
-        <w:pStyle w:val="Default"/>
-        <w:tabs>
-          <w:tab w:val="left" w:pos="284"/>
-        </w:tabs>
-        <w:spacing w:line="360" w:lineRule="auto"/>
-        <w:jc w:val="both"/>
-        <w:rPr>
-          <w:rFonts w:ascii="Times New Roman" w:hAnsi="Times New Roman" w:cs="Times New Roman"/>
-          <w:color w:val="auto"/>
-        </w:rPr>
-      </w:pPr>
-    </w:p>
-    <w:p>
-      <w:pPr>
-        <w:pStyle w:val="Default"/>
-        <w:tabs>
-          <w:tab w:val="left" w:pos="284"/>
-        </w:tabs>
-        <w:spacing w:line="360" w:lineRule="auto"/>
-        <w:jc w:val="both"/>
-        <w:rPr>
-          <w:rFonts w:ascii="Times New Roman" w:hAnsi="Times New Roman" w:cs="Times New Roman"/>
-          <w:color w:val="auto"/>
-        </w:rPr>
-      </w:pPr>
     </w:p>
     <w:p>
       <w:pPr>
@@ -3446,9 +4336,10 @@
         <w:ind w:right="112"/>
         <w:jc w:val="both"/>
         <w:rPr>
-          <w:rFonts w:ascii="Times New Roman" w:hAnsi="Times New Roman"/>
-          <w:sz w:val="24"/>
-          <w:szCs w:val="24"/>
+          <w:rFonts w:ascii="Times New Roman" w:hAnsi="Times New Roman" w:cs="Times New Roman"/>
+          <w:sz w:val="24"/>
+          <w:szCs w:val="24"/>
+          <w:lang w:val="pt-BR"/>
         </w:rPr>
       </w:pPr>
     </w:p>
@@ -3457,7 +4348,7 @@
         <w:pStyle w:val="PargrafodaLista"/>
         <w:numPr>
           <w:ilvl w:val="0"/>
-          <w:numId w:val="2"/>
+          <w:numId w:val="5"/>
         </w:numPr>
         <w:tabs>
           <w:tab w:val="left" w:pos="284"/>
@@ -3480,27 +4371,7 @@
           <w:sz w:val="24"/>
           <w:szCs w:val="24"/>
         </w:rPr>
-        <w:t xml:space="preserve">Apresentação do </w:t>
-      </w:r>
-      <w:proofErr w:type="spellStart"/>
-      <w:r>
-        <w:rPr>
-          <w:rFonts w:ascii="Times New Roman" w:hAnsi="Times New Roman" w:cs="Times New Roman"/>
-          <w:b/>
-          <w:sz w:val="24"/>
-          <w:szCs w:val="24"/>
-        </w:rPr>
-        <w:t>pôster</w:t>
-      </w:r>
-      <w:proofErr w:type="spellEnd"/>
-      <w:r>
-        <w:rPr>
-          <w:rFonts w:ascii="Times New Roman" w:hAnsi="Times New Roman" w:cs="Times New Roman"/>
-          <w:b/>
-          <w:sz w:val="24"/>
-          <w:szCs w:val="24"/>
-        </w:rPr>
-        <w:t xml:space="preserve"> </w:t>
+        <w:t xml:space="preserve">Apresentação do pôster </w:t>
       </w:r>
     </w:p>
     <w:p>
@@ -3523,33 +4394,39 @@
           <w:sz w:val="24"/>
           <w:szCs w:val="24"/>
         </w:rPr>
-        <w:t xml:space="preserve">O </w:t>
-      </w:r>
-      <w:proofErr w:type="spellStart"/>
-      <w:r>
-        <w:rPr>
-          <w:rFonts w:ascii="Times New Roman" w:hAnsi="Times New Roman" w:cs="Times New Roman"/>
-          <w:sz w:val="24"/>
-          <w:szCs w:val="24"/>
-        </w:rPr>
-        <w:t>pôster</w:t>
-      </w:r>
-      <w:proofErr w:type="spellEnd"/>
-      <w:r>
-        <w:rPr>
-          <w:rFonts w:ascii="Times New Roman" w:hAnsi="Times New Roman" w:cs="Times New Roman"/>
-          <w:sz w:val="24"/>
-          <w:szCs w:val="24"/>
-        </w:rPr>
-        <w:t xml:space="preserve"> deverá ser fixado na data e em local </w:t>
-      </w:r>
-      <w:r>
-        <w:rPr>
-          <w:rFonts w:ascii="Times New Roman" w:hAnsi="Times New Roman" w:cs="Times New Roman"/>
-          <w:sz w:val="24"/>
-          <w:szCs w:val="24"/>
-        </w:rPr>
-        <w:t>pr</w:t>
+        <w:t>O pôster deverá ser</w:t>
+      </w:r>
+      <w:r>
+        <w:rPr>
+          <w:rFonts w:ascii="Times New Roman" w:hAnsi="Times New Roman" w:cs="Times New Roman"/>
+          <w:sz w:val="24"/>
+          <w:szCs w:val="24"/>
+        </w:rPr>
+        <w:t xml:space="preserve"> </w:t>
+      </w:r>
+      <w:r>
+        <w:rPr>
+          <w:rFonts w:ascii="Times New Roman" w:hAnsi="Times New Roman" w:cs="Times New Roman"/>
+          <w:sz w:val="24"/>
+          <w:szCs w:val="24"/>
+        </w:rPr>
+        <w:t xml:space="preserve">fixado </w:t>
+      </w:r>
+      <w:r>
+        <w:rPr>
+          <w:rFonts w:ascii="Times New Roman" w:hAnsi="Times New Roman" w:cs="Times New Roman"/>
+          <w:sz w:val="24"/>
+          <w:szCs w:val="24"/>
+        </w:rPr>
+        <w:t xml:space="preserve">na data e </w:t>
+      </w:r>
+      <w:r>
+        <w:rPr>
+          <w:rFonts w:ascii="Times New Roman" w:hAnsi="Times New Roman" w:cs="Times New Roman"/>
+          <w:sz w:val="24"/>
+          <w:szCs w:val="24"/>
+        </w:rPr>
+        <w:t>em local pr</w:t>
       </w:r>
       <w:r>
         <w:rPr>
@@ -3565,6 +4442,14 @@
           <w:sz w:val="24"/>
           <w:szCs w:val="24"/>
         </w:rPr>
+        <w:t>-</w:t>
+      </w:r>
+      <w:r>
+        <w:rPr>
+          <w:rFonts w:ascii="Times New Roman" w:hAnsi="Times New Roman" w:cs="Times New Roman"/>
+          <w:sz w:val="24"/>
+          <w:szCs w:val="24"/>
+        </w:rPr>
         <w:t>determinado</w:t>
       </w:r>
       <w:r>
@@ -3613,7 +4498,39 @@
           <w:sz w:val="24"/>
           <w:szCs w:val="24"/>
         </w:rPr>
-        <w:t xml:space="preserve">a plataforma do evento na comunicação da aprovação do resumo). </w:t>
+        <w:t xml:space="preserve">a </w:t>
+      </w:r>
+      <w:r>
+        <w:rPr>
+          <w:rFonts w:ascii="Times New Roman" w:hAnsi="Times New Roman" w:cs="Times New Roman"/>
+          <w:sz w:val="24"/>
+          <w:szCs w:val="24"/>
+        </w:rPr>
+        <w:t xml:space="preserve">plataforma do evento na </w:t>
+      </w:r>
+      <w:r>
+        <w:rPr>
+          <w:rFonts w:ascii="Times New Roman" w:hAnsi="Times New Roman" w:cs="Times New Roman"/>
+          <w:sz w:val="24"/>
+          <w:szCs w:val="24"/>
+        </w:rPr>
+        <w:t xml:space="preserve">comunicação da aprovação do </w:t>
+      </w:r>
+      <w:r>
+        <w:rPr>
+          <w:rFonts w:ascii="Times New Roman" w:hAnsi="Times New Roman" w:cs="Times New Roman"/>
+          <w:sz w:val="24"/>
+          <w:szCs w:val="24"/>
+        </w:rPr>
+        <w:t>resumo</w:t>
+      </w:r>
+      <w:r>
+        <w:rPr>
+          <w:rFonts w:ascii="Times New Roman" w:hAnsi="Times New Roman" w:cs="Times New Roman"/>
+          <w:sz w:val="24"/>
+          <w:szCs w:val="24"/>
+        </w:rPr>
+        <w:t xml:space="preserve">). </w:t>
       </w:r>
     </w:p>
     <w:p>
@@ -3644,41 +4561,135 @@
           <w:sz w:val="24"/>
           <w:szCs w:val="24"/>
         </w:rPr>
-        <w:t xml:space="preserve">de aceite do resumo, também serão informados da data e do horário da apresentação do </w:t>
-      </w:r>
-      <w:proofErr w:type="spellStart"/>
-      <w:r>
-        <w:rPr>
-          <w:rFonts w:ascii="Times New Roman" w:hAnsi="Times New Roman" w:cs="Times New Roman"/>
-          <w:sz w:val="24"/>
-          <w:szCs w:val="24"/>
-        </w:rPr>
-        <w:t>pôster</w:t>
-      </w:r>
-      <w:proofErr w:type="spellEnd"/>
-      <w:r>
-        <w:rPr>
-          <w:rFonts w:ascii="Times New Roman" w:hAnsi="Times New Roman" w:cs="Times New Roman"/>
-          <w:sz w:val="24"/>
-          <w:szCs w:val="24"/>
-        </w:rPr>
-        <w:t>, quando pelo menos um dos autores deverá estar ao lado dele</w:t>
-      </w:r>
-      <w:r>
-        <w:rPr>
-          <w:rFonts w:ascii="Times New Roman" w:hAnsi="Times New Roman" w:cs="Times New Roman"/>
-          <w:sz w:val="24"/>
-          <w:szCs w:val="24"/>
-        </w:rPr>
-        <w:t xml:space="preserve"> para receber o membro da comissão científica (avaliador). Na ocasião, o autor terá </w:t>
-      </w:r>
-      <w:r>
-        <w:rPr>
-          <w:rFonts w:ascii="Times New Roman" w:hAnsi="Times New Roman" w:cs="Times New Roman"/>
-          <w:sz w:val="24"/>
-          <w:szCs w:val="24"/>
-        </w:rPr>
-        <w:t>até 5 (cinco) minutos para a exposição, seguidos de 5 (cinco) minutos de arguição pelo avaliador.</w:t>
+        <w:t>de aceite do resumo, também serão informados da data e do horário da apresentação do pôster, quando pelo menos um dos autores deverá estar ao lado dele</w:t>
+      </w:r>
+      <w:r>
+        <w:rPr>
+          <w:rFonts w:ascii="Times New Roman" w:hAnsi="Times New Roman" w:cs="Times New Roman"/>
+          <w:sz w:val="24"/>
+          <w:szCs w:val="24"/>
+        </w:rPr>
+        <w:t xml:space="preserve"> para receber o membro da comissão </w:t>
+      </w:r>
+      <w:r>
+        <w:rPr>
+          <w:rFonts w:ascii="Times New Roman" w:hAnsi="Times New Roman" w:cs="Times New Roman"/>
+          <w:sz w:val="24"/>
+          <w:szCs w:val="24"/>
+        </w:rPr>
+        <w:t>científica</w:t>
+      </w:r>
+      <w:r>
+        <w:rPr>
+          <w:rFonts w:ascii="Times New Roman" w:hAnsi="Times New Roman" w:cs="Times New Roman"/>
+          <w:sz w:val="24"/>
+          <w:szCs w:val="24"/>
+        </w:rPr>
+        <w:t xml:space="preserve"> (avaliador)</w:t>
+      </w:r>
+      <w:r>
+        <w:rPr>
+          <w:rFonts w:ascii="Times New Roman" w:hAnsi="Times New Roman" w:cs="Times New Roman"/>
+          <w:sz w:val="24"/>
+          <w:szCs w:val="24"/>
+        </w:rPr>
+        <w:t>.</w:t>
+      </w:r>
+      <w:r>
+        <w:rPr>
+          <w:rFonts w:ascii="Times New Roman" w:hAnsi="Times New Roman" w:cs="Times New Roman"/>
+          <w:sz w:val="24"/>
+          <w:szCs w:val="24"/>
+        </w:rPr>
+        <w:t xml:space="preserve"> </w:t>
+      </w:r>
+      <w:r>
+        <w:rPr>
+          <w:rFonts w:ascii="Times New Roman" w:hAnsi="Times New Roman" w:cs="Times New Roman"/>
+          <w:sz w:val="24"/>
+          <w:szCs w:val="24"/>
+        </w:rPr>
+        <w:t xml:space="preserve">Na ocasião, o autor terá </w:t>
+      </w:r>
+      <w:r>
+        <w:rPr>
+          <w:rFonts w:ascii="Times New Roman" w:hAnsi="Times New Roman" w:cs="Times New Roman"/>
+          <w:sz w:val="24"/>
+          <w:szCs w:val="24"/>
+        </w:rPr>
+        <w:t>até</w:t>
+      </w:r>
+      <w:r>
+        <w:rPr>
+          <w:rFonts w:ascii="Times New Roman" w:hAnsi="Times New Roman" w:cs="Times New Roman"/>
+          <w:sz w:val="24"/>
+          <w:szCs w:val="24"/>
+        </w:rPr>
+        <w:t xml:space="preserve"> 5 </w:t>
+      </w:r>
+      <w:r>
+        <w:rPr>
+          <w:rFonts w:ascii="Times New Roman" w:hAnsi="Times New Roman" w:cs="Times New Roman"/>
+          <w:sz w:val="24"/>
+          <w:szCs w:val="24"/>
+        </w:rPr>
+        <w:t xml:space="preserve">(cinco) </w:t>
+      </w:r>
+      <w:r>
+        <w:rPr>
+          <w:rFonts w:ascii="Times New Roman" w:hAnsi="Times New Roman" w:cs="Times New Roman"/>
+          <w:sz w:val="24"/>
+          <w:szCs w:val="24"/>
+        </w:rPr>
+        <w:t xml:space="preserve">minutos para </w:t>
+      </w:r>
+      <w:r>
+        <w:rPr>
+          <w:rFonts w:ascii="Times New Roman" w:hAnsi="Times New Roman" w:cs="Times New Roman"/>
+          <w:sz w:val="24"/>
+          <w:szCs w:val="24"/>
+        </w:rPr>
+        <w:t xml:space="preserve">a </w:t>
+      </w:r>
+      <w:r>
+        <w:rPr>
+          <w:rFonts w:ascii="Times New Roman" w:hAnsi="Times New Roman" w:cs="Times New Roman"/>
+          <w:sz w:val="24"/>
+          <w:szCs w:val="24"/>
+        </w:rPr>
+        <w:t>exposição, seguid</w:t>
+      </w:r>
+      <w:r>
+        <w:rPr>
+          <w:rFonts w:ascii="Times New Roman" w:hAnsi="Times New Roman" w:cs="Times New Roman"/>
+          <w:sz w:val="24"/>
+          <w:szCs w:val="24"/>
+        </w:rPr>
+        <w:t>os</w:t>
+      </w:r>
+      <w:r>
+        <w:rPr>
+          <w:rFonts w:ascii="Times New Roman" w:hAnsi="Times New Roman" w:cs="Times New Roman"/>
+          <w:sz w:val="24"/>
+          <w:szCs w:val="24"/>
+        </w:rPr>
+        <w:t xml:space="preserve"> de 5</w:t>
+      </w:r>
+      <w:r>
+        <w:rPr>
+          <w:rFonts w:ascii="Times New Roman" w:hAnsi="Times New Roman" w:cs="Times New Roman"/>
+          <w:sz w:val="24"/>
+          <w:szCs w:val="24"/>
+        </w:rPr>
+        <w:t xml:space="preserve"> (cinco)</w:t>
+      </w:r>
+      <w:r>
+        <w:rPr>
+          <w:rFonts w:ascii="Times New Roman" w:hAnsi="Times New Roman" w:cs="Times New Roman"/>
+          <w:sz w:val="24"/>
+          <w:szCs w:val="24"/>
+        </w:rPr>
+        <w:t xml:space="preserve"> minutos de arguição pelo avaliador.</w:t>
       </w:r>
     </w:p>
     <w:p>
@@ -3709,18 +4720,26 @@
           <w:sz w:val="24"/>
           <w:szCs w:val="24"/>
         </w:rPr>
-        <w:t xml:space="preserve">O </w:t>
-      </w:r>
-      <w:proofErr w:type="spellStart"/>
-      <w:r>
-        <w:rPr>
-          <w:rFonts w:ascii="Times New Roman" w:hAnsi="Times New Roman" w:cs="Times New Roman"/>
-          <w:sz w:val="24"/>
-          <w:szCs w:val="24"/>
-        </w:rPr>
-        <w:t>pôster</w:t>
-      </w:r>
-      <w:proofErr w:type="spellEnd"/>
+        <w:t xml:space="preserve">O pôster </w:t>
+      </w:r>
+      <w:r>
+        <w:rPr>
+          <w:rFonts w:ascii="Times New Roman" w:hAnsi="Times New Roman" w:cs="Times New Roman"/>
+          <w:sz w:val="24"/>
+          <w:szCs w:val="24"/>
+        </w:rPr>
+        <w:t xml:space="preserve">do </w:t>
+      </w:r>
+      <w:r>
+        <w:rPr>
+          <w:rFonts w:ascii="Times New Roman" w:hAnsi="Times New Roman" w:cs="Times New Roman"/>
+          <w:b/>
+          <w:bCs/>
+          <w:sz w:val="24"/>
+          <w:szCs w:val="24"/>
+        </w:rPr>
+        <w:t>lote 1</w:t>
+      </w:r>
       <w:r>
         <w:rPr>
           <w:rFonts w:ascii="Times New Roman" w:hAnsi="Times New Roman" w:cs="Times New Roman"/>
@@ -3735,32 +4754,6 @@
           <w:sz w:val="24"/>
           <w:szCs w:val="24"/>
         </w:rPr>
-        <w:t xml:space="preserve">do </w:t>
-      </w:r>
-      <w:r>
-        <w:rPr>
-          <w:rFonts w:ascii="Times New Roman" w:hAnsi="Times New Roman" w:cs="Times New Roman"/>
-          <w:b/>
-          <w:bCs/>
-          <w:sz w:val="24"/>
-          <w:szCs w:val="24"/>
-        </w:rPr>
-        <w:t>lote 1</w:t>
-      </w:r>
-      <w:r>
-        <w:rPr>
-          <w:rFonts w:ascii="Times New Roman" w:hAnsi="Times New Roman" w:cs="Times New Roman"/>
-          <w:sz w:val="24"/>
-          <w:szCs w:val="24"/>
-        </w:rPr>
-        <w:t xml:space="preserve"> </w:t>
-      </w:r>
-      <w:r>
-        <w:rPr>
-          <w:rFonts w:ascii="Times New Roman" w:hAnsi="Times New Roman" w:cs="Times New Roman"/>
-          <w:sz w:val="24"/>
-          <w:szCs w:val="24"/>
-        </w:rPr>
         <w:t xml:space="preserve">deverá ser removido no dia </w:t>
       </w:r>
       <w:r>
@@ -3769,7 +4762,15 @@
           <w:sz w:val="24"/>
           <w:szCs w:val="24"/>
         </w:rPr>
-        <w:t>25</w:t>
+        <w:t>2</w:t>
+      </w:r>
+      <w:r>
+        <w:rPr>
+          <w:rFonts w:ascii="Times New Roman" w:hAnsi="Times New Roman" w:cs="Times New Roman"/>
+          <w:sz w:val="24"/>
+          <w:szCs w:val="24"/>
+        </w:rPr>
+        <w:t>5</w:t>
       </w:r>
       <w:r>
         <w:rPr>
@@ -3912,25 +4913,7 @@
           <w:sz w:val="24"/>
           <w:szCs w:val="24"/>
         </w:rPr>
-        <w:t xml:space="preserve">O </w:t>
-      </w:r>
-      <w:proofErr w:type="spellStart"/>
-      <w:r>
-        <w:rPr>
-          <w:rFonts w:ascii="Times New Roman" w:hAnsi="Times New Roman" w:cs="Times New Roman"/>
-          <w:sz w:val="24"/>
-          <w:szCs w:val="24"/>
-        </w:rPr>
-        <w:t>pôster</w:t>
-      </w:r>
-      <w:proofErr w:type="spellEnd"/>
-      <w:r>
-        <w:rPr>
-          <w:rFonts w:ascii="Times New Roman" w:hAnsi="Times New Roman" w:cs="Times New Roman"/>
-          <w:sz w:val="24"/>
-          <w:szCs w:val="24"/>
-        </w:rPr>
-        <w:t xml:space="preserve"> </w:t>
+        <w:t xml:space="preserve">O pôster </w:t>
       </w:r>
       <w:r>
         <w:rPr>
@@ -4109,7 +5092,7 @@
         <w:pStyle w:val="PargrafodaLista"/>
         <w:numPr>
           <w:ilvl w:val="0"/>
-          <w:numId w:val="2"/>
+          <w:numId w:val="5"/>
         </w:numPr>
         <w:tabs>
           <w:tab w:val="left" w:pos="284"/>
@@ -4144,14 +5127,14 @@
         <w:spacing w:line="360" w:lineRule="auto"/>
         <w:jc w:val="both"/>
         <w:rPr>
-          <w:rFonts w:ascii="Times New Roman" w:hAnsi="Times New Roman"/>
-          <w:sz w:val="24"/>
-          <w:szCs w:val="24"/>
-        </w:rPr>
-      </w:pPr>
-      <w:r>
-        <w:rPr>
-          <w:rFonts w:ascii="Times New Roman" w:hAnsi="Times New Roman"/>
+          <w:rFonts w:ascii="Times New Roman" w:hAnsi="Times New Roman" w:cs="Times New Roman"/>
+          <w:sz w:val="24"/>
+          <w:szCs w:val="24"/>
+        </w:rPr>
+      </w:pPr>
+      <w:r>
+        <w:rPr>
+          <w:rFonts w:ascii="Times New Roman" w:hAnsi="Times New Roman" w:cs="Times New Roman"/>
           <w:sz w:val="24"/>
           <w:szCs w:val="24"/>
         </w:rPr>
@@ -4159,7 +5142,7 @@
       </w:r>
       <w:r>
         <w:rPr>
-          <w:rFonts w:ascii="Times New Roman" w:hAnsi="Times New Roman"/>
+          <w:rFonts w:ascii="Times New Roman" w:hAnsi="Times New Roman" w:cs="Times New Roman"/>
           <w:sz w:val="24"/>
           <w:szCs w:val="24"/>
         </w:rPr>
@@ -4167,7 +5150,7 @@
       </w:r>
       <w:r>
         <w:rPr>
-          <w:rFonts w:ascii="Times New Roman" w:hAnsi="Times New Roman"/>
+          <w:rFonts w:ascii="Times New Roman" w:hAnsi="Times New Roman" w:cs="Times New Roman"/>
           <w:sz w:val="24"/>
           <w:szCs w:val="24"/>
         </w:rPr>
@@ -4175,7 +5158,7 @@
       </w:r>
       <w:r>
         <w:rPr>
-          <w:rFonts w:ascii="Times New Roman" w:hAnsi="Times New Roman"/>
+          <w:rFonts w:ascii="Times New Roman" w:hAnsi="Times New Roman" w:cs="Times New Roman"/>
           <w:sz w:val="24"/>
           <w:szCs w:val="24"/>
         </w:rPr>
@@ -4183,7 +5166,7 @@
       </w:r>
       <w:r>
         <w:rPr>
-          <w:rFonts w:ascii="Times New Roman" w:hAnsi="Times New Roman"/>
+          <w:rFonts w:ascii="Times New Roman" w:hAnsi="Times New Roman" w:cs="Times New Roman"/>
           <w:sz w:val="24"/>
           <w:szCs w:val="24"/>
         </w:rPr>
@@ -4191,7 +5174,7 @@
       </w:r>
       <w:r>
         <w:rPr>
-          <w:rFonts w:ascii="Times New Roman" w:hAnsi="Times New Roman"/>
+          <w:rFonts w:ascii="Times New Roman" w:hAnsi="Times New Roman" w:cs="Times New Roman"/>
           <w:sz w:val="24"/>
           <w:szCs w:val="24"/>
         </w:rPr>
@@ -4207,7 +5190,7 @@
         <w:ind w:left="284"/>
         <w:jc w:val="both"/>
         <w:rPr>
-          <w:rFonts w:ascii="Times New Roman" w:hAnsi="Times New Roman"/>
+          <w:rFonts w:ascii="Times New Roman" w:hAnsi="Times New Roman" w:cs="Times New Roman"/>
           <w:sz w:val="24"/>
           <w:szCs w:val="24"/>
         </w:rPr>
@@ -4218,7 +5201,7 @@
         <w:pStyle w:val="PargrafodaLista"/>
         <w:numPr>
           <w:ilvl w:val="0"/>
-          <w:numId w:val="2"/>
+          <w:numId w:val="5"/>
         </w:numPr>
         <w:tabs>
           <w:tab w:val="left" w:pos="2127"/>
@@ -4242,6 +5225,7 @@
           <w:sz w:val="24"/>
           <w:szCs w:val="24"/>
         </w:rPr>
+        <w:lastRenderedPageBreak/>
         <w:t>Premiação</w:t>
       </w:r>
     </w:p>
@@ -4250,7 +5234,7 @@
         <w:pStyle w:val="PargrafodaLista"/>
         <w:numPr>
           <w:ilvl w:val="0"/>
-          <w:numId w:val="4"/>
+          <w:numId w:val="13"/>
         </w:numPr>
         <w:tabs>
           <w:tab w:val="left" w:pos="2127"/>
@@ -4286,19 +5270,119 @@
     </w:p>
     <w:p>
       <w:pPr>
-        <w:spacing w:after="0" w:line="240" w:lineRule="auto"/>
-        <w:rPr>
-          <w:rFonts w:ascii="Arial" w:hAnsi="Arial" w:cs="Arial"/>
+        <w:ind w:left="-5"/>
+        <w:jc w:val="both"/>
+        <w:rPr>
+          <w:rFonts w:ascii="Times New Roman" w:hAnsi="Times New Roman" w:cs="Times New Roman"/>
+          <w:sz w:val="24"/>
+          <w:szCs w:val="24"/>
+        </w:rPr>
+      </w:pPr>
+    </w:p>
+    <w:p>
+      <w:pPr>
+        <w:ind w:left="-5"/>
+        <w:jc w:val="both"/>
+        <w:rPr>
+          <w:rFonts w:ascii="Times New Roman" w:hAnsi="Times New Roman" w:cs="Times New Roman"/>
+          <w:sz w:val="24"/>
+          <w:szCs w:val="24"/>
+        </w:rPr>
+      </w:pPr>
+    </w:p>
+    <w:p>
+      <w:pPr>
+        <w:ind w:left="-5"/>
+        <w:jc w:val="both"/>
+        <w:rPr>
+          <w:rFonts w:ascii="Times New Roman" w:hAnsi="Times New Roman" w:cs="Times New Roman"/>
+          <w:sz w:val="24"/>
+          <w:szCs w:val="24"/>
+        </w:rPr>
+      </w:pPr>
+    </w:p>
+    <w:p>
+      <w:pPr>
+        <w:ind w:left="-5"/>
+        <w:jc w:val="both"/>
+        <w:rPr>
+          <w:rFonts w:ascii="Times New Roman" w:hAnsi="Times New Roman" w:cs="Times New Roman"/>
+          <w:sz w:val="24"/>
+          <w:szCs w:val="24"/>
+        </w:rPr>
+      </w:pPr>
+    </w:p>
+    <w:p>
+      <w:pPr>
+        <w:ind w:left="-5"/>
+        <w:jc w:val="both"/>
+        <w:rPr>
+          <w:rFonts w:ascii="Times New Roman" w:hAnsi="Times New Roman" w:cs="Times New Roman"/>
+          <w:sz w:val="24"/>
+          <w:szCs w:val="24"/>
+        </w:rPr>
+      </w:pPr>
+    </w:p>
+    <w:p>
+      <w:pPr>
+        <w:ind w:left="-5"/>
+        <w:jc w:val="both"/>
+        <w:rPr>
+          <w:rFonts w:ascii="Times New Roman" w:hAnsi="Times New Roman" w:cs="Times New Roman"/>
+          <w:sz w:val="24"/>
+          <w:szCs w:val="24"/>
+        </w:rPr>
+      </w:pPr>
+    </w:p>
+    <w:p>
+      <w:pPr>
+        <w:ind w:left="-5"/>
+        <w:jc w:val="both"/>
+        <w:rPr>
+          <w:rFonts w:ascii="Times New Roman" w:hAnsi="Times New Roman" w:cs="Times New Roman"/>
+          <w:sz w:val="24"/>
+          <w:szCs w:val="24"/>
+        </w:rPr>
+      </w:pPr>
+    </w:p>
+    <w:p>
+      <w:pPr>
+        <w:ind w:left="-5"/>
+        <w:jc w:val="both"/>
+        <w:rPr>
+          <w:rFonts w:ascii="Times New Roman" w:hAnsi="Times New Roman" w:cs="Times New Roman"/>
+          <w:sz w:val="24"/>
+          <w:szCs w:val="24"/>
+        </w:rPr>
+      </w:pPr>
+    </w:p>
+    <w:p>
+      <w:pPr>
+        <w:jc w:val="both"/>
+        <w:rPr>
+          <w:rFonts w:ascii="Times New Roman" w:hAnsi="Times New Roman" w:cs="Times New Roman"/>
+          <w:sz w:val="24"/>
+          <w:szCs w:val="24"/>
+        </w:rPr>
+      </w:pPr>
+    </w:p>
+    <w:p>
+      <w:pPr>
+        <w:ind w:left="-5"/>
+        <w:jc w:val="both"/>
+        <w:rPr>
+          <w:rFonts w:ascii="Times New Roman" w:hAnsi="Times New Roman" w:cs="Times New Roman"/>
+          <w:sz w:val="24"/>
+          <w:szCs w:val="24"/>
         </w:rPr>
       </w:pPr>
     </w:p>
     <w:sectPr>
-      <w:headerReference w:type="default" r:id="rId12"/>
-      <w:footerReference w:type="default" r:id="rId13"/>
-      <w:pgSz w:w="11906" w:h="16838" w:code="9"/>
-      <w:pgMar w:top="1665" w:right="1700" w:bottom="851" w:left="1701" w:header="709" w:footer="394" w:gutter="0"/>
-      <w:cols w:space="708"/>
-      <w:docGrid w:linePitch="360"/>
+      <w:headerReference w:type="default" r:id="rId7"/>
+      <w:pgSz w:w="11910" w:h="16850"/>
+      <w:pgMar w:top="1417" w:right="1701" w:bottom="1417" w:left="1701" w:header="808" w:footer="0" w:gutter="0"/>
+      <w:cols w:space="720"/>
+      <w:docGrid w:linePitch="299"/>
     </w:sectPr>
   </w:body>
 </w:document>
@@ -4308,9 +5392,6 @@
 <w:endnotes xmlns:wpc="http://schemas.microsoft.com/office/word/2010/wordprocessingCanvas" xmlns:cx="http://schemas.microsoft.com/office/drawing/2014/chartex" xmlns:cx1="http://schemas.microsoft.com/office/drawing/2015/9/8/chartex" xmlns:cx2="http://schemas.microsoft.com/office/drawing/2015/10/21/chartex" xmlns:cx3="http://schemas.microsoft.com/office/drawing/2016/5/9/chartex" xmlns:cx4="http://schemas.microsoft.com/office/drawing/2016/5/10/chartex" xmlns:cx5="http://schemas.microsoft.com/office/drawing/2016/5/11/chartex" xmlns:cx6="http://schemas.microsoft.com/office/drawing/2016/5/12/chartex" xmlns:cx7="http://schemas.microsoft.com/office/drawing/2016/5/13/chartex" xmlns:cx8="http://schemas.microsoft.com/office/drawing/2016/5/14/chartex" xmlns:mc="http://schemas.openxmlformats.org/markup-compatibility/2006" xmlns:aink="http://schemas.microsoft.com/office/drawing/2016/ink" xmlns:am3d="http://schemas.microsoft.com/office/drawing/2017/model3d" xmlns:o="urn:schemas-microsoft-com:office:office" xmlns:r="http://schemas.openxmlformats.org/officeDocument/2006/relationships" xmlns:m="http://schemas.openxmlformats.org/officeDocument/2006/math" xmlns:v="urn:schemas-microsoft-com:vml" xmlns:wp14="http://schemas.microsoft.com/office/word/2010/wordprocessingDrawing" xmlns:wp="http://schemas.openxmlformats.org/drawingml/2006/wordprocessingDrawing" xmlns:w10="urn:schemas-microsoft-com:office:word" xmlns:w="http://schemas.openxmlformats.org/wordprocessingml/2006/main" xmlns:w14="http://schemas.microsoft.com/office/word/2010/wordml" xmlns:w15="http://schemas.microsoft.com/office/word/2012/wordml" xmlns:w16cex="http://schemas.microsoft.com/office/word/2018/wordml/cex" xmlns:w16cid="http://schemas.microsoft.com/office/word/2016/wordml/cid" xmlns:w16="http://schemas.microsoft.com/office/word/2018/wordml" xmlns:w16sdtdh="http://schemas.microsoft.com/office/word/2020/wordml/sdtdatahash" xmlns:w16se="http://schemas.microsoft.com/office/word/2015/wordml/symex" xmlns:wpg="http://schemas.microsoft.com/office/word/2010/wordprocessingGroup" xmlns:wpi="http://schemas.microsoft.com/office/word/2010/wordprocessingInk" xmlns:wne="http://schemas.microsoft.com/office/word/2006/wordml" xmlns:wps="http://schemas.microsoft.com/office/word/2010/wordprocessingShape" mc:Ignorable="w14 w15 w16se w16cid w16 w16cex w16sdtdh wp14">
   <w:endnote w:type="separator" w:id="-1">
     <w:p>
-      <w:pPr>
-        <w:spacing w:after="0" w:line="240" w:lineRule="auto"/>
-      </w:pPr>
       <w:r>
         <w:separator/>
       </w:r>
@@ -4318,457 +5399,18 @@
   </w:endnote>
   <w:endnote w:type="continuationSeparator" w:id="0">
     <w:p>
-      <w:pPr>
-        <w:spacing w:after="0" w:line="240" w:lineRule="auto"/>
-      </w:pPr>
       <w:r>
         <w:continuationSeparator/>
       </w:r>
     </w:p>
   </w:endnote>
 </w:endnotes>
-</file>
-
-<file path=word/footer1.xml><?xml version="1.0" encoding="utf-8"?>
-<w:ftr xmlns:wpc="http://schemas.microsoft.com/office/word/2010/wordprocessingCanvas" xmlns:cx="http://schemas.microsoft.com/office/drawing/2014/chartex" xmlns:cx1="http://schemas.microsoft.com/office/drawing/2015/9/8/chartex" xmlns:cx2="http://schemas.microsoft.com/office/drawing/2015/10/21/chartex" xmlns:cx3="http://schemas.microsoft.com/office/drawing/2016/5/9/chartex" xmlns:cx4="http://schemas.microsoft.com/office/drawing/2016/5/10/chartex" xmlns:cx5="http://schemas.microsoft.com/office/drawing/2016/5/11/chartex" xmlns:cx6="http://schemas.microsoft.com/office/drawing/2016/5/12/chartex" xmlns:cx7="http://schemas.microsoft.com/office/drawing/2016/5/13/chartex" xmlns:cx8="http://schemas.microsoft.com/office/drawing/2016/5/14/chartex" xmlns:mc="http://schemas.openxmlformats.org/markup-compatibility/2006" xmlns:aink="http://schemas.microsoft.com/office/drawing/2016/ink" xmlns:am3d="http://schemas.microsoft.com/office/drawing/2017/model3d" xmlns:o="urn:schemas-microsoft-com:office:office" xmlns:r="http://schemas.openxmlformats.org/officeDocument/2006/relationships" xmlns:m="http://schemas.openxmlformats.org/officeDocument/2006/math" xmlns:v="urn:schemas-microsoft-com:vml" xmlns:wp14="http://schemas.microsoft.com/office/word/2010/wordprocessingDrawing" xmlns:wp="http://schemas.openxmlformats.org/drawingml/2006/wordprocessingDrawing" xmlns:w10="urn:schemas-microsoft-com:office:word" xmlns:w="http://schemas.openxmlformats.org/wordprocessingml/2006/main" xmlns:w14="http://schemas.microsoft.com/office/word/2010/wordml" xmlns:w15="http://schemas.microsoft.com/office/word/2012/wordml" xmlns:w16cex="http://schemas.microsoft.com/office/word/2018/wordml/cex" xmlns:w16cid="http://schemas.microsoft.com/office/word/2016/wordml/cid" xmlns:w16="http://schemas.microsoft.com/office/word/2018/wordml" xmlns:w16sdtdh="http://schemas.microsoft.com/office/word/2020/wordml/sdtdatahash" xmlns:w16se="http://schemas.microsoft.com/office/word/2015/wordml/symex" xmlns:wpg="http://schemas.microsoft.com/office/word/2010/wordprocessingGroup" xmlns:wpi="http://schemas.microsoft.com/office/word/2010/wordprocessingInk" xmlns:wne="http://schemas.microsoft.com/office/word/2006/wordml" xmlns:wps="http://schemas.microsoft.com/office/word/2010/wordprocessingShape" mc:Ignorable="w14 w15 w16se w16cid w16 w16cex w16sdtdh wp14">
-  <w:p>
-    <w:pPr>
-      <w:pStyle w:val="Rodap"/>
-      <w:jc w:val="center"/>
-      <w:rPr>
-        <w:rFonts w:ascii="Arial" w:hAnsi="Arial" w:cs="Arial"/>
-        <w:b/>
-        <w:color w:val="7F7F7F"/>
-        <w:spacing w:val="-10"/>
-        <w:sz w:val="12"/>
-        <w:szCs w:val="12"/>
-      </w:rPr>
-    </w:pPr>
-    <w:r>
-      <w:rPr>
-        <w:rFonts w:ascii="Arial" w:hAnsi="Arial" w:cs="Arial"/>
-        <w:noProof/>
-        <w:color w:val="7F7F7F"/>
-        <w:spacing w:val="-10"/>
-        <w:sz w:val="12"/>
-        <w:szCs w:val="12"/>
-        <w:lang w:eastAsia="pt-BR"/>
-      </w:rPr>
-      <mc:AlternateContent>
-        <mc:Choice Requires="wpg">
-          <w:drawing>
-            <wp:anchor distT="0" distB="0" distL="114300" distR="114300" simplePos="0" relativeHeight="251656704" behindDoc="1" locked="0" layoutInCell="1" allowOverlap="1" wp14:anchorId="432B6D9C" wp14:editId="7418C2A6">
-              <wp:simplePos x="0" y="0"/>
-              <wp:positionH relativeFrom="column">
-                <wp:posOffset>-1080135</wp:posOffset>
-              </wp:positionH>
-              <wp:positionV relativeFrom="paragraph">
-                <wp:posOffset>-267335</wp:posOffset>
-              </wp:positionV>
-              <wp:extent cx="7559040" cy="1134745"/>
-              <wp:effectExtent l="5715" t="0" r="0" b="0"/>
-              <wp:wrapNone/>
-              <wp:docPr id="1" name="Group 41"/>
-              <wp:cNvGraphicFramePr>
-                <a:graphicFrameLocks xmlns:a="http://schemas.openxmlformats.org/drawingml/2006/main"/>
-              </wp:cNvGraphicFramePr>
-              <a:graphic xmlns:a="http://schemas.openxmlformats.org/drawingml/2006/main">
-                <a:graphicData uri="http://schemas.microsoft.com/office/word/2010/wordprocessingGroup">
-                  <wpg:wgp>
-                    <wpg:cNvGrpSpPr>
-                      <a:grpSpLocks/>
-                    </wpg:cNvGrpSpPr>
-                    <wpg:grpSpPr bwMode="auto">
-                      <a:xfrm>
-                        <a:off x="0" y="0"/>
-                        <a:ext cx="7559040" cy="1134745"/>
-                        <a:chOff x="0" y="15885"/>
-                        <a:chExt cx="11904" cy="1787"/>
-                      </a:xfrm>
-                    </wpg:grpSpPr>
-                    <pic:pic xmlns:pic="http://schemas.openxmlformats.org/drawingml/2006/picture">
-                      <pic:nvPicPr>
-                        <pic:cNvPr id="2" name="Imagem 116"/>
-                        <pic:cNvPicPr>
-                          <a:picLocks noChangeAspect="1" noChangeArrowheads="1"/>
-                        </pic:cNvPicPr>
-                      </pic:nvPicPr>
-                      <pic:blipFill>
-                        <a:blip r:embed="rId1">
-                          <a:extLst>
-                            <a:ext uri="{28A0092B-C50C-407E-A947-70E740481C1C}">
-                              <a14:useLocalDpi xmlns:a14="http://schemas.microsoft.com/office/drawing/2010/main" val="0"/>
-                            </a:ext>
-                          </a:extLst>
-                        </a:blip>
-                        <a:srcRect/>
-                        <a:stretch>
-                          <a:fillRect/>
-                        </a:stretch>
-                      </pic:blipFill>
-                      <pic:spPr bwMode="auto">
-                        <a:xfrm>
-                          <a:off x="0" y="16016"/>
-                          <a:ext cx="11904" cy="1656"/>
-                        </a:xfrm>
-                        <a:prstGeom prst="rect">
-                          <a:avLst/>
-                        </a:prstGeom>
-                        <a:noFill/>
-                        <a:ln>
-                          <a:noFill/>
-                        </a:ln>
-                        <a:extLst>
-                          <a:ext uri="{909E8E84-426E-40DD-AFC4-6F175D3DCCD1}">
-                            <a14:hiddenFill xmlns:a14="http://schemas.microsoft.com/office/drawing/2010/main">
-                              <a:solidFill>
-                                <a:srgbClr val="FFFFFF"/>
-                              </a:solidFill>
-                            </a14:hiddenFill>
-                          </a:ext>
-                          <a:ext uri="{91240B29-F687-4F45-9708-019B960494DF}">
-                            <a14:hiddenLine xmlns:a14="http://schemas.microsoft.com/office/drawing/2010/main" w="9525">
-                              <a:solidFill>
-                                <a:srgbClr val="000000"/>
-                              </a:solidFill>
-                              <a:miter lim="800000"/>
-                              <a:headEnd/>
-                              <a:tailEnd/>
-                            </a14:hiddenLine>
-                          </a:ext>
-                        </a:extLst>
-                      </pic:spPr>
-                    </pic:pic>
-                    <wps:wsp>
-                      <wps:cNvPr id="3" name="Rectangle 43"/>
-                      <wps:cNvSpPr>
-                        <a:spLocks noChangeArrowheads="1"/>
-                      </wps:cNvSpPr>
-                      <wps:spPr bwMode="auto">
-                        <a:xfrm rot="5400000">
-                          <a:off x="10320" y="15644"/>
-                          <a:ext cx="686" cy="1167"/>
-                        </a:xfrm>
-                        <a:prstGeom prst="rect">
-                          <a:avLst/>
-                        </a:prstGeom>
-                        <a:noFill/>
-                        <a:ln>
-                          <a:noFill/>
-                        </a:ln>
-                        <a:extLst>
-                          <a:ext uri="{909E8E84-426E-40DD-AFC4-6F175D3DCCD1}">
-                            <a14:hiddenFill xmlns:a14="http://schemas.microsoft.com/office/drawing/2010/main">
-                              <a:solidFill>
-                                <a:srgbClr val="FFFFFF"/>
-                              </a:solidFill>
-                            </a14:hiddenFill>
-                          </a:ext>
-                          <a:ext uri="{91240B29-F687-4F45-9708-019B960494DF}">
-                            <a14:hiddenLine xmlns:a14="http://schemas.microsoft.com/office/drawing/2010/main" w="9525">
-                              <a:solidFill>
-                                <a:srgbClr val="000000"/>
-                              </a:solidFill>
-                              <a:miter lim="800000"/>
-                              <a:headEnd/>
-                              <a:tailEnd/>
-                            </a14:hiddenLine>
-                          </a:ext>
-                        </a:extLst>
-                      </wps:spPr>
-                      <wps:txbx>
-                        <w:txbxContent>
-                          <w:p>
-                            <w:pPr>
-                              <w:pStyle w:val="Rodap"/>
-                              <w:rPr>
-                                <w:rFonts w:ascii="Arial" w:hAnsi="Arial" w:cs="Arial"/>
-                                <w:color w:val="7F7F7F"/>
-                                <w:sz w:val="32"/>
-                                <w:szCs w:val="44"/>
-                              </w:rPr>
-                            </w:pPr>
-                            <w:r>
-                              <w:rPr>
-                                <w:rFonts w:ascii="Arial" w:hAnsi="Arial" w:cs="Arial"/>
-                                <w:color w:val="7F7F7F"/>
-                                <w:sz w:val="16"/>
-                              </w:rPr>
-                              <w:t xml:space="preserve">Página </w:t>
-                            </w:r>
-                            <w:r>
-                              <w:rPr>
-                                <w:rFonts w:ascii="Arial" w:hAnsi="Arial" w:cs="Arial"/>
-                                <w:color w:val="7F7F7F"/>
-                                <w:sz w:val="16"/>
-                              </w:rPr>
-                              <w:fldChar w:fldCharType="begin"/>
-                            </w:r>
-                            <w:r>
-                              <w:rPr>
-                                <w:rFonts w:ascii="Arial" w:hAnsi="Arial" w:cs="Arial"/>
-                                <w:color w:val="7F7F7F"/>
-                                <w:sz w:val="16"/>
-                              </w:rPr>
-                              <w:instrText xml:space="preserve"> PAGE    \* MERGEFORMAT </w:instrText>
-                            </w:r>
-                            <w:r>
-                              <w:rPr>
-                                <w:rFonts w:ascii="Arial" w:hAnsi="Arial" w:cs="Arial"/>
-                                <w:color w:val="7F7F7F"/>
-                                <w:sz w:val="16"/>
-                              </w:rPr>
-                              <w:fldChar w:fldCharType="separate"/>
-                            </w:r>
-                            <w:r>
-                              <w:rPr>
-                                <w:rFonts w:ascii="Arial" w:hAnsi="Arial" w:cs="Arial"/>
-                                <w:noProof/>
-                                <w:color w:val="7F7F7F"/>
-                                <w:sz w:val="32"/>
-                                <w:szCs w:val="44"/>
-                              </w:rPr>
-                              <w:t>1</w:t>
-                            </w:r>
-                            <w:r>
-                              <w:rPr>
-                                <w:rFonts w:ascii="Arial" w:hAnsi="Arial" w:cs="Arial"/>
-                                <w:color w:val="7F7F7F"/>
-                                <w:sz w:val="16"/>
-                              </w:rPr>
-                              <w:fldChar w:fldCharType="end"/>
-                            </w:r>
-                          </w:p>
-                        </w:txbxContent>
-                      </wps:txbx>
-                      <wps:bodyPr rot="0" vert="horz" wrap="square" lIns="91440" tIns="45720" rIns="91440" bIns="45720" anchor="ctr" anchorCtr="0" upright="1">
-                        <a:noAutofit/>
-                      </wps:bodyPr>
-                    </wps:wsp>
-                  </wpg:wgp>
-                </a:graphicData>
-              </a:graphic>
-              <wp14:sizeRelH relativeFrom="page">
-                <wp14:pctWidth>0</wp14:pctWidth>
-              </wp14:sizeRelH>
-              <wp14:sizeRelV relativeFrom="page">
-                <wp14:pctHeight>0</wp14:pctHeight>
-              </wp14:sizeRelV>
-            </wp:anchor>
-          </w:drawing>
-        </mc:Choice>
-        <mc:Fallback>
-          <w:pict>
-            <v:group w14:anchorId="432B6D9C" id="Group 41" o:spid="_x0000_s1026" style="position:absolute;left:0;text-align:left;margin-left:-85.05pt;margin-top:-21.05pt;width:595.2pt;height:89.35pt;z-index:-251659776" coordorigin=",15885" coordsize="11904,1787" o:gfxdata="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">
-              <v:shapetype id="_x0000_t75" coordsize="21600,21600" o:spt="75" o:preferrelative="t" path="m@4@5l@4@11@9@11@9@5xe" filled="f" stroked="f">
-                <v:stroke joinstyle="miter"/>
-                <v:formulas>
-                  <v:f eqn="if lineDrawn pixelLineWidth 0"/>
-                  <v:f eqn="sum @0 1 0"/>
-                  <v:f eqn="sum 0 0 @1"/>
-                  <v:f eqn="prod @2 1 2"/>
-                  <v:f eqn="prod @3 21600 pixelWidth"/>
-                  <v:f eqn="prod @3 21600 pixelHeight"/>
-                  <v:f eqn="sum @0 0 1"/>
-                  <v:f eqn="prod @6 1 2"/>
-                  <v:f eqn="prod @7 21600 pixelWidth"/>
-                  <v:f eqn="sum @8 21600 0"/>
-                  <v:f eqn="prod @7 21600 pixelHeight"/>
-                  <v:f eqn="sum @10 21600 0"/>
-                </v:formulas>
-                <v:path o:extrusionok="f" gradientshapeok="t" o:connecttype="rect"/>
-                <o:lock v:ext="edit" aspectratio="t"/>
-              </v:shapetype>
-              <v:shape id="Imagem 116" o:spid="_x0000_s1027" type="#_x0000_t75" style="position:absolute;top:16016;width:11904;height:1656;visibility:visible;mso-wrap-style:square" o:gfxdata="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">
-                <v:imagedata r:id="rId2" o:title=""/>
-              </v:shape>
-              <v:rect id="Rectangle 43" o:spid="_x0000_s1028" style="position:absolute;left:10320;top:15644;width:686;height:1167;rotation:90;visibility:visible;mso-wrap-style:square;v-text-anchor:middle" o:gfxdata="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" filled="f" stroked="f">
-                <v:textbox>
-                  <w:txbxContent>
-                    <w:p>
-                      <w:pPr>
-                        <w:pStyle w:val="Rodap"/>
-                        <w:rPr>
-                          <w:rFonts w:ascii="Arial" w:hAnsi="Arial" w:cs="Arial"/>
-                          <w:color w:val="7F7F7F"/>
-                          <w:sz w:val="32"/>
-                          <w:szCs w:val="44"/>
-                        </w:rPr>
-                      </w:pPr>
-                      <w:r>
-                        <w:rPr>
-                          <w:rFonts w:ascii="Arial" w:hAnsi="Arial" w:cs="Arial"/>
-                          <w:color w:val="7F7F7F"/>
-                          <w:sz w:val="16"/>
-                        </w:rPr>
-                        <w:t xml:space="preserve">Página </w:t>
-                      </w:r>
-                      <w:r>
-                        <w:rPr>
-                          <w:rFonts w:ascii="Arial" w:hAnsi="Arial" w:cs="Arial"/>
-                          <w:color w:val="7F7F7F"/>
-                          <w:sz w:val="16"/>
-                        </w:rPr>
-                        <w:fldChar w:fldCharType="begin"/>
-                      </w:r>
-                      <w:r>
-                        <w:rPr>
-                          <w:rFonts w:ascii="Arial" w:hAnsi="Arial" w:cs="Arial"/>
-                          <w:color w:val="7F7F7F"/>
-                          <w:sz w:val="16"/>
-                        </w:rPr>
-                        <w:instrText xml:space="preserve"> PAGE    \* MERGEFORMAT </w:instrText>
-                      </w:r>
-                      <w:r>
-                        <w:rPr>
-                          <w:rFonts w:ascii="Arial" w:hAnsi="Arial" w:cs="Arial"/>
-                          <w:color w:val="7F7F7F"/>
-                          <w:sz w:val="16"/>
-                        </w:rPr>
-                        <w:fldChar w:fldCharType="separate"/>
-                      </w:r>
-                      <w:r>
-                        <w:rPr>
-                          <w:rFonts w:ascii="Arial" w:hAnsi="Arial" w:cs="Arial"/>
-                          <w:noProof/>
-                          <w:color w:val="7F7F7F"/>
-                          <w:sz w:val="32"/>
-                          <w:szCs w:val="44"/>
-                        </w:rPr>
-                        <w:t>1</w:t>
-                      </w:r>
-                      <w:r>
-                        <w:rPr>
-                          <w:rFonts w:ascii="Arial" w:hAnsi="Arial" w:cs="Arial"/>
-                          <w:color w:val="7F7F7F"/>
-                          <w:sz w:val="16"/>
-                        </w:rPr>
-                        <w:fldChar w:fldCharType="end"/>
-                      </w:r>
-                    </w:p>
-                  </w:txbxContent>
-                </v:textbox>
-              </v:rect>
-            </v:group>
-          </w:pict>
-        </mc:Fallback>
-      </mc:AlternateContent>
-    </w:r>
-    <w:r>
-      <w:rPr>
-        <w:rFonts w:ascii="Arial" w:hAnsi="Arial" w:cs="Arial"/>
-        <w:color w:val="7F7F7F"/>
-        <w:spacing w:val="-10"/>
-        <w:sz w:val="12"/>
-        <w:szCs w:val="12"/>
-      </w:rPr>
-      <w:t>Avenida</w:t>
-    </w:r>
-    <w:r>
-      <w:rPr>
-        <w:rFonts w:ascii="Arial" w:hAnsi="Arial" w:cs="Arial"/>
-        <w:color w:val="7F7F7F"/>
-        <w:spacing w:val="-10"/>
-        <w:sz w:val="12"/>
-        <w:szCs w:val="12"/>
-      </w:rPr>
-      <w:t>:</w:t>
-    </w:r>
-    <w:r>
-      <w:rPr>
-        <w:rFonts w:ascii="Arial" w:hAnsi="Arial" w:cs="Arial"/>
-        <w:color w:val="7F7F7F"/>
-        <w:spacing w:val="-10"/>
-        <w:sz w:val="12"/>
-        <w:szCs w:val="12"/>
-      </w:rPr>
-      <w:t xml:space="preserve"> H</w:t>
-    </w:r>
-    <w:r>
-      <w:rPr>
-        <w:rFonts w:ascii="Arial" w:hAnsi="Arial" w:cs="Arial"/>
-        <w:color w:val="7F7F7F"/>
-        <w:spacing w:val="-10"/>
-        <w:sz w:val="12"/>
-        <w:szCs w:val="12"/>
-      </w:rPr>
-      <w:t>ygi</w:t>
-    </w:r>
-    <w:r>
-      <w:rPr>
-        <w:rFonts w:ascii="Arial" w:hAnsi="Arial" w:cs="Arial"/>
-        <w:color w:val="7F7F7F"/>
-        <w:spacing w:val="-10"/>
-        <w:sz w:val="12"/>
-        <w:szCs w:val="12"/>
-      </w:rPr>
-      <w:t>no Muzzy Filho, 1001 Campus Universitário CEP: 17.525–902 - Marília/</w:t>
-    </w:r>
-    <w:proofErr w:type="gramStart"/>
-    <w:r>
-      <w:rPr>
-        <w:rFonts w:ascii="Arial" w:hAnsi="Arial" w:cs="Arial"/>
-        <w:color w:val="7F7F7F"/>
-        <w:spacing w:val="-10"/>
-        <w:sz w:val="12"/>
-        <w:szCs w:val="12"/>
-      </w:rPr>
-      <w:t>SP  |</w:t>
-    </w:r>
-    <w:proofErr w:type="gramEnd"/>
-    <w:r>
-      <w:rPr>
-        <w:rFonts w:ascii="Arial" w:hAnsi="Arial" w:cs="Arial"/>
-        <w:color w:val="7F7F7F"/>
-        <w:spacing w:val="-10"/>
-        <w:sz w:val="12"/>
-        <w:szCs w:val="12"/>
-      </w:rPr>
-      <w:t xml:space="preserve">  Fone (14) 2105-4000   </w:t>
-    </w:r>
-    <w:r>
-      <w:rPr>
-        <w:rFonts w:ascii="Arial" w:hAnsi="Arial" w:cs="Arial"/>
-        <w:color w:val="7F7F7F"/>
-        <w:spacing w:val="-10"/>
-        <w:sz w:val="12"/>
-        <w:szCs w:val="12"/>
-        <w:bdr w:val="none" w:sz="0" w:space="0" w:color="auto" w:frame="1"/>
-      </w:rPr>
-      <w:t>falecom@unimar.br</w:t>
-    </w:r>
-    <w:r>
-      <w:rPr>
-        <w:rFonts w:ascii="Arial" w:hAnsi="Arial" w:cs="Arial"/>
-        <w:color w:val="7F7F7F"/>
-        <w:spacing w:val="-10"/>
-        <w:sz w:val="12"/>
-        <w:szCs w:val="12"/>
-      </w:rPr>
-      <w:t xml:space="preserve">   </w:t>
-    </w:r>
-    <w:r>
-      <w:rPr>
-        <w:rFonts w:ascii="Arial" w:hAnsi="Arial" w:cs="Arial"/>
-        <w:b/>
-        <w:color w:val="7F7F7F"/>
-        <w:spacing w:val="-10"/>
-        <w:sz w:val="12"/>
-        <w:szCs w:val="12"/>
-      </w:rPr>
-      <w:t>www.unimar.br</w:t>
-    </w:r>
-  </w:p>
-</w:ftr>
 </file>
 
 <file path=word/footnotes.xml><?xml version="1.0" encoding="utf-8"?>
 <w:footnotes xmlns:wpc="http://schemas.microsoft.com/office/word/2010/wordprocessingCanvas" xmlns:cx="http://schemas.microsoft.com/office/drawing/2014/chartex" xmlns:cx1="http://schemas.microsoft.com/office/drawing/2015/9/8/chartex" xmlns:cx2="http://schemas.microsoft.com/office/drawing/2015/10/21/chartex" xmlns:cx3="http://schemas.microsoft.com/office/drawing/2016/5/9/chartex" xmlns:cx4="http://schemas.microsoft.com/office/drawing/2016/5/10/chartex" xmlns:cx5="http://schemas.microsoft.com/office/drawing/2016/5/11/chartex" xmlns:cx6="http://schemas.microsoft.com/office/drawing/2016/5/12/chartex" xmlns:cx7="http://schemas.microsoft.com/office/drawing/2016/5/13/chartex" xmlns:cx8="http://schemas.microsoft.com/office/drawing/2016/5/14/chartex" xmlns:mc="http://schemas.openxmlformats.org/markup-compatibility/2006" xmlns:aink="http://schemas.microsoft.com/office/drawing/2016/ink" xmlns:am3d="http://schemas.microsoft.com/office/drawing/2017/model3d" xmlns:o="urn:schemas-microsoft-com:office:office" xmlns:r="http://schemas.openxmlformats.org/officeDocument/2006/relationships" xmlns:m="http://schemas.openxmlformats.org/officeDocument/2006/math" xmlns:v="urn:schemas-microsoft-com:vml" xmlns:wp14="http://schemas.microsoft.com/office/word/2010/wordprocessingDrawing" xmlns:wp="http://schemas.openxmlformats.org/drawingml/2006/wordprocessingDrawing" xmlns:w10="urn:schemas-microsoft-com:office:word" xmlns:w="http://schemas.openxmlformats.org/wordprocessingml/2006/main" xmlns:w14="http://schemas.microsoft.com/office/word/2010/wordml" xmlns:w15="http://schemas.microsoft.com/office/word/2012/wordml" xmlns:w16cex="http://schemas.microsoft.com/office/word/2018/wordml/cex" xmlns:w16cid="http://schemas.microsoft.com/office/word/2016/wordml/cid" xmlns:w16="http://schemas.microsoft.com/office/word/2018/wordml" xmlns:w16sdtdh="http://schemas.microsoft.com/office/word/2020/wordml/sdtdatahash" xmlns:w16se="http://schemas.microsoft.com/office/word/2015/wordml/symex" xmlns:wpg="http://schemas.microsoft.com/office/word/2010/wordprocessingGroup" xmlns:wpi="http://schemas.microsoft.com/office/word/2010/wordprocessingInk" xmlns:wne="http://schemas.microsoft.com/office/word/2006/wordml" xmlns:wps="http://schemas.microsoft.com/office/word/2010/wordprocessingShape" mc:Ignorable="w14 w15 w16se w16cid w16 w16cex w16sdtdh wp14">
   <w:footnote w:type="separator" w:id="-1">
     <w:p>
-      <w:pPr>
-        <w:spacing w:after="0" w:line="240" w:lineRule="auto"/>
-      </w:pPr>
       <w:r>
         <w:separator/>
       </w:r>
@@ -4776,9 +5418,6 @@
   </w:footnote>
   <w:footnote w:type="continuationSeparator" w:id="0">
     <w:p>
-      <w:pPr>
-        <w:spacing w:after="0" w:line="240" w:lineRule="auto"/>
-      </w:pPr>
       <w:r>
         <w:continuationSeparator/>
       </w:r>
@@ -4792,352 +5431,7 @@
   <w:p>
     <w:pPr>
       <w:pStyle w:val="Cabealho"/>
-      <w:jc w:val="right"/>
-      <w:rPr>
-        <w:rFonts w:ascii="Arial" w:hAnsi="Arial" w:cs="Arial"/>
-        <w:color w:val="595959"/>
-        <w:sz w:val="20"/>
-        <w:szCs w:val="20"/>
-      </w:rPr>
-    </w:pPr>
-    <w:r>
-      <w:rPr>
-        <w:noProof/>
-        <w:lang w:eastAsia="pt-BR"/>
-      </w:rPr>
-      <w:drawing>
-        <wp:anchor distT="0" distB="0" distL="114300" distR="114300" simplePos="0" relativeHeight="251660800" behindDoc="0" locked="0" layoutInCell="1" allowOverlap="1" wp14:anchorId="6EE50F2E" wp14:editId="1D53EB9C">
-          <wp:simplePos x="0" y="0"/>
-          <wp:positionH relativeFrom="margin">
-            <wp:align>center</wp:align>
-          </wp:positionH>
-          <wp:positionV relativeFrom="paragraph">
-            <wp:posOffset>-412115</wp:posOffset>
-          </wp:positionV>
-          <wp:extent cx="1714500" cy="1213227"/>
-          <wp:effectExtent l="0" t="0" r="0" b="0"/>
-          <wp:wrapNone/>
-          <wp:docPr id="5" name="Imagem 5"/>
-          <wp:cNvGraphicFramePr>
-            <a:graphicFrameLocks xmlns:a="http://schemas.openxmlformats.org/drawingml/2006/main" noChangeAspect="1"/>
-          </wp:cNvGraphicFramePr>
-          <a:graphic xmlns:a="http://schemas.openxmlformats.org/drawingml/2006/main">
-            <a:graphicData uri="http://schemas.openxmlformats.org/drawingml/2006/picture">
-              <pic:pic xmlns:pic="http://schemas.openxmlformats.org/drawingml/2006/picture">
-                <pic:nvPicPr>
-                  <pic:cNvPr id="0" name="Picture 2"/>
-                  <pic:cNvPicPr>
-                    <a:picLocks noChangeAspect="1" noChangeArrowheads="1"/>
-                  </pic:cNvPicPr>
-                </pic:nvPicPr>
-                <pic:blipFill>
-                  <a:blip r:embed="rId1">
-                    <a:extLst>
-                      <a:ext uri="{28A0092B-C50C-407E-A947-70E740481C1C}">
-                        <a14:useLocalDpi xmlns:a14="http://schemas.microsoft.com/office/drawing/2010/main" val="0"/>
-                      </a:ext>
-                    </a:extLst>
-                  </a:blip>
-                  <a:srcRect/>
-                  <a:stretch>
-                    <a:fillRect/>
-                  </a:stretch>
-                </pic:blipFill>
-                <pic:spPr bwMode="auto">
-                  <a:xfrm>
-                    <a:off x="0" y="0"/>
-                    <a:ext cx="1714500" cy="1213227"/>
-                  </a:xfrm>
-                  <a:prstGeom prst="rect">
-                    <a:avLst/>
-                  </a:prstGeom>
-                  <a:noFill/>
-                  <a:ln>
-                    <a:noFill/>
-                  </a:ln>
-                </pic:spPr>
-              </pic:pic>
-            </a:graphicData>
-          </a:graphic>
-          <wp14:sizeRelH relativeFrom="margin">
-            <wp14:pctWidth>0</wp14:pctWidth>
-          </wp14:sizeRelH>
-          <wp14:sizeRelV relativeFrom="margin">
-            <wp14:pctHeight>0</wp14:pctHeight>
-          </wp14:sizeRelV>
-        </wp:anchor>
-      </w:drawing>
-    </w:r>
-    <w:r>
-      <w:rPr>
-        <w:noProof/>
-        <w:lang w:eastAsia="pt-BR"/>
-      </w:rPr>
-      <w:drawing>
-        <wp:anchor distT="0" distB="0" distL="114300" distR="114300" simplePos="0" relativeHeight="251659776" behindDoc="0" locked="0" layoutInCell="1" allowOverlap="1" wp14:anchorId="474D91DF" wp14:editId="5D4B5878">
-          <wp:simplePos x="0" y="0"/>
-          <wp:positionH relativeFrom="page">
-            <wp:align>right</wp:align>
-          </wp:positionH>
-          <wp:positionV relativeFrom="paragraph">
-            <wp:posOffset>-273685</wp:posOffset>
-          </wp:positionV>
-          <wp:extent cx="2735580" cy="683895"/>
-          <wp:effectExtent l="0" t="0" r="0" b="0"/>
-          <wp:wrapThrough wrapText="bothSides">
-            <wp:wrapPolygon edited="0">
-              <wp:start x="6318" y="3008"/>
-              <wp:lineTo x="5415" y="8423"/>
-              <wp:lineTo x="5415" y="12635"/>
-              <wp:lineTo x="6017" y="13838"/>
-              <wp:lineTo x="6618" y="18050"/>
-              <wp:lineTo x="7972" y="18050"/>
-              <wp:lineTo x="16396" y="15643"/>
-              <wp:lineTo x="16245" y="3008"/>
-              <wp:lineTo x="6318" y="3008"/>
-            </wp:wrapPolygon>
-          </wp:wrapThrough>
-          <wp:docPr id="4" name="Imagem 4"/>
-          <wp:cNvGraphicFramePr>
-            <a:graphicFrameLocks xmlns:a="http://schemas.openxmlformats.org/drawingml/2006/main" noChangeAspect="1"/>
-          </wp:cNvGraphicFramePr>
-          <a:graphic xmlns:a="http://schemas.openxmlformats.org/drawingml/2006/main">
-            <a:graphicData uri="http://schemas.openxmlformats.org/drawingml/2006/picture">
-              <pic:pic xmlns:pic="http://schemas.openxmlformats.org/drawingml/2006/picture">
-                <pic:nvPicPr>
-                  <pic:cNvPr id="0" name="Picture 1"/>
-                  <pic:cNvPicPr>
-                    <a:picLocks noChangeAspect="1" noChangeArrowheads="1"/>
-                  </pic:cNvPicPr>
-                </pic:nvPicPr>
-                <pic:blipFill>
-                  <a:blip r:embed="rId2">
-                    <a:extLst>
-                      <a:ext uri="{28A0092B-C50C-407E-A947-70E740481C1C}">
-                        <a14:useLocalDpi xmlns:a14="http://schemas.microsoft.com/office/drawing/2010/main" val="0"/>
-                      </a:ext>
-                    </a:extLst>
-                  </a:blip>
-                  <a:srcRect/>
-                  <a:stretch>
-                    <a:fillRect/>
-                  </a:stretch>
-                </pic:blipFill>
-                <pic:spPr bwMode="auto">
-                  <a:xfrm>
-                    <a:off x="0" y="0"/>
-                    <a:ext cx="2735580" cy="683895"/>
-                  </a:xfrm>
-                  <a:prstGeom prst="rect">
-                    <a:avLst/>
-                  </a:prstGeom>
-                  <a:noFill/>
-                  <a:ln>
-                    <a:noFill/>
-                  </a:ln>
-                </pic:spPr>
-              </pic:pic>
-            </a:graphicData>
-          </a:graphic>
-          <wp14:sizeRelH relativeFrom="margin">
-            <wp14:pctWidth>0</wp14:pctWidth>
-          </wp14:sizeRelH>
-          <wp14:sizeRelV relativeFrom="margin">
-            <wp14:pctHeight>0</wp14:pctHeight>
-          </wp14:sizeRelV>
-        </wp:anchor>
-      </w:drawing>
-    </w:r>
-    <w:r>
-      <w:rPr>
-        <w:noProof/>
-        <w:lang w:eastAsia="pt-BR"/>
-      </w:rPr>
-      <w:drawing>
-        <wp:anchor distT="0" distB="0" distL="114300" distR="114300" simplePos="0" relativeHeight="251658752" behindDoc="0" locked="0" layoutInCell="1" allowOverlap="1" wp14:anchorId="0FAD405F" wp14:editId="1DAFB81E">
-          <wp:simplePos x="0" y="0"/>
-          <wp:positionH relativeFrom="column">
-            <wp:posOffset>-381000</wp:posOffset>
-          </wp:positionH>
-          <wp:positionV relativeFrom="paragraph">
-            <wp:posOffset>-151130</wp:posOffset>
-          </wp:positionV>
-          <wp:extent cx="1416685" cy="427990"/>
-          <wp:effectExtent l="0" t="0" r="0" b="0"/>
-          <wp:wrapNone/>
-          <wp:docPr id="48" name="Imagem 33"/>
-          <wp:cNvGraphicFramePr>
-            <a:graphicFrameLocks xmlns:a="http://schemas.openxmlformats.org/drawingml/2006/main" noChangeAspect="1"/>
-          </wp:cNvGraphicFramePr>
-          <a:graphic xmlns:a="http://schemas.openxmlformats.org/drawingml/2006/main">
-            <a:graphicData uri="http://schemas.openxmlformats.org/drawingml/2006/picture">
-              <pic:pic xmlns:pic="http://schemas.openxmlformats.org/drawingml/2006/picture">
-                <pic:nvPicPr>
-                  <pic:cNvPr id="0" name="Imagem 33"/>
-                  <pic:cNvPicPr>
-                    <a:picLocks noChangeAspect="1" noChangeArrowheads="1"/>
-                  </pic:cNvPicPr>
-                </pic:nvPicPr>
-                <pic:blipFill>
-                  <a:blip r:embed="rId3">
-                    <a:extLst>
-                      <a:ext uri="{28A0092B-C50C-407E-A947-70E740481C1C}">
-                        <a14:useLocalDpi xmlns:a14="http://schemas.microsoft.com/office/drawing/2010/main" val="0"/>
-                      </a:ext>
-                    </a:extLst>
-                  </a:blip>
-                  <a:srcRect/>
-                  <a:stretch>
-                    <a:fillRect/>
-                  </a:stretch>
-                </pic:blipFill>
-                <pic:spPr bwMode="auto">
-                  <a:xfrm>
-                    <a:off x="0" y="0"/>
-                    <a:ext cx="1416685" cy="427990"/>
-                  </a:xfrm>
-                  <a:prstGeom prst="rect">
-                    <a:avLst/>
-                  </a:prstGeom>
-                  <a:noFill/>
-                  <a:ln>
-                    <a:noFill/>
-                  </a:ln>
-                </pic:spPr>
-              </pic:pic>
-            </a:graphicData>
-          </a:graphic>
-          <wp14:sizeRelH relativeFrom="page">
-            <wp14:pctWidth>0</wp14:pctWidth>
-          </wp14:sizeRelH>
-          <wp14:sizeRelV relativeFrom="page">
-            <wp14:pctHeight>0</wp14:pctHeight>
-          </wp14:sizeRelV>
-        </wp:anchor>
-      </w:drawing>
-    </w:r>
-    <w:r>
-      <w:rPr>
-        <w:rFonts w:ascii="Arial" w:hAnsi="Arial" w:cs="Arial"/>
-        <w:noProof/>
-        <w:color w:val="404040"/>
-        <w:sz w:val="20"/>
-        <w:szCs w:val="20"/>
-        <w:lang w:eastAsia="pt-BR"/>
-      </w:rPr>
-      <w:drawing>
-        <wp:anchor distT="0" distB="0" distL="114300" distR="114300" simplePos="0" relativeHeight="251657728" behindDoc="1" locked="0" layoutInCell="1" allowOverlap="1" wp14:anchorId="6DF2E998" wp14:editId="1AF85040">
-          <wp:simplePos x="0" y="0"/>
-          <wp:positionH relativeFrom="column">
-            <wp:posOffset>-1104900</wp:posOffset>
-          </wp:positionH>
-          <wp:positionV relativeFrom="paragraph">
-            <wp:posOffset>-528320</wp:posOffset>
-          </wp:positionV>
-          <wp:extent cx="7603490" cy="1060450"/>
-          <wp:effectExtent l="0" t="0" r="0" b="0"/>
-          <wp:wrapNone/>
-          <wp:docPr id="45" name="Imagem 121"/>
-          <wp:cNvGraphicFramePr>
-            <a:graphicFrameLocks xmlns:a="http://schemas.openxmlformats.org/drawingml/2006/main" noChangeAspect="1"/>
-          </wp:cNvGraphicFramePr>
-          <a:graphic xmlns:a="http://schemas.openxmlformats.org/drawingml/2006/main">
-            <a:graphicData uri="http://schemas.openxmlformats.org/drawingml/2006/picture">
-              <pic:pic xmlns:pic="http://schemas.openxmlformats.org/drawingml/2006/picture">
-                <pic:nvPicPr>
-                  <pic:cNvPr id="0" name="Imagem 121"/>
-                  <pic:cNvPicPr>
-                    <a:picLocks noChangeAspect="1" noChangeArrowheads="1"/>
-                  </pic:cNvPicPr>
-                </pic:nvPicPr>
-                <pic:blipFill>
-                  <a:blip r:embed="rId4">
-                    <a:extLst>
-                      <a:ext uri="{28A0092B-C50C-407E-A947-70E740481C1C}">
-                        <a14:useLocalDpi xmlns:a14="http://schemas.microsoft.com/office/drawing/2010/main" val="0"/>
-                      </a:ext>
-                    </a:extLst>
-                  </a:blip>
-                  <a:srcRect/>
-                  <a:stretch>
-                    <a:fillRect/>
-                  </a:stretch>
-                </pic:blipFill>
-                <pic:spPr bwMode="auto">
-                  <a:xfrm>
-                    <a:off x="0" y="0"/>
-                    <a:ext cx="7603490" cy="1060450"/>
-                  </a:xfrm>
-                  <a:prstGeom prst="rect">
-                    <a:avLst/>
-                  </a:prstGeom>
-                  <a:noFill/>
-                  <a:ln>
-                    <a:noFill/>
-                  </a:ln>
-                </pic:spPr>
-              </pic:pic>
-            </a:graphicData>
-          </a:graphic>
-          <wp14:sizeRelH relativeFrom="page">
-            <wp14:pctWidth>0</wp14:pctWidth>
-          </wp14:sizeRelH>
-          <wp14:sizeRelV relativeFrom="page">
-            <wp14:pctHeight>0</wp14:pctHeight>
-          </wp14:sizeRelV>
-        </wp:anchor>
-      </w:drawing>
-    </w:r>
-    <w:r>
-      <w:rPr>
-        <w:rFonts w:ascii="Arial" w:hAnsi="Arial" w:cs="Arial"/>
-        <w:noProof/>
-        <w:color w:val="404040"/>
-        <w:sz w:val="20"/>
-        <w:szCs w:val="20"/>
-      </w:rPr>
-      <w:t xml:space="preserve"> </w:t>
-    </w:r>
-    <w:r>
-      <w:rPr>
-        <w:rFonts w:ascii="Arial" w:hAnsi="Arial" w:cs="Arial"/>
-        <w:color w:val="404040"/>
-        <w:sz w:val="20"/>
-        <w:szCs w:val="20"/>
-      </w:rPr>
-      <w:t xml:space="preserve"> </w:t>
-    </w:r>
-    <w:r>
-      <w:rPr>
-        <w:rFonts w:ascii="Arial" w:hAnsi="Arial" w:cs="Arial"/>
-        <w:color w:val="404040"/>
-        <w:sz w:val="20"/>
-        <w:szCs w:val="20"/>
-      </w:rPr>
-      <w:tab/>
-      <w:t xml:space="preserve">  </w:t>
-    </w:r>
-    <w:r>
-      <w:rPr>
-        <w:rFonts w:ascii="Arial" w:hAnsi="Arial" w:cs="Arial"/>
-        <w:color w:val="404040"/>
-        <w:sz w:val="20"/>
-        <w:szCs w:val="20"/>
-      </w:rPr>
-      <w:tab/>
-    </w:r>
-  </w:p>
-  <w:p>
-    <w:pPr>
-      <w:pStyle w:val="Rodap"/>
-      <w:ind w:left="5760"/>
-      <w:jc w:val="right"/>
-      <w:rPr>
-        <w:rFonts w:ascii="Arial" w:hAnsi="Arial" w:cs="Arial"/>
-        <w:color w:val="595959"/>
-        <w:sz w:val="20"/>
-        <w:szCs w:val="20"/>
-      </w:rPr>
+      <w:jc w:val="center"/>
     </w:pPr>
   </w:p>
 </w:hdr>
@@ -5146,6 +5440,119 @@
 <file path=word/numbering.xml><?xml version="1.0" encoding="utf-8"?>
 <w:numbering xmlns:wpc="http://schemas.microsoft.com/office/word/2010/wordprocessingCanvas" xmlns:cx="http://schemas.microsoft.com/office/drawing/2014/chartex" xmlns:cx1="http://schemas.microsoft.com/office/drawing/2015/9/8/chartex" xmlns:cx2="http://schemas.microsoft.com/office/drawing/2015/10/21/chartex" xmlns:cx3="http://schemas.microsoft.com/office/drawing/2016/5/9/chartex" xmlns:cx4="http://schemas.microsoft.com/office/drawing/2016/5/10/chartex" xmlns:cx5="http://schemas.microsoft.com/office/drawing/2016/5/11/chartex" xmlns:cx6="http://schemas.microsoft.com/office/drawing/2016/5/12/chartex" xmlns:cx7="http://schemas.microsoft.com/office/drawing/2016/5/13/chartex" xmlns:cx8="http://schemas.microsoft.com/office/drawing/2016/5/14/chartex" xmlns:mc="http://schemas.openxmlformats.org/markup-compatibility/2006" xmlns:aink="http://schemas.microsoft.com/office/drawing/2016/ink" xmlns:am3d="http://schemas.microsoft.com/office/drawing/2017/model3d" xmlns:o="urn:schemas-microsoft-com:office:office" xmlns:r="http://schemas.openxmlformats.org/officeDocument/2006/relationships" xmlns:m="http://schemas.openxmlformats.org/officeDocument/2006/math" xmlns:v="urn:schemas-microsoft-com:vml" xmlns:wp14="http://schemas.microsoft.com/office/word/2010/wordprocessingDrawing" xmlns:wp="http://schemas.openxmlformats.org/drawingml/2006/wordprocessingDrawing" xmlns:w10="urn:schemas-microsoft-com:office:word" xmlns:w="http://schemas.openxmlformats.org/wordprocessingml/2006/main" xmlns:w14="http://schemas.microsoft.com/office/word/2010/wordml" xmlns:w15="http://schemas.microsoft.com/office/word/2012/wordml" xmlns:w16cex="http://schemas.microsoft.com/office/word/2018/wordml/cex" xmlns:w16cid="http://schemas.microsoft.com/office/word/2016/wordml/cid" xmlns:w16="http://schemas.microsoft.com/office/word/2018/wordml" xmlns:w16sdtdh="http://schemas.microsoft.com/office/word/2020/wordml/sdtdatahash" xmlns:w16se="http://schemas.microsoft.com/office/word/2015/wordml/symex" xmlns:wpg="http://schemas.microsoft.com/office/word/2010/wordprocessingGroup" xmlns:wpi="http://schemas.microsoft.com/office/word/2010/wordprocessingInk" xmlns:wne="http://schemas.microsoft.com/office/word/2006/wordml" xmlns:wps="http://schemas.microsoft.com/office/word/2010/wordprocessingShape" mc:Ignorable="w14 w15 w16se w16cid w16 w16cex w16sdtdh wp14">
   <w:abstractNum w:abstractNumId="0" w15:restartNumberingAfterBreak="0">
+    <w:nsid w:val="11D67BDF"/>
+    <w:multiLevelType w:val="hybridMultilevel"/>
+    <w:tmpl w:val="303819D4"/>
+    <w:lvl w:ilvl="0" w:tplc="04160001">
+      <w:start w:val="1"/>
+      <w:numFmt w:val="bullet"/>
+      <w:lvlText w:val=""/>
+      <w:lvlJc w:val="left"/>
+      <w:pPr>
+        <w:ind w:left="720" w:hanging="360"/>
+      </w:pPr>
+      <w:rPr>
+        <w:rFonts w:ascii="Symbol" w:hAnsi="Symbol" w:hint="default"/>
+      </w:rPr>
+    </w:lvl>
+    <w:lvl w:ilvl="1" w:tplc="04160003" w:tentative="1">
+      <w:start w:val="1"/>
+      <w:numFmt w:val="bullet"/>
+      <w:lvlText w:val="o"/>
+      <w:lvlJc w:val="left"/>
+      <w:pPr>
+        <w:ind w:left="1440" w:hanging="360"/>
+      </w:pPr>
+      <w:rPr>
+        <w:rFonts w:ascii="Courier New" w:hAnsi="Courier New" w:cs="Courier New" w:hint="default"/>
+      </w:rPr>
+    </w:lvl>
+    <w:lvl w:ilvl="2" w:tplc="04160005" w:tentative="1">
+      <w:start w:val="1"/>
+      <w:numFmt w:val="bullet"/>
+      <w:lvlText w:val=""/>
+      <w:lvlJc w:val="left"/>
+      <w:pPr>
+        <w:ind w:left="2160" w:hanging="360"/>
+      </w:pPr>
+      <w:rPr>
+        <w:rFonts w:ascii="Wingdings" w:hAnsi="Wingdings" w:hint="default"/>
+      </w:rPr>
+    </w:lvl>
+    <w:lvl w:ilvl="3" w:tplc="04160001" w:tentative="1">
+      <w:start w:val="1"/>
+      <w:numFmt w:val="bullet"/>
+      <w:lvlText w:val=""/>
+      <w:lvlJc w:val="left"/>
+      <w:pPr>
+        <w:ind w:left="2880" w:hanging="360"/>
+      </w:pPr>
+      <w:rPr>
+        <w:rFonts w:ascii="Symbol" w:hAnsi="Symbol" w:hint="default"/>
+      </w:rPr>
+    </w:lvl>
+    <w:lvl w:ilvl="4" w:tplc="04160003" w:tentative="1">
+      <w:start w:val="1"/>
+      <w:numFmt w:val="bullet"/>
+      <w:lvlText w:val="o"/>
+      <w:lvlJc w:val="left"/>
+      <w:pPr>
+        <w:ind w:left="3600" w:hanging="360"/>
+      </w:pPr>
+      <w:rPr>
+        <w:rFonts w:ascii="Courier New" w:hAnsi="Courier New" w:cs="Courier New" w:hint="default"/>
+      </w:rPr>
+    </w:lvl>
+    <w:lvl w:ilvl="5" w:tplc="04160005" w:tentative="1">
+      <w:start w:val="1"/>
+      <w:numFmt w:val="bullet"/>
+      <w:lvlText w:val=""/>
+      <w:lvlJc w:val="left"/>
+      <w:pPr>
+        <w:ind w:left="4320" w:hanging="360"/>
+      </w:pPr>
+      <w:rPr>
+        <w:rFonts w:ascii="Wingdings" w:hAnsi="Wingdings" w:hint="default"/>
+      </w:rPr>
+    </w:lvl>
+    <w:lvl w:ilvl="6" w:tplc="04160001" w:tentative="1">
+      <w:start w:val="1"/>
+      <w:numFmt w:val="bullet"/>
+      <w:lvlText w:val=""/>
+      <w:lvlJc w:val="left"/>
+      <w:pPr>
+        <w:ind w:left="5040" w:hanging="360"/>
+      </w:pPr>
+      <w:rPr>
+        <w:rFonts w:ascii="Symbol" w:hAnsi="Symbol" w:hint="default"/>
+      </w:rPr>
+    </w:lvl>
+    <w:lvl w:ilvl="7" w:tplc="04160003" w:tentative="1">
+      <w:start w:val="1"/>
+      <w:numFmt w:val="bullet"/>
+      <w:lvlText w:val="o"/>
+      <w:lvlJc w:val="left"/>
+      <w:pPr>
+        <w:ind w:left="5760" w:hanging="360"/>
+      </w:pPr>
+      <w:rPr>
+        <w:rFonts w:ascii="Courier New" w:hAnsi="Courier New" w:cs="Courier New" w:hint="default"/>
+      </w:rPr>
+    </w:lvl>
+    <w:lvl w:ilvl="8" w:tplc="04160005" w:tentative="1">
+      <w:start w:val="1"/>
+      <w:numFmt w:val="bullet"/>
+      <w:lvlText w:val=""/>
+      <w:lvlJc w:val="left"/>
+      <w:pPr>
+        <w:ind w:left="6480" w:hanging="360"/>
+      </w:pPr>
+      <w:rPr>
+        <w:rFonts w:ascii="Wingdings" w:hAnsi="Wingdings" w:hint="default"/>
+      </w:rPr>
+    </w:lvl>
+  </w:abstractNum>
+  <w:abstractNum w:abstractNumId="1" w15:restartNumberingAfterBreak="0">
     <w:nsid w:val="12866416"/>
     <w:multiLevelType w:val="hybridMultilevel"/>
     <w:tmpl w:val="FE3CE024"/>
@@ -5265,7 +5672,7 @@
       </w:rPr>
     </w:lvl>
   </w:abstractNum>
-  <w:abstractNum w:abstractNumId="1" w15:restartNumberingAfterBreak="0">
+  <w:abstractNum w:abstractNumId="2" w15:restartNumberingAfterBreak="0">
     <w:nsid w:val="15742FBC"/>
     <w:multiLevelType w:val="hybridMultilevel"/>
     <w:tmpl w:val="0C5A3A9A"/>
@@ -5378,7 +5785,367 @@
       </w:rPr>
     </w:lvl>
   </w:abstractNum>
-  <w:abstractNum w:abstractNumId="2" w15:restartNumberingAfterBreak="0">
+  <w:abstractNum w:abstractNumId="3" w15:restartNumberingAfterBreak="0">
+    <w:nsid w:val="15BA253C"/>
+    <w:multiLevelType w:val="hybridMultilevel"/>
+    <w:tmpl w:val="3B5A6878"/>
+    <w:lvl w:ilvl="0" w:tplc="3C804DDC">
+      <w:numFmt w:val="bullet"/>
+      <w:lvlText w:val=""/>
+      <w:lvlJc w:val="left"/>
+      <w:pPr>
+        <w:ind w:left="940" w:hanging="361"/>
+      </w:pPr>
+      <w:rPr>
+        <w:rFonts w:ascii="Symbol" w:eastAsia="Symbol" w:hAnsi="Symbol" w:cs="Symbol" w:hint="default"/>
+        <w:b w:val="0"/>
+        <w:bCs w:val="0"/>
+        <w:i w:val="0"/>
+        <w:iCs w:val="0"/>
+        <w:w w:val="100"/>
+        <w:sz w:val="24"/>
+        <w:szCs w:val="24"/>
+        <w:lang w:val="pt-PT" w:eastAsia="en-US" w:bidi="ar-SA"/>
+      </w:rPr>
+    </w:lvl>
+    <w:lvl w:ilvl="1" w:tplc="5E289F4C">
+      <w:numFmt w:val="bullet"/>
+      <w:lvlText w:val="•"/>
+      <w:lvlJc w:val="left"/>
+      <w:pPr>
+        <w:ind w:left="1926" w:hanging="361"/>
+      </w:pPr>
+      <w:rPr>
+        <w:rFonts w:hint="default"/>
+        <w:lang w:val="pt-PT" w:eastAsia="en-US" w:bidi="ar-SA"/>
+      </w:rPr>
+    </w:lvl>
+    <w:lvl w:ilvl="2" w:tplc="BA3E54AC">
+      <w:numFmt w:val="bullet"/>
+      <w:lvlText w:val="•"/>
+      <w:lvlJc w:val="left"/>
+      <w:pPr>
+        <w:ind w:left="2913" w:hanging="361"/>
+      </w:pPr>
+      <w:rPr>
+        <w:rFonts w:hint="default"/>
+        <w:lang w:val="pt-PT" w:eastAsia="en-US" w:bidi="ar-SA"/>
+      </w:rPr>
+    </w:lvl>
+    <w:lvl w:ilvl="3" w:tplc="BAF86DB6">
+      <w:numFmt w:val="bullet"/>
+      <w:lvlText w:val="•"/>
+      <w:lvlJc w:val="left"/>
+      <w:pPr>
+        <w:ind w:left="3899" w:hanging="361"/>
+      </w:pPr>
+      <w:rPr>
+        <w:rFonts w:hint="default"/>
+        <w:lang w:val="pt-PT" w:eastAsia="en-US" w:bidi="ar-SA"/>
+      </w:rPr>
+    </w:lvl>
+    <w:lvl w:ilvl="4" w:tplc="39606F9E">
+      <w:numFmt w:val="bullet"/>
+      <w:lvlText w:val="•"/>
+      <w:lvlJc w:val="left"/>
+      <w:pPr>
+        <w:ind w:left="4886" w:hanging="361"/>
+      </w:pPr>
+      <w:rPr>
+        <w:rFonts w:hint="default"/>
+        <w:lang w:val="pt-PT" w:eastAsia="en-US" w:bidi="ar-SA"/>
+      </w:rPr>
+    </w:lvl>
+    <w:lvl w:ilvl="5" w:tplc="6C2E8840">
+      <w:numFmt w:val="bullet"/>
+      <w:lvlText w:val="•"/>
+      <w:lvlJc w:val="left"/>
+      <w:pPr>
+        <w:ind w:left="5873" w:hanging="361"/>
+      </w:pPr>
+      <w:rPr>
+        <w:rFonts w:hint="default"/>
+        <w:lang w:val="pt-PT" w:eastAsia="en-US" w:bidi="ar-SA"/>
+      </w:rPr>
+    </w:lvl>
+    <w:lvl w:ilvl="6" w:tplc="6A0CA74A">
+      <w:numFmt w:val="bullet"/>
+      <w:lvlText w:val="•"/>
+      <w:lvlJc w:val="left"/>
+      <w:pPr>
+        <w:ind w:left="6859" w:hanging="361"/>
+      </w:pPr>
+      <w:rPr>
+        <w:rFonts w:hint="default"/>
+        <w:lang w:val="pt-PT" w:eastAsia="en-US" w:bidi="ar-SA"/>
+      </w:rPr>
+    </w:lvl>
+    <w:lvl w:ilvl="7" w:tplc="572EF7B8">
+      <w:numFmt w:val="bullet"/>
+      <w:lvlText w:val="•"/>
+      <w:lvlJc w:val="left"/>
+      <w:pPr>
+        <w:ind w:left="7846" w:hanging="361"/>
+      </w:pPr>
+      <w:rPr>
+        <w:rFonts w:hint="default"/>
+        <w:lang w:val="pt-PT" w:eastAsia="en-US" w:bidi="ar-SA"/>
+      </w:rPr>
+    </w:lvl>
+    <w:lvl w:ilvl="8" w:tplc="13F620F4">
+      <w:numFmt w:val="bullet"/>
+      <w:lvlText w:val="•"/>
+      <w:lvlJc w:val="left"/>
+      <w:pPr>
+        <w:ind w:left="8833" w:hanging="361"/>
+      </w:pPr>
+      <w:rPr>
+        <w:rFonts w:hint="default"/>
+        <w:lang w:val="pt-PT" w:eastAsia="en-US" w:bidi="ar-SA"/>
+      </w:rPr>
+    </w:lvl>
+  </w:abstractNum>
+  <w:abstractNum w:abstractNumId="4" w15:restartNumberingAfterBreak="0">
+    <w:nsid w:val="1B390DA3"/>
+    <w:multiLevelType w:val="multilevel"/>
+    <w:tmpl w:val="0F8E1CA4"/>
+    <w:lvl w:ilvl="0">
+      <w:start w:val="1"/>
+      <w:numFmt w:val="decimal"/>
+      <w:lvlText w:val="%1."/>
+      <w:lvlJc w:val="left"/>
+      <w:pPr>
+        <w:tabs>
+          <w:tab w:val="num" w:pos="720"/>
+        </w:tabs>
+        <w:ind w:left="720" w:hanging="360"/>
+      </w:pPr>
+      <w:rPr>
+        <w:b/>
+        <w:bCs/>
+      </w:rPr>
+    </w:lvl>
+    <w:lvl w:ilvl="1" w:tentative="1">
+      <w:start w:val="1"/>
+      <w:numFmt w:val="decimal"/>
+      <w:lvlText w:val="%2."/>
+      <w:lvlJc w:val="left"/>
+      <w:pPr>
+        <w:tabs>
+          <w:tab w:val="num" w:pos="1440"/>
+        </w:tabs>
+        <w:ind w:left="1440" w:hanging="360"/>
+      </w:pPr>
+    </w:lvl>
+    <w:lvl w:ilvl="2" w:tentative="1">
+      <w:start w:val="1"/>
+      <w:numFmt w:val="decimal"/>
+      <w:lvlText w:val="%3."/>
+      <w:lvlJc w:val="left"/>
+      <w:pPr>
+        <w:tabs>
+          <w:tab w:val="num" w:pos="2160"/>
+        </w:tabs>
+        <w:ind w:left="2160" w:hanging="360"/>
+      </w:pPr>
+    </w:lvl>
+    <w:lvl w:ilvl="3" w:tentative="1">
+      <w:start w:val="1"/>
+      <w:numFmt w:val="decimal"/>
+      <w:lvlText w:val="%4."/>
+      <w:lvlJc w:val="left"/>
+      <w:pPr>
+        <w:tabs>
+          <w:tab w:val="num" w:pos="2880"/>
+        </w:tabs>
+        <w:ind w:left="2880" w:hanging="360"/>
+      </w:pPr>
+    </w:lvl>
+    <w:lvl w:ilvl="4" w:tentative="1">
+      <w:start w:val="1"/>
+      <w:numFmt w:val="decimal"/>
+      <w:lvlText w:val="%5."/>
+      <w:lvlJc w:val="left"/>
+      <w:pPr>
+        <w:tabs>
+          <w:tab w:val="num" w:pos="3600"/>
+        </w:tabs>
+        <w:ind w:left="3600" w:hanging="360"/>
+      </w:pPr>
+    </w:lvl>
+    <w:lvl w:ilvl="5" w:tentative="1">
+      <w:start w:val="1"/>
+      <w:numFmt w:val="decimal"/>
+      <w:lvlText w:val="%6."/>
+      <w:lvlJc w:val="left"/>
+      <w:pPr>
+        <w:tabs>
+          <w:tab w:val="num" w:pos="4320"/>
+        </w:tabs>
+        <w:ind w:left="4320" w:hanging="360"/>
+      </w:pPr>
+    </w:lvl>
+    <w:lvl w:ilvl="6" w:tentative="1">
+      <w:start w:val="1"/>
+      <w:numFmt w:val="decimal"/>
+      <w:lvlText w:val="%7."/>
+      <w:lvlJc w:val="left"/>
+      <w:pPr>
+        <w:tabs>
+          <w:tab w:val="num" w:pos="5040"/>
+        </w:tabs>
+        <w:ind w:left="5040" w:hanging="360"/>
+      </w:pPr>
+    </w:lvl>
+    <w:lvl w:ilvl="7" w:tentative="1">
+      <w:start w:val="1"/>
+      <w:numFmt w:val="decimal"/>
+      <w:lvlText w:val="%8."/>
+      <w:lvlJc w:val="left"/>
+      <w:pPr>
+        <w:tabs>
+          <w:tab w:val="num" w:pos="5760"/>
+        </w:tabs>
+        <w:ind w:left="5760" w:hanging="360"/>
+      </w:pPr>
+    </w:lvl>
+    <w:lvl w:ilvl="8" w:tentative="1">
+      <w:start w:val="1"/>
+      <w:numFmt w:val="decimal"/>
+      <w:lvlText w:val="%9."/>
+      <w:lvlJc w:val="left"/>
+      <w:pPr>
+        <w:tabs>
+          <w:tab w:val="num" w:pos="6480"/>
+        </w:tabs>
+        <w:ind w:left="6480" w:hanging="360"/>
+      </w:pPr>
+    </w:lvl>
+  </w:abstractNum>
+  <w:abstractNum w:abstractNumId="5" w15:restartNumberingAfterBreak="0">
+    <w:nsid w:val="20441A43"/>
+    <w:multiLevelType w:val="hybridMultilevel"/>
+    <w:tmpl w:val="D8025010"/>
+    <w:lvl w:ilvl="0" w:tplc="E678245E">
+      <w:start w:val="1"/>
+      <w:numFmt w:val="decimal"/>
+      <w:lvlText w:val="%1."/>
+      <w:lvlJc w:val="left"/>
+      <w:pPr>
+        <w:ind w:left="820" w:hanging="361"/>
+      </w:pPr>
+      <w:rPr>
+        <w:rFonts w:ascii="Calibri" w:eastAsia="Calibri" w:hAnsi="Calibri" w:cs="Calibri" w:hint="default"/>
+        <w:b/>
+        <w:bCs/>
+        <w:i w:val="0"/>
+        <w:iCs w:val="0"/>
+        <w:w w:val="100"/>
+        <w:sz w:val="24"/>
+        <w:szCs w:val="24"/>
+        <w:lang w:val="pt-PT" w:eastAsia="en-US" w:bidi="ar-SA"/>
+      </w:rPr>
+    </w:lvl>
+    <w:lvl w:ilvl="1" w:tplc="87A06F28">
+      <w:start w:val="1"/>
+      <w:numFmt w:val="lowerLetter"/>
+      <w:lvlText w:val="%2)"/>
+      <w:lvlJc w:val="left"/>
+      <w:pPr>
+        <w:ind w:left="940" w:hanging="349"/>
+      </w:pPr>
+      <w:rPr>
+        <w:rFonts w:hint="default"/>
+        <w:w w:val="100"/>
+        <w:lang w:val="pt-PT" w:eastAsia="en-US" w:bidi="ar-SA"/>
+      </w:rPr>
+    </w:lvl>
+    <w:lvl w:ilvl="2" w:tplc="F532084C">
+      <w:numFmt w:val="bullet"/>
+      <w:lvlText w:val="•"/>
+      <w:lvlJc w:val="left"/>
+      <w:pPr>
+        <w:ind w:left="940" w:hanging="349"/>
+      </w:pPr>
+      <w:rPr>
+        <w:rFonts w:hint="default"/>
+        <w:lang w:val="pt-PT" w:eastAsia="en-US" w:bidi="ar-SA"/>
+      </w:rPr>
+    </w:lvl>
+    <w:lvl w:ilvl="3" w:tplc="8C32D34A">
+      <w:numFmt w:val="bullet"/>
+      <w:lvlText w:val="•"/>
+      <w:lvlJc w:val="left"/>
+      <w:pPr>
+        <w:ind w:left="2173" w:hanging="349"/>
+      </w:pPr>
+      <w:rPr>
+        <w:rFonts w:hint="default"/>
+        <w:lang w:val="pt-PT" w:eastAsia="en-US" w:bidi="ar-SA"/>
+      </w:rPr>
+    </w:lvl>
+    <w:lvl w:ilvl="4" w:tplc="59326146">
+      <w:numFmt w:val="bullet"/>
+      <w:lvlText w:val="•"/>
+      <w:lvlJc w:val="left"/>
+      <w:pPr>
+        <w:ind w:left="3406" w:hanging="349"/>
+      </w:pPr>
+      <w:rPr>
+        <w:rFonts w:hint="default"/>
+        <w:lang w:val="pt-PT" w:eastAsia="en-US" w:bidi="ar-SA"/>
+      </w:rPr>
+    </w:lvl>
+    <w:lvl w:ilvl="5" w:tplc="1F9C2D82">
+      <w:numFmt w:val="bullet"/>
+      <w:lvlText w:val="•"/>
+      <w:lvlJc w:val="left"/>
+      <w:pPr>
+        <w:ind w:left="4639" w:hanging="349"/>
+      </w:pPr>
+      <w:rPr>
+        <w:rFonts w:hint="default"/>
+        <w:lang w:val="pt-PT" w:eastAsia="en-US" w:bidi="ar-SA"/>
+      </w:rPr>
+    </w:lvl>
+    <w:lvl w:ilvl="6" w:tplc="4DF2994A">
+      <w:numFmt w:val="bullet"/>
+      <w:lvlText w:val="•"/>
+      <w:lvlJc w:val="left"/>
+      <w:pPr>
+        <w:ind w:left="5873" w:hanging="349"/>
+      </w:pPr>
+      <w:rPr>
+        <w:rFonts w:hint="default"/>
+        <w:lang w:val="pt-PT" w:eastAsia="en-US" w:bidi="ar-SA"/>
+      </w:rPr>
+    </w:lvl>
+    <w:lvl w:ilvl="7" w:tplc="2FA656A4">
+      <w:numFmt w:val="bullet"/>
+      <w:lvlText w:val="•"/>
+      <w:lvlJc w:val="left"/>
+      <w:pPr>
+        <w:ind w:left="7106" w:hanging="349"/>
+      </w:pPr>
+      <w:rPr>
+        <w:rFonts w:hint="default"/>
+        <w:lang w:val="pt-PT" w:eastAsia="en-US" w:bidi="ar-SA"/>
+      </w:rPr>
+    </w:lvl>
+    <w:lvl w:ilvl="8" w:tplc="528AD7BA">
+      <w:numFmt w:val="bullet"/>
+      <w:lvlText w:val="•"/>
+      <w:lvlJc w:val="left"/>
+      <w:pPr>
+        <w:ind w:left="8339" w:hanging="349"/>
+      </w:pPr>
+      <w:rPr>
+        <w:rFonts w:hint="default"/>
+        <w:lang w:val="pt-PT" w:eastAsia="en-US" w:bidi="ar-SA"/>
+      </w:rPr>
+    </w:lvl>
+  </w:abstractNum>
+  <w:abstractNum w:abstractNumId="6" w15:restartNumberingAfterBreak="0">
     <w:nsid w:val="226F227A"/>
     <w:multiLevelType w:val="hybridMultilevel"/>
     <w:tmpl w:val="FD3EE73E"/>
@@ -5501,7 +6268,7 @@
       </w:rPr>
     </w:lvl>
   </w:abstractNum>
-  <w:abstractNum w:abstractNumId="3" w15:restartNumberingAfterBreak="0">
+  <w:abstractNum w:abstractNumId="7" w15:restartNumberingAfterBreak="0">
     <w:nsid w:val="468A53DB"/>
     <w:multiLevelType w:val="hybridMultilevel"/>
     <w:tmpl w:val="967EC654"/>
@@ -5621,17 +6388,638 @@
       </w:rPr>
     </w:lvl>
   </w:abstractNum>
+  <w:abstractNum w:abstractNumId="8" w15:restartNumberingAfterBreak="0">
+    <w:nsid w:val="4CA80F42"/>
+    <w:multiLevelType w:val="hybridMultilevel"/>
+    <w:tmpl w:val="F7CE4C02"/>
+    <w:lvl w:ilvl="0" w:tplc="459E347E">
+      <w:numFmt w:val="bullet"/>
+      <w:lvlText w:val=""/>
+      <w:lvlJc w:val="left"/>
+      <w:pPr>
+        <w:ind w:left="928" w:hanging="349"/>
+      </w:pPr>
+      <w:rPr>
+        <w:rFonts w:ascii="Symbol" w:eastAsia="Symbol" w:hAnsi="Symbol" w:cs="Symbol" w:hint="default"/>
+        <w:b w:val="0"/>
+        <w:bCs w:val="0"/>
+        <w:i w:val="0"/>
+        <w:iCs w:val="0"/>
+        <w:w w:val="100"/>
+        <w:sz w:val="24"/>
+        <w:szCs w:val="24"/>
+        <w:lang w:val="pt-PT" w:eastAsia="en-US" w:bidi="ar-SA"/>
+      </w:rPr>
+    </w:lvl>
+    <w:lvl w:ilvl="1" w:tplc="50C2B4B0">
+      <w:numFmt w:val="bullet"/>
+      <w:lvlText w:val="•"/>
+      <w:lvlJc w:val="left"/>
+      <w:pPr>
+        <w:ind w:left="1908" w:hanging="349"/>
+      </w:pPr>
+      <w:rPr>
+        <w:rFonts w:hint="default"/>
+        <w:lang w:val="pt-PT" w:eastAsia="en-US" w:bidi="ar-SA"/>
+      </w:rPr>
+    </w:lvl>
+    <w:lvl w:ilvl="2" w:tplc="3B6030E4">
+      <w:numFmt w:val="bullet"/>
+      <w:lvlText w:val="•"/>
+      <w:lvlJc w:val="left"/>
+      <w:pPr>
+        <w:ind w:left="2897" w:hanging="349"/>
+      </w:pPr>
+      <w:rPr>
+        <w:rFonts w:hint="default"/>
+        <w:lang w:val="pt-PT" w:eastAsia="en-US" w:bidi="ar-SA"/>
+      </w:rPr>
+    </w:lvl>
+    <w:lvl w:ilvl="3" w:tplc="DFC67436">
+      <w:numFmt w:val="bullet"/>
+      <w:lvlText w:val="•"/>
+      <w:lvlJc w:val="left"/>
+      <w:pPr>
+        <w:ind w:left="3885" w:hanging="349"/>
+      </w:pPr>
+      <w:rPr>
+        <w:rFonts w:hint="default"/>
+        <w:lang w:val="pt-PT" w:eastAsia="en-US" w:bidi="ar-SA"/>
+      </w:rPr>
+    </w:lvl>
+    <w:lvl w:ilvl="4" w:tplc="AB50BBB8">
+      <w:numFmt w:val="bullet"/>
+      <w:lvlText w:val="•"/>
+      <w:lvlJc w:val="left"/>
+      <w:pPr>
+        <w:ind w:left="4874" w:hanging="349"/>
+      </w:pPr>
+      <w:rPr>
+        <w:rFonts w:hint="default"/>
+        <w:lang w:val="pt-PT" w:eastAsia="en-US" w:bidi="ar-SA"/>
+      </w:rPr>
+    </w:lvl>
+    <w:lvl w:ilvl="5" w:tplc="3A6CBAD6">
+      <w:numFmt w:val="bullet"/>
+      <w:lvlText w:val="•"/>
+      <w:lvlJc w:val="left"/>
+      <w:pPr>
+        <w:ind w:left="5863" w:hanging="349"/>
+      </w:pPr>
+      <w:rPr>
+        <w:rFonts w:hint="default"/>
+        <w:lang w:val="pt-PT" w:eastAsia="en-US" w:bidi="ar-SA"/>
+      </w:rPr>
+    </w:lvl>
+    <w:lvl w:ilvl="6" w:tplc="4CA81692">
+      <w:numFmt w:val="bullet"/>
+      <w:lvlText w:val="•"/>
+      <w:lvlJc w:val="left"/>
+      <w:pPr>
+        <w:ind w:left="6851" w:hanging="349"/>
+      </w:pPr>
+      <w:rPr>
+        <w:rFonts w:hint="default"/>
+        <w:lang w:val="pt-PT" w:eastAsia="en-US" w:bidi="ar-SA"/>
+      </w:rPr>
+    </w:lvl>
+    <w:lvl w:ilvl="7" w:tplc="56FEBF7A">
+      <w:numFmt w:val="bullet"/>
+      <w:lvlText w:val="•"/>
+      <w:lvlJc w:val="left"/>
+      <w:pPr>
+        <w:ind w:left="7840" w:hanging="349"/>
+      </w:pPr>
+      <w:rPr>
+        <w:rFonts w:hint="default"/>
+        <w:lang w:val="pt-PT" w:eastAsia="en-US" w:bidi="ar-SA"/>
+      </w:rPr>
+    </w:lvl>
+    <w:lvl w:ilvl="8" w:tplc="5D9A62D0">
+      <w:numFmt w:val="bullet"/>
+      <w:lvlText w:val="•"/>
+      <w:lvlJc w:val="left"/>
+      <w:pPr>
+        <w:ind w:left="8829" w:hanging="349"/>
+      </w:pPr>
+      <w:rPr>
+        <w:rFonts w:hint="default"/>
+        <w:lang w:val="pt-PT" w:eastAsia="en-US" w:bidi="ar-SA"/>
+      </w:rPr>
+    </w:lvl>
+  </w:abstractNum>
+  <w:abstractNum w:abstractNumId="9" w15:restartNumberingAfterBreak="0">
+    <w:nsid w:val="4E363A44"/>
+    <w:multiLevelType w:val="hybridMultilevel"/>
+    <w:tmpl w:val="034CF68A"/>
+    <w:lvl w:ilvl="0" w:tplc="0416000D">
+      <w:start w:val="1"/>
+      <w:numFmt w:val="bullet"/>
+      <w:lvlText w:val=""/>
+      <w:lvlJc w:val="left"/>
+      <w:pPr>
+        <w:ind w:left="720" w:hanging="360"/>
+      </w:pPr>
+      <w:rPr>
+        <w:rFonts w:ascii="Wingdings" w:hAnsi="Wingdings" w:hint="default"/>
+      </w:rPr>
+    </w:lvl>
+    <w:lvl w:ilvl="1" w:tplc="04160003" w:tentative="1">
+      <w:start w:val="1"/>
+      <w:numFmt w:val="bullet"/>
+      <w:lvlText w:val="o"/>
+      <w:lvlJc w:val="left"/>
+      <w:pPr>
+        <w:ind w:left="1440" w:hanging="360"/>
+      </w:pPr>
+      <w:rPr>
+        <w:rFonts w:ascii="Courier New" w:hAnsi="Courier New" w:cs="Courier New" w:hint="default"/>
+      </w:rPr>
+    </w:lvl>
+    <w:lvl w:ilvl="2" w:tplc="04160005" w:tentative="1">
+      <w:start w:val="1"/>
+      <w:numFmt w:val="bullet"/>
+      <w:lvlText w:val=""/>
+      <w:lvlJc w:val="left"/>
+      <w:pPr>
+        <w:ind w:left="2160" w:hanging="360"/>
+      </w:pPr>
+      <w:rPr>
+        <w:rFonts w:ascii="Wingdings" w:hAnsi="Wingdings" w:hint="default"/>
+      </w:rPr>
+    </w:lvl>
+    <w:lvl w:ilvl="3" w:tplc="04160001" w:tentative="1">
+      <w:start w:val="1"/>
+      <w:numFmt w:val="bullet"/>
+      <w:lvlText w:val=""/>
+      <w:lvlJc w:val="left"/>
+      <w:pPr>
+        <w:ind w:left="2880" w:hanging="360"/>
+      </w:pPr>
+      <w:rPr>
+        <w:rFonts w:ascii="Symbol" w:hAnsi="Symbol" w:hint="default"/>
+      </w:rPr>
+    </w:lvl>
+    <w:lvl w:ilvl="4" w:tplc="04160003" w:tentative="1">
+      <w:start w:val="1"/>
+      <w:numFmt w:val="bullet"/>
+      <w:lvlText w:val="o"/>
+      <w:lvlJc w:val="left"/>
+      <w:pPr>
+        <w:ind w:left="3600" w:hanging="360"/>
+      </w:pPr>
+      <w:rPr>
+        <w:rFonts w:ascii="Courier New" w:hAnsi="Courier New" w:cs="Courier New" w:hint="default"/>
+      </w:rPr>
+    </w:lvl>
+    <w:lvl w:ilvl="5" w:tplc="04160005" w:tentative="1">
+      <w:start w:val="1"/>
+      <w:numFmt w:val="bullet"/>
+      <w:lvlText w:val=""/>
+      <w:lvlJc w:val="left"/>
+      <w:pPr>
+        <w:ind w:left="4320" w:hanging="360"/>
+      </w:pPr>
+      <w:rPr>
+        <w:rFonts w:ascii="Wingdings" w:hAnsi="Wingdings" w:hint="default"/>
+      </w:rPr>
+    </w:lvl>
+    <w:lvl w:ilvl="6" w:tplc="04160001" w:tentative="1">
+      <w:start w:val="1"/>
+      <w:numFmt w:val="bullet"/>
+      <w:lvlText w:val=""/>
+      <w:lvlJc w:val="left"/>
+      <w:pPr>
+        <w:ind w:left="5040" w:hanging="360"/>
+      </w:pPr>
+      <w:rPr>
+        <w:rFonts w:ascii="Symbol" w:hAnsi="Symbol" w:hint="default"/>
+      </w:rPr>
+    </w:lvl>
+    <w:lvl w:ilvl="7" w:tplc="04160003" w:tentative="1">
+      <w:start w:val="1"/>
+      <w:numFmt w:val="bullet"/>
+      <w:lvlText w:val="o"/>
+      <w:lvlJc w:val="left"/>
+      <w:pPr>
+        <w:ind w:left="5760" w:hanging="360"/>
+      </w:pPr>
+      <w:rPr>
+        <w:rFonts w:ascii="Courier New" w:hAnsi="Courier New" w:cs="Courier New" w:hint="default"/>
+      </w:rPr>
+    </w:lvl>
+    <w:lvl w:ilvl="8" w:tplc="04160005" w:tentative="1">
+      <w:start w:val="1"/>
+      <w:numFmt w:val="bullet"/>
+      <w:lvlText w:val=""/>
+      <w:lvlJc w:val="left"/>
+      <w:pPr>
+        <w:ind w:left="6480" w:hanging="360"/>
+      </w:pPr>
+      <w:rPr>
+        <w:rFonts w:ascii="Wingdings" w:hAnsi="Wingdings" w:hint="default"/>
+      </w:rPr>
+    </w:lvl>
+  </w:abstractNum>
+  <w:abstractNum w:abstractNumId="10" w15:restartNumberingAfterBreak="0">
+    <w:nsid w:val="67C5462A"/>
+    <w:multiLevelType w:val="hybridMultilevel"/>
+    <w:tmpl w:val="E9A875FA"/>
+    <w:lvl w:ilvl="0" w:tplc="3148144A">
+      <w:numFmt w:val="bullet"/>
+      <w:lvlText w:val=""/>
+      <w:lvlJc w:val="left"/>
+      <w:pPr>
+        <w:ind w:left="360" w:hanging="360"/>
+      </w:pPr>
+      <w:rPr>
+        <w:rFonts w:ascii="Symbol" w:eastAsia="Symbol" w:hAnsi="Symbol" w:cs="Symbol" w:hint="default"/>
+        <w:b w:val="0"/>
+        <w:bCs w:val="0"/>
+        <w:i w:val="0"/>
+        <w:iCs w:val="0"/>
+        <w:w w:val="100"/>
+        <w:sz w:val="24"/>
+        <w:szCs w:val="24"/>
+        <w:lang w:val="pt-PT" w:eastAsia="en-US" w:bidi="ar-SA"/>
+      </w:rPr>
+    </w:lvl>
+    <w:lvl w:ilvl="1" w:tplc="04160003" w:tentative="1">
+      <w:start w:val="1"/>
+      <w:numFmt w:val="bullet"/>
+      <w:lvlText w:val="o"/>
+      <w:lvlJc w:val="left"/>
+      <w:pPr>
+        <w:ind w:left="1080" w:hanging="360"/>
+      </w:pPr>
+      <w:rPr>
+        <w:rFonts w:ascii="Courier New" w:hAnsi="Courier New" w:cs="Courier New" w:hint="default"/>
+      </w:rPr>
+    </w:lvl>
+    <w:lvl w:ilvl="2" w:tplc="04160005" w:tentative="1">
+      <w:start w:val="1"/>
+      <w:numFmt w:val="bullet"/>
+      <w:lvlText w:val=""/>
+      <w:lvlJc w:val="left"/>
+      <w:pPr>
+        <w:ind w:left="1800" w:hanging="360"/>
+      </w:pPr>
+      <w:rPr>
+        <w:rFonts w:ascii="Wingdings" w:hAnsi="Wingdings" w:hint="default"/>
+      </w:rPr>
+    </w:lvl>
+    <w:lvl w:ilvl="3" w:tplc="04160001" w:tentative="1">
+      <w:start w:val="1"/>
+      <w:numFmt w:val="bullet"/>
+      <w:lvlText w:val=""/>
+      <w:lvlJc w:val="left"/>
+      <w:pPr>
+        <w:ind w:left="2520" w:hanging="360"/>
+      </w:pPr>
+      <w:rPr>
+        <w:rFonts w:ascii="Symbol" w:hAnsi="Symbol" w:hint="default"/>
+      </w:rPr>
+    </w:lvl>
+    <w:lvl w:ilvl="4" w:tplc="04160003" w:tentative="1">
+      <w:start w:val="1"/>
+      <w:numFmt w:val="bullet"/>
+      <w:lvlText w:val="o"/>
+      <w:lvlJc w:val="left"/>
+      <w:pPr>
+        <w:ind w:left="3240" w:hanging="360"/>
+      </w:pPr>
+      <w:rPr>
+        <w:rFonts w:ascii="Courier New" w:hAnsi="Courier New" w:cs="Courier New" w:hint="default"/>
+      </w:rPr>
+    </w:lvl>
+    <w:lvl w:ilvl="5" w:tplc="04160005" w:tentative="1">
+      <w:start w:val="1"/>
+      <w:numFmt w:val="bullet"/>
+      <w:lvlText w:val=""/>
+      <w:lvlJc w:val="left"/>
+      <w:pPr>
+        <w:ind w:left="3960" w:hanging="360"/>
+      </w:pPr>
+      <w:rPr>
+        <w:rFonts w:ascii="Wingdings" w:hAnsi="Wingdings" w:hint="default"/>
+      </w:rPr>
+    </w:lvl>
+    <w:lvl w:ilvl="6" w:tplc="04160001" w:tentative="1">
+      <w:start w:val="1"/>
+      <w:numFmt w:val="bullet"/>
+      <w:lvlText w:val=""/>
+      <w:lvlJc w:val="left"/>
+      <w:pPr>
+        <w:ind w:left="4680" w:hanging="360"/>
+      </w:pPr>
+      <w:rPr>
+        <w:rFonts w:ascii="Symbol" w:hAnsi="Symbol" w:hint="default"/>
+      </w:rPr>
+    </w:lvl>
+    <w:lvl w:ilvl="7" w:tplc="04160003" w:tentative="1">
+      <w:start w:val="1"/>
+      <w:numFmt w:val="bullet"/>
+      <w:lvlText w:val="o"/>
+      <w:lvlJc w:val="left"/>
+      <w:pPr>
+        <w:ind w:left="5400" w:hanging="360"/>
+      </w:pPr>
+      <w:rPr>
+        <w:rFonts w:ascii="Courier New" w:hAnsi="Courier New" w:cs="Courier New" w:hint="default"/>
+      </w:rPr>
+    </w:lvl>
+    <w:lvl w:ilvl="8" w:tplc="04160005" w:tentative="1">
+      <w:start w:val="1"/>
+      <w:numFmt w:val="bullet"/>
+      <w:lvlText w:val=""/>
+      <w:lvlJc w:val="left"/>
+      <w:pPr>
+        <w:ind w:left="6120" w:hanging="360"/>
+      </w:pPr>
+      <w:rPr>
+        <w:rFonts w:ascii="Wingdings" w:hAnsi="Wingdings" w:hint="default"/>
+      </w:rPr>
+    </w:lvl>
+  </w:abstractNum>
+  <w:abstractNum w:abstractNumId="11" w15:restartNumberingAfterBreak="0">
+    <w:nsid w:val="686B2E0B"/>
+    <w:multiLevelType w:val="hybridMultilevel"/>
+    <w:tmpl w:val="532E7E80"/>
+    <w:lvl w:ilvl="0" w:tplc="3148144A">
+      <w:numFmt w:val="bullet"/>
+      <w:lvlText w:val=""/>
+      <w:lvlJc w:val="left"/>
+      <w:pPr>
+        <w:ind w:left="360" w:hanging="360"/>
+      </w:pPr>
+      <w:rPr>
+        <w:rFonts w:ascii="Symbol" w:eastAsia="Symbol" w:hAnsi="Symbol" w:cs="Symbol" w:hint="default"/>
+        <w:b w:val="0"/>
+        <w:bCs w:val="0"/>
+        <w:i w:val="0"/>
+        <w:iCs w:val="0"/>
+        <w:w w:val="100"/>
+        <w:sz w:val="24"/>
+        <w:szCs w:val="24"/>
+        <w:lang w:val="pt-PT" w:eastAsia="en-US" w:bidi="ar-SA"/>
+      </w:rPr>
+    </w:lvl>
+    <w:lvl w:ilvl="1" w:tplc="04160003" w:tentative="1">
+      <w:start w:val="1"/>
+      <w:numFmt w:val="bullet"/>
+      <w:lvlText w:val="o"/>
+      <w:lvlJc w:val="left"/>
+      <w:pPr>
+        <w:ind w:left="1080" w:hanging="360"/>
+      </w:pPr>
+      <w:rPr>
+        <w:rFonts w:ascii="Courier New" w:hAnsi="Courier New" w:cs="Courier New" w:hint="default"/>
+      </w:rPr>
+    </w:lvl>
+    <w:lvl w:ilvl="2" w:tplc="04160005" w:tentative="1">
+      <w:start w:val="1"/>
+      <w:numFmt w:val="bullet"/>
+      <w:lvlText w:val=""/>
+      <w:lvlJc w:val="left"/>
+      <w:pPr>
+        <w:ind w:left="1800" w:hanging="360"/>
+      </w:pPr>
+      <w:rPr>
+        <w:rFonts w:ascii="Wingdings" w:hAnsi="Wingdings" w:hint="default"/>
+      </w:rPr>
+    </w:lvl>
+    <w:lvl w:ilvl="3" w:tplc="04160001" w:tentative="1">
+      <w:start w:val="1"/>
+      <w:numFmt w:val="bullet"/>
+      <w:lvlText w:val=""/>
+      <w:lvlJc w:val="left"/>
+      <w:pPr>
+        <w:ind w:left="2520" w:hanging="360"/>
+      </w:pPr>
+      <w:rPr>
+        <w:rFonts w:ascii="Symbol" w:hAnsi="Symbol" w:hint="default"/>
+      </w:rPr>
+    </w:lvl>
+    <w:lvl w:ilvl="4" w:tplc="04160003" w:tentative="1">
+      <w:start w:val="1"/>
+      <w:numFmt w:val="bullet"/>
+      <w:lvlText w:val="o"/>
+      <w:lvlJc w:val="left"/>
+      <w:pPr>
+        <w:ind w:left="3240" w:hanging="360"/>
+      </w:pPr>
+      <w:rPr>
+        <w:rFonts w:ascii="Courier New" w:hAnsi="Courier New" w:cs="Courier New" w:hint="default"/>
+      </w:rPr>
+    </w:lvl>
+    <w:lvl w:ilvl="5" w:tplc="04160005" w:tentative="1">
+      <w:start w:val="1"/>
+      <w:numFmt w:val="bullet"/>
+      <w:lvlText w:val=""/>
+      <w:lvlJc w:val="left"/>
+      <w:pPr>
+        <w:ind w:left="3960" w:hanging="360"/>
+      </w:pPr>
+      <w:rPr>
+        <w:rFonts w:ascii="Wingdings" w:hAnsi="Wingdings" w:hint="default"/>
+      </w:rPr>
+    </w:lvl>
+    <w:lvl w:ilvl="6" w:tplc="04160001" w:tentative="1">
+      <w:start w:val="1"/>
+      <w:numFmt w:val="bullet"/>
+      <w:lvlText w:val=""/>
+      <w:lvlJc w:val="left"/>
+      <w:pPr>
+        <w:ind w:left="4680" w:hanging="360"/>
+      </w:pPr>
+      <w:rPr>
+        <w:rFonts w:ascii="Symbol" w:hAnsi="Symbol" w:hint="default"/>
+      </w:rPr>
+    </w:lvl>
+    <w:lvl w:ilvl="7" w:tplc="04160003" w:tentative="1">
+      <w:start w:val="1"/>
+      <w:numFmt w:val="bullet"/>
+      <w:lvlText w:val="o"/>
+      <w:lvlJc w:val="left"/>
+      <w:pPr>
+        <w:ind w:left="5400" w:hanging="360"/>
+      </w:pPr>
+      <w:rPr>
+        <w:rFonts w:ascii="Courier New" w:hAnsi="Courier New" w:cs="Courier New" w:hint="default"/>
+      </w:rPr>
+    </w:lvl>
+    <w:lvl w:ilvl="8" w:tplc="04160005" w:tentative="1">
+      <w:start w:val="1"/>
+      <w:numFmt w:val="bullet"/>
+      <w:lvlText w:val=""/>
+      <w:lvlJc w:val="left"/>
+      <w:pPr>
+        <w:ind w:left="6120" w:hanging="360"/>
+      </w:pPr>
+      <w:rPr>
+        <w:rFonts w:ascii="Wingdings" w:hAnsi="Wingdings" w:hint="default"/>
+      </w:rPr>
+    </w:lvl>
+  </w:abstractNum>
+  <w:abstractNum w:abstractNumId="12" w15:restartNumberingAfterBreak="0">
+    <w:nsid w:val="72590399"/>
+    <w:multiLevelType w:val="hybridMultilevel"/>
+    <w:tmpl w:val="5A585BBE"/>
+    <w:lvl w:ilvl="0" w:tplc="2124E036">
+      <w:start w:val="1"/>
+      <w:numFmt w:val="decimal"/>
+      <w:lvlText w:val="%1."/>
+      <w:lvlJc w:val="left"/>
+      <w:pPr>
+        <w:ind w:left="928" w:hanging="221"/>
+      </w:pPr>
+      <w:rPr>
+        <w:rFonts w:ascii="Arial" w:eastAsia="Arial" w:hAnsi="Arial" w:cs="Arial" w:hint="default"/>
+        <w:b/>
+        <w:bCs/>
+        <w:i w:val="0"/>
+        <w:iCs w:val="0"/>
+        <w:w w:val="99"/>
+        <w:sz w:val="20"/>
+        <w:szCs w:val="20"/>
+        <w:lang w:val="pt-PT" w:eastAsia="en-US" w:bidi="ar-SA"/>
+      </w:rPr>
+    </w:lvl>
+    <w:lvl w:ilvl="1" w:tplc="F8BA83DE">
+      <w:numFmt w:val="bullet"/>
+      <w:lvlText w:val="•"/>
+      <w:lvlJc w:val="left"/>
+      <w:pPr>
+        <w:ind w:left="1908" w:hanging="221"/>
+      </w:pPr>
+      <w:rPr>
+        <w:rFonts w:hint="default"/>
+        <w:lang w:val="pt-PT" w:eastAsia="en-US" w:bidi="ar-SA"/>
+      </w:rPr>
+    </w:lvl>
+    <w:lvl w:ilvl="2" w:tplc="7C9E2D16">
+      <w:numFmt w:val="bullet"/>
+      <w:lvlText w:val="•"/>
+      <w:lvlJc w:val="left"/>
+      <w:pPr>
+        <w:ind w:left="2897" w:hanging="221"/>
+      </w:pPr>
+      <w:rPr>
+        <w:rFonts w:hint="default"/>
+        <w:lang w:val="pt-PT" w:eastAsia="en-US" w:bidi="ar-SA"/>
+      </w:rPr>
+    </w:lvl>
+    <w:lvl w:ilvl="3" w:tplc="F4FACE4E">
+      <w:numFmt w:val="bullet"/>
+      <w:lvlText w:val="•"/>
+      <w:lvlJc w:val="left"/>
+      <w:pPr>
+        <w:ind w:left="3885" w:hanging="221"/>
+      </w:pPr>
+      <w:rPr>
+        <w:rFonts w:hint="default"/>
+        <w:lang w:val="pt-PT" w:eastAsia="en-US" w:bidi="ar-SA"/>
+      </w:rPr>
+    </w:lvl>
+    <w:lvl w:ilvl="4" w:tplc="21B0A340">
+      <w:numFmt w:val="bullet"/>
+      <w:lvlText w:val="•"/>
+      <w:lvlJc w:val="left"/>
+      <w:pPr>
+        <w:ind w:left="4874" w:hanging="221"/>
+      </w:pPr>
+      <w:rPr>
+        <w:rFonts w:hint="default"/>
+        <w:lang w:val="pt-PT" w:eastAsia="en-US" w:bidi="ar-SA"/>
+      </w:rPr>
+    </w:lvl>
+    <w:lvl w:ilvl="5" w:tplc="45788292">
+      <w:numFmt w:val="bullet"/>
+      <w:lvlText w:val="•"/>
+      <w:lvlJc w:val="left"/>
+      <w:pPr>
+        <w:ind w:left="5863" w:hanging="221"/>
+      </w:pPr>
+      <w:rPr>
+        <w:rFonts w:hint="default"/>
+        <w:lang w:val="pt-PT" w:eastAsia="en-US" w:bidi="ar-SA"/>
+      </w:rPr>
+    </w:lvl>
+    <w:lvl w:ilvl="6" w:tplc="B1689270">
+      <w:numFmt w:val="bullet"/>
+      <w:lvlText w:val="•"/>
+      <w:lvlJc w:val="left"/>
+      <w:pPr>
+        <w:ind w:left="6851" w:hanging="221"/>
+      </w:pPr>
+      <w:rPr>
+        <w:rFonts w:hint="default"/>
+        <w:lang w:val="pt-PT" w:eastAsia="en-US" w:bidi="ar-SA"/>
+      </w:rPr>
+    </w:lvl>
+    <w:lvl w:ilvl="7" w:tplc="62188CB4">
+      <w:numFmt w:val="bullet"/>
+      <w:lvlText w:val="•"/>
+      <w:lvlJc w:val="left"/>
+      <w:pPr>
+        <w:ind w:left="7840" w:hanging="221"/>
+      </w:pPr>
+      <w:rPr>
+        <w:rFonts w:hint="default"/>
+        <w:lang w:val="pt-PT" w:eastAsia="en-US" w:bidi="ar-SA"/>
+      </w:rPr>
+    </w:lvl>
+    <w:lvl w:ilvl="8" w:tplc="4170B118">
+      <w:numFmt w:val="bullet"/>
+      <w:lvlText w:val="•"/>
+      <w:lvlJc w:val="left"/>
+      <w:pPr>
+        <w:ind w:left="8829" w:hanging="221"/>
+      </w:pPr>
+      <w:rPr>
+        <w:rFonts w:hint="default"/>
+        <w:lang w:val="pt-PT" w:eastAsia="en-US" w:bidi="ar-SA"/>
+      </w:rPr>
+    </w:lvl>
+  </w:abstractNum>
   <w:num w:numId="1">
+    <w:abstractNumId w:val="12"/>
+  </w:num>
+  <w:num w:numId="2">
+    <w:abstractNumId w:val="8"/>
+  </w:num>
+  <w:num w:numId="3">
     <w:abstractNumId w:val="3"/>
   </w:num>
-  <w:num w:numId="2">
+  <w:num w:numId="4">
+    <w:abstractNumId w:val="7"/>
+  </w:num>
+  <w:num w:numId="5">
+    <w:abstractNumId w:val="6"/>
+  </w:num>
+  <w:num w:numId="6">
+    <w:abstractNumId w:val="5"/>
+  </w:num>
+  <w:num w:numId="7">
+    <w:abstractNumId w:val="0"/>
+  </w:num>
+  <w:num w:numId="8">
+    <w:abstractNumId w:val="9"/>
+  </w:num>
+  <w:num w:numId="9">
+    <w:abstractNumId w:val="4"/>
+  </w:num>
+  <w:num w:numId="10">
     <w:abstractNumId w:val="2"/>
   </w:num>
-  <w:num w:numId="3">
+  <w:num w:numId="11">
+    <w:abstractNumId w:val="10"/>
+  </w:num>
+  <w:num w:numId="12">
+    <w:abstractNumId w:val="11"/>
+  </w:num>
+  <w:num w:numId="13">
     <w:abstractNumId w:val="1"/>
-  </w:num>
-  <w:num w:numId="4">
-    <w:abstractNumId w:val="0"/>
   </w:num>
 </w:numbering>
 </file>
@@ -5641,11 +7029,19 @@
   <w:docDefaults>
     <w:rPrDefault>
       <w:rPr>
-        <w:rFonts w:ascii="Calibri" w:eastAsia="Calibri" w:hAnsi="Calibri" w:cs="Times New Roman"/>
-        <w:lang w:val="pt-BR" w:eastAsia="pt-BR" w:bidi="ar-SA"/>
+        <w:rFonts w:asciiTheme="minorHAnsi" w:eastAsiaTheme="minorHAnsi" w:hAnsiTheme="minorHAnsi" w:cstheme="minorBidi"/>
+        <w:sz w:val="22"/>
+        <w:szCs w:val="22"/>
+        <w:lang w:val="en-US" w:eastAsia="en-US" w:bidi="ar-SA"/>
       </w:rPr>
     </w:rPrDefault>
-    <w:pPrDefault/>
+    <w:pPrDefault>
+      <w:pPr>
+        <w:widowControl w:val="0"/>
+        <w:autoSpaceDE w:val="0"/>
+        <w:autoSpaceDN w:val="0"/>
+      </w:pPr>
+    </w:pPrDefault>
   </w:docDefaults>
   <w:latentStyles w:defLockedState="0" w:defUIPriority="99" w:defSemiHidden="0" w:defUnhideWhenUsed="0" w:defQFormat="0" w:count="376">
     <w:lsdException w:name="Normal" w:uiPriority="0" w:qFormat="1"/>
@@ -5680,7 +7076,7 @@
     <w:lsdException w:name="footnote text" w:semiHidden="1" w:unhideWhenUsed="1"/>
     <w:lsdException w:name="annotation text" w:semiHidden="1" w:unhideWhenUsed="1"/>
     <w:lsdException w:name="header" w:semiHidden="1" w:unhideWhenUsed="1"/>
-    <w:lsdException w:name="footer" w:semiHidden="1" w:uiPriority="0" w:unhideWhenUsed="1"/>
+    <w:lsdException w:name="footer" w:semiHidden="1" w:unhideWhenUsed="1"/>
     <w:lsdException w:name="index heading" w:semiHidden="1" w:unhideWhenUsed="1"/>
     <w:lsdException w:name="caption" w:semiHidden="1" w:uiPriority="35" w:unhideWhenUsed="1" w:qFormat="1"/>
     <w:lsdException w:name="table of figures" w:semiHidden="1" w:unhideWhenUsed="1"/>
@@ -5714,7 +7110,7 @@
     <w:lsdException w:name="Closing" w:semiHidden="1" w:unhideWhenUsed="1"/>
     <w:lsdException w:name="Signature" w:semiHidden="1" w:unhideWhenUsed="1"/>
     <w:lsdException w:name="Default Paragraph Font" w:semiHidden="1" w:uiPriority="1" w:unhideWhenUsed="1"/>
-    <w:lsdException w:name="Body Text" w:semiHidden="1" w:uiPriority="1" w:unhideWhenUsed="1" w:qFormat="1"/>
+    <w:lsdException w:name="Body Text" w:semiHidden="1" w:unhideWhenUsed="1"/>
     <w:lsdException w:name="Body Text Indent" w:semiHidden="1" w:unhideWhenUsed="1"/>
     <w:lsdException w:name="List Continue" w:semiHidden="1" w:unhideWhenUsed="1"/>
     <w:lsdException w:name="List Continue 2" w:semiHidden="1" w:unhideWhenUsed="1"/>
@@ -5753,6 +7149,7 @@
     <w:lsdException w:name="HTML Sample" w:semiHidden="1" w:unhideWhenUsed="1"/>
     <w:lsdException w:name="HTML Typewriter" w:semiHidden="1" w:unhideWhenUsed="1"/>
     <w:lsdException w:name="HTML Variable" w:semiHidden="1" w:unhideWhenUsed="1"/>
+    <w:lsdException w:name="Normal Table" w:semiHidden="1" w:unhideWhenUsed="1"/>
     <w:lsdException w:name="annotation subject" w:semiHidden="1" w:unhideWhenUsed="1"/>
     <w:lsdException w:name="No List" w:semiHidden="1" w:unhideWhenUsed="1"/>
     <w:lsdException w:name="Outline List 1" w:semiHidden="1" w:unhideWhenUsed="1"/>
@@ -5795,10 +7192,13 @@
     <w:lsdException w:name="Table Contemporary" w:semiHidden="1" w:unhideWhenUsed="1"/>
     <w:lsdException w:name="Table Elegant" w:semiHidden="1" w:unhideWhenUsed="1"/>
     <w:lsdException w:name="Table Professional" w:semiHidden="1" w:unhideWhenUsed="1"/>
+    <w:lsdException w:name="Table Subtle 1" w:semiHidden="1" w:unhideWhenUsed="1"/>
     <w:lsdException w:name="Table Subtle 2" w:semiHidden="1" w:unhideWhenUsed="1"/>
     <w:lsdException w:name="Table Web 1" w:semiHidden="1" w:unhideWhenUsed="1"/>
+    <w:lsdException w:name="Table Web 2" w:semiHidden="1" w:unhideWhenUsed="1"/>
+    <w:lsdException w:name="Table Web 3" w:semiHidden="1" w:unhideWhenUsed="1"/>
     <w:lsdException w:name="Balloon Text" w:semiHidden="1" w:unhideWhenUsed="1"/>
-    <w:lsdException w:name="Table Grid" w:uiPriority="59"/>
+    <w:lsdException w:name="Table Grid" w:uiPriority="39"/>
     <w:lsdException w:name="Table Theme" w:semiHidden="1" w:unhideWhenUsed="1"/>
     <w:lsdException w:name="Placeholder Text" w:semiHidden="1"/>
     <w:lsdException w:name="No Spacing" w:uiPriority="1" w:qFormat="1"/>
@@ -5823,7 +7223,7 @@
     <w:lsdException w:name="Medium Shading 2 Accent 1" w:uiPriority="64"/>
     <w:lsdException w:name="Medium List 1 Accent 1" w:uiPriority="65"/>
     <w:lsdException w:name="Revision" w:semiHidden="1"/>
-    <w:lsdException w:name="List Paragraph" w:uiPriority="1" w:qFormat="1"/>
+    <w:lsdException w:name="List Paragraph" w:uiPriority="34" w:qFormat="1"/>
     <w:lsdException w:name="Quote" w:uiPriority="29" w:qFormat="1"/>
     <w:lsdException w:name="Intense Quote" w:uiPriority="30" w:qFormat="1"/>
     <w:lsdException w:name="Medium List 2 Accent 1" w:uiPriority="66"/>
@@ -6024,14 +7424,9 @@
   <w:style w:type="paragraph" w:default="1" w:styleId="Normal">
     <w:name w:val="Normal"/>
     <w:qFormat/>
-    <w:rsid w:val="00480BDE"/>
-    <w:pPr>
-      <w:spacing w:after="200" w:line="276" w:lineRule="auto"/>
-    </w:pPr>
     <w:rPr>
-      <w:sz w:val="22"/>
-      <w:szCs w:val="22"/>
-      <w:lang w:eastAsia="en-US"/>
+      <w:rFonts w:ascii="Arial" w:eastAsia="Arial" w:hAnsi="Arial" w:cs="Arial"/>
+      <w:lang w:val="pt-PT"/>
     </w:rPr>
   </w:style>
   <w:style w:type="character" w:default="1" w:styleId="Fontepargpadro">
@@ -6061,115 +7456,12 @@
     <w:semiHidden/>
     <w:unhideWhenUsed/>
   </w:style>
-  <w:style w:type="paragraph" w:styleId="Cabealho">
-    <w:name w:val="header"/>
-    <w:basedOn w:val="Normal"/>
-    <w:link w:val="CabealhoChar"/>
-    <w:uiPriority w:val="99"/>
-    <w:unhideWhenUsed/>
-    <w:rsid w:val="00E92BB8"/>
-    <w:pPr>
-      <w:tabs>
-        <w:tab w:val="center" w:pos="4252"/>
-        <w:tab w:val="right" w:pos="8504"/>
-      </w:tabs>
-      <w:spacing w:after="0" w:line="240" w:lineRule="auto"/>
-    </w:pPr>
-  </w:style>
-  <w:style w:type="character" w:customStyle="1" w:styleId="CabealhoChar">
-    <w:name w:val="Cabeçalho Char"/>
-    <w:basedOn w:val="Fontepargpadro"/>
-    <w:link w:val="Cabealho"/>
-    <w:uiPriority w:val="99"/>
-    <w:rsid w:val="00E92BB8"/>
-  </w:style>
-  <w:style w:type="paragraph" w:styleId="Rodap">
-    <w:name w:val="footer"/>
-    <w:basedOn w:val="Normal"/>
-    <w:link w:val="RodapChar"/>
-    <w:unhideWhenUsed/>
-    <w:rsid w:val="00E92BB8"/>
-    <w:pPr>
-      <w:tabs>
-        <w:tab w:val="center" w:pos="4252"/>
-        <w:tab w:val="right" w:pos="8504"/>
-      </w:tabs>
-      <w:spacing w:after="0" w:line="240" w:lineRule="auto"/>
-    </w:pPr>
-  </w:style>
-  <w:style w:type="character" w:customStyle="1" w:styleId="RodapChar">
-    <w:name w:val="Rodapé Char"/>
-    <w:basedOn w:val="Fontepargpadro"/>
-    <w:link w:val="Rodap"/>
-    <w:rsid w:val="00E92BB8"/>
-  </w:style>
-  <w:style w:type="paragraph" w:styleId="Textodebalo">
-    <w:name w:val="Balloon Text"/>
-    <w:basedOn w:val="Normal"/>
-    <w:link w:val="TextodebaloChar"/>
-    <w:uiPriority w:val="99"/>
-    <w:semiHidden/>
-    <w:unhideWhenUsed/>
-    <w:rsid w:val="00E92BB8"/>
-    <w:pPr>
-      <w:spacing w:after="0" w:line="240" w:lineRule="auto"/>
-    </w:pPr>
-    <w:rPr>
-      <w:rFonts w:ascii="Tahoma" w:hAnsi="Tahoma" w:cs="Tahoma"/>
-      <w:sz w:val="16"/>
-      <w:szCs w:val="16"/>
-    </w:rPr>
-  </w:style>
-  <w:style w:type="character" w:customStyle="1" w:styleId="TextodebaloChar">
-    <w:name w:val="Texto de balão Char"/>
-    <w:basedOn w:val="Fontepargpadro"/>
-    <w:link w:val="Textodebalo"/>
-    <w:uiPriority w:val="99"/>
-    <w:semiHidden/>
-    <w:rsid w:val="00E92BB8"/>
-    <w:rPr>
-      <w:rFonts w:ascii="Tahoma" w:hAnsi="Tahoma" w:cs="Tahoma"/>
-      <w:sz w:val="16"/>
-      <w:szCs w:val="16"/>
-    </w:rPr>
-  </w:style>
-  <w:style w:type="character" w:styleId="Hyperlink">
-    <w:name w:val="Hyperlink"/>
-    <w:basedOn w:val="Fontepargpadro"/>
-    <w:uiPriority w:val="99"/>
-    <w:unhideWhenUsed/>
-    <w:rsid w:val="00E92BB8"/>
-    <w:rPr>
-      <w:strike w:val="0"/>
-      <w:dstrike w:val="0"/>
-      <w:color w:val="034EA2"/>
-      <w:sz w:val="24"/>
-      <w:szCs w:val="24"/>
-      <w:u w:val="none"/>
-      <w:effect w:val="none"/>
-      <w:bdr w:val="none" w:sz="0" w:space="0" w:color="auto" w:frame="1"/>
-      <w:shd w:val="clear" w:color="auto" w:fill="auto"/>
-      <w:vertAlign w:val="baseline"/>
-    </w:rPr>
-  </w:style>
   <w:style w:type="table" w:customStyle="1" w:styleId="TableNormal1">
     <w:name w:val="Table Normal1"/>
     <w:uiPriority w:val="2"/>
     <w:semiHidden/>
     <w:unhideWhenUsed/>
     <w:qFormat/>
-    <w:rsid w:val="00644170"/>
-    <w:pPr>
-      <w:widowControl w:val="0"/>
-      <w:autoSpaceDE w:val="0"/>
-      <w:autoSpaceDN w:val="0"/>
-    </w:pPr>
-    <w:rPr>
-      <w:rFonts w:asciiTheme="minorHAnsi" w:eastAsiaTheme="minorHAnsi" w:hAnsiTheme="minorHAnsi" w:cstheme="minorBidi"/>
-      <w:sz w:val="22"/>
-      <w:szCs w:val="22"/>
-      <w:lang w:val="en-US" w:eastAsia="en-US"/>
-    </w:rPr>
     <w:tblPr>
       <w:tblInd w:w="0" w:type="dxa"/>
       <w:tblCellMar>
@@ -6183,16 +7475,133 @@
   <w:style w:type="paragraph" w:styleId="Corpodetexto">
     <w:name w:val="Body Text"/>
     <w:basedOn w:val="Normal"/>
-    <w:link w:val="CorpodetextoChar"/>
     <w:uiPriority w:val="1"/>
     <w:qFormat/>
-    <w:rsid w:val="00644170"/>
+    <w:rPr>
+      <w:sz w:val="20"/>
+      <w:szCs w:val="20"/>
+    </w:rPr>
+  </w:style>
+  <w:style w:type="paragraph" w:styleId="PargrafodaLista">
+    <w:name w:val="List Paragraph"/>
+    <w:basedOn w:val="Normal"/>
+    <w:uiPriority w:val="1"/>
+    <w:qFormat/>
     <w:pPr>
-      <w:widowControl w:val="0"/>
-      <w:autoSpaceDE w:val="0"/>
-      <w:autoSpaceDN w:val="0"/>
-      <w:spacing w:after="0" w:line="240" w:lineRule="auto"/>
+      <w:ind w:left="928" w:hanging="361"/>
     </w:pPr>
+    <w:rPr>
+      <w:rFonts w:ascii="Calibri" w:eastAsia="Calibri" w:hAnsi="Calibri" w:cs="Calibri"/>
+    </w:rPr>
+  </w:style>
+  <w:style w:type="paragraph" w:customStyle="1" w:styleId="TableParagraph">
+    <w:name w:val="Table Paragraph"/>
+    <w:basedOn w:val="Normal"/>
+    <w:uiPriority w:val="1"/>
+    <w:qFormat/>
+    <w:pPr>
+      <w:spacing w:line="272" w:lineRule="exact"/>
+      <w:ind w:left="107"/>
+    </w:pPr>
+    <w:rPr>
+      <w:rFonts w:ascii="Calibri" w:eastAsia="Calibri" w:hAnsi="Calibri" w:cs="Calibri"/>
+    </w:rPr>
+  </w:style>
+  <w:style w:type="paragraph" w:styleId="Cabealho">
+    <w:name w:val="header"/>
+    <w:basedOn w:val="Normal"/>
+    <w:link w:val="CabealhoChar"/>
+    <w:uiPriority w:val="99"/>
+    <w:unhideWhenUsed/>
+    <w:rsid w:val="00544526"/>
+    <w:pPr>
+      <w:tabs>
+        <w:tab w:val="center" w:pos="4252"/>
+        <w:tab w:val="right" w:pos="8504"/>
+      </w:tabs>
+    </w:pPr>
+  </w:style>
+  <w:style w:type="character" w:customStyle="1" w:styleId="CabealhoChar">
+    <w:name w:val="Cabeçalho Char"/>
+    <w:basedOn w:val="Fontepargpadro"/>
+    <w:link w:val="Cabealho"/>
+    <w:uiPriority w:val="99"/>
+    <w:rsid w:val="00544526"/>
+    <w:rPr>
+      <w:rFonts w:ascii="Arial" w:eastAsia="Arial" w:hAnsi="Arial" w:cs="Arial"/>
+      <w:lang w:val="pt-PT"/>
+    </w:rPr>
+  </w:style>
+  <w:style w:type="paragraph" w:styleId="Rodap">
+    <w:name w:val="footer"/>
+    <w:basedOn w:val="Normal"/>
+    <w:link w:val="RodapChar"/>
+    <w:uiPriority w:val="99"/>
+    <w:unhideWhenUsed/>
+    <w:rsid w:val="00544526"/>
+    <w:pPr>
+      <w:tabs>
+        <w:tab w:val="center" w:pos="4252"/>
+        <w:tab w:val="right" w:pos="8504"/>
+      </w:tabs>
+    </w:pPr>
+  </w:style>
+  <w:style w:type="character" w:customStyle="1" w:styleId="RodapChar">
+    <w:name w:val="Rodapé Char"/>
+    <w:basedOn w:val="Fontepargpadro"/>
+    <w:link w:val="Rodap"/>
+    <w:uiPriority w:val="99"/>
+    <w:rsid w:val="00544526"/>
+    <w:rPr>
+      <w:rFonts w:ascii="Arial" w:eastAsia="Arial" w:hAnsi="Arial" w:cs="Arial"/>
+      <w:lang w:val="pt-PT"/>
+    </w:rPr>
+  </w:style>
+  <w:style w:type="paragraph" w:customStyle="1" w:styleId="Default">
+    <w:name w:val="Default"/>
+    <w:rsid w:val="007B16D8"/>
+    <w:pPr>
+      <w:widowControl/>
+      <w:adjustRightInd w:val="0"/>
+    </w:pPr>
+    <w:rPr>
+      <w:rFonts w:ascii="Arial" w:hAnsi="Arial" w:cs="Arial"/>
+      <w:color w:val="000000"/>
+      <w:sz w:val="24"/>
+      <w:szCs w:val="24"/>
+      <w:lang w:val="pt-BR"/>
+    </w:rPr>
+  </w:style>
+  <w:style w:type="character" w:styleId="Refdecomentrio">
+    <w:name w:val="annotation reference"/>
+    <w:basedOn w:val="Fontepargpadro"/>
+    <w:uiPriority w:val="99"/>
+    <w:semiHidden/>
+    <w:unhideWhenUsed/>
+    <w:rsid w:val="009F0574"/>
+    <w:rPr>
+      <w:sz w:val="16"/>
+      <w:szCs w:val="16"/>
+    </w:rPr>
+  </w:style>
+  <w:style w:type="paragraph" w:styleId="Textodecomentrio">
+    <w:name w:val="annotation text"/>
+    <w:basedOn w:val="Normal"/>
+    <w:link w:val="TextodecomentrioChar"/>
+    <w:uiPriority w:val="99"/>
+    <w:unhideWhenUsed/>
+    <w:rsid w:val="009F0574"/>
+    <w:rPr>
+      <w:sz w:val="20"/>
+      <w:szCs w:val="20"/>
+    </w:rPr>
+  </w:style>
+  <w:style w:type="character" w:customStyle="1" w:styleId="TextodecomentrioChar">
+    <w:name w:val="Texto de comentário Char"/>
+    <w:basedOn w:val="Fontepargpadro"/>
+    <w:link w:val="Textodecomentrio"/>
+    <w:uiPriority w:val="99"/>
+    <w:rsid w:val="009F0574"/>
     <w:rPr>
       <w:rFonts w:ascii="Arial" w:eastAsia="Arial" w:hAnsi="Arial" w:cs="Arial"/>
       <w:sz w:val="20"/>
@@ -6200,67 +7609,123 @@
       <w:lang w:val="pt-PT"/>
     </w:rPr>
   </w:style>
-  <w:style w:type="character" w:customStyle="1" w:styleId="CorpodetextoChar">
-    <w:name w:val="Corpo de texto Char"/>
-    <w:basedOn w:val="Fontepargpadro"/>
-    <w:link w:val="Corpodetexto"/>
-    <w:uiPriority w:val="1"/>
-    <w:rsid w:val="00644170"/>
+  <w:style w:type="paragraph" w:styleId="Assuntodocomentrio">
+    <w:name w:val="annotation subject"/>
+    <w:basedOn w:val="Textodecomentrio"/>
+    <w:next w:val="Textodecomentrio"/>
+    <w:link w:val="AssuntodocomentrioChar"/>
+    <w:uiPriority w:val="99"/>
+    <w:semiHidden/>
+    <w:unhideWhenUsed/>
+    <w:rsid w:val="009F0574"/>
+    <w:rPr>
+      <w:b/>
+      <w:bCs/>
+    </w:rPr>
+  </w:style>
+  <w:style w:type="character" w:customStyle="1" w:styleId="AssuntodocomentrioChar">
+    <w:name w:val="Assunto do comentário Char"/>
+    <w:basedOn w:val="TextodecomentrioChar"/>
+    <w:link w:val="Assuntodocomentrio"/>
+    <w:uiPriority w:val="99"/>
+    <w:semiHidden/>
+    <w:rsid w:val="009F0574"/>
     <w:rPr>
       <w:rFonts w:ascii="Arial" w:eastAsia="Arial" w:hAnsi="Arial" w:cs="Arial"/>
-      <w:lang w:val="pt-PT" w:eastAsia="en-US"/>
-    </w:rPr>
-  </w:style>
-  <w:style w:type="paragraph" w:styleId="PargrafodaLista">
-    <w:name w:val="List Paragraph"/>
-    <w:basedOn w:val="Normal"/>
-    <w:uiPriority w:val="1"/>
-    <w:qFormat/>
-    <w:rsid w:val="00644170"/>
-    <w:pPr>
-      <w:widowControl w:val="0"/>
-      <w:autoSpaceDE w:val="0"/>
-      <w:autoSpaceDN w:val="0"/>
-      <w:spacing w:after="0" w:line="240" w:lineRule="auto"/>
-      <w:ind w:left="928" w:hanging="361"/>
-    </w:pPr>
-    <w:rPr>
-      <w:rFonts w:cs="Calibri"/>
+      <w:b/>
+      <w:bCs/>
+      <w:sz w:val="20"/>
+      <w:szCs w:val="20"/>
       <w:lang w:val="pt-PT"/>
     </w:rPr>
   </w:style>
-  <w:style w:type="paragraph" w:customStyle="1" w:styleId="TableParagraph">
-    <w:name w:val="Table Paragraph"/>
-    <w:basedOn w:val="Normal"/>
-    <w:uiPriority w:val="1"/>
-    <w:qFormat/>
-    <w:rsid w:val="00644170"/>
+  <w:style w:type="paragraph" w:customStyle="1" w:styleId="footnotedescription">
+    <w:name w:val="footnote description"/>
+    <w:next w:val="Normal"/>
+    <w:link w:val="footnotedescriptionChar"/>
+    <w:hidden/>
+    <w:rsid w:val="009D01AB"/>
     <w:pPr>
-      <w:widowControl w:val="0"/>
-      <w:autoSpaceDE w:val="0"/>
-      <w:autoSpaceDN w:val="0"/>
-      <w:spacing w:after="0" w:line="272" w:lineRule="exact"/>
-      <w:ind w:left="107"/>
+      <w:widowControl/>
+      <w:autoSpaceDE/>
+      <w:autoSpaceDN/>
+      <w:spacing w:line="259" w:lineRule="auto"/>
+      <w:jc w:val="both"/>
     </w:pPr>
     <w:rPr>
-      <w:rFonts w:cs="Calibri"/>
+      <w:rFonts w:ascii="Century" w:eastAsia="Century" w:hAnsi="Century" w:cs="Century"/>
+      <w:color w:val="000000"/>
+      <w:sz w:val="20"/>
+      <w:lang w:val="pt-BR" w:eastAsia="pt-BR"/>
+    </w:rPr>
+  </w:style>
+  <w:style w:type="character" w:customStyle="1" w:styleId="footnotedescriptionChar">
+    <w:name w:val="footnote description Char"/>
+    <w:link w:val="footnotedescription"/>
+    <w:rsid w:val="009D01AB"/>
+    <w:rPr>
+      <w:rFonts w:ascii="Century" w:eastAsia="Century" w:hAnsi="Century" w:cs="Century"/>
+      <w:color w:val="000000"/>
+      <w:sz w:val="20"/>
+      <w:lang w:val="pt-BR" w:eastAsia="pt-BR"/>
+    </w:rPr>
+  </w:style>
+  <w:style w:type="character" w:customStyle="1" w:styleId="footnotemark">
+    <w:name w:val="footnote mark"/>
+    <w:hidden/>
+    <w:rsid w:val="009D01AB"/>
+    <w:rPr>
+      <w:rFonts w:ascii="Calibri" w:eastAsia="Calibri" w:hAnsi="Calibri" w:cs="Calibri"/>
+      <w:color w:val="000000"/>
+      <w:sz w:val="20"/>
+      <w:vertAlign w:val="superscript"/>
+    </w:rPr>
+  </w:style>
+  <w:style w:type="paragraph" w:styleId="NormalWeb">
+    <w:name w:val="Normal (Web)"/>
+    <w:basedOn w:val="Normal"/>
+    <w:uiPriority w:val="99"/>
+    <w:semiHidden/>
+    <w:unhideWhenUsed/>
+    <w:rsid w:val="00F059BE"/>
+    <w:pPr>
+      <w:widowControl/>
+      <w:autoSpaceDE/>
+      <w:autoSpaceDN/>
+      <w:spacing w:before="100" w:beforeAutospacing="1" w:after="100" w:afterAutospacing="1"/>
+    </w:pPr>
+    <w:rPr>
+      <w:rFonts w:ascii="Times New Roman" w:eastAsiaTheme="minorEastAsia" w:hAnsi="Times New Roman" w:cs="Times New Roman"/>
+      <w:sz w:val="24"/>
+      <w:szCs w:val="24"/>
+      <w:lang w:val="pt-BR" w:eastAsia="pt-BR"/>
+    </w:rPr>
+  </w:style>
+  <w:style w:type="paragraph" w:styleId="Reviso">
+    <w:name w:val="Revision"/>
+    <w:hidden/>
+    <w:uiPriority w:val="99"/>
+    <w:semiHidden/>
+    <w:rsid w:val="00016EDD"/>
+    <w:pPr>
+      <w:widowControl/>
+      <w:autoSpaceDE/>
+      <w:autoSpaceDN/>
+    </w:pPr>
+    <w:rPr>
+      <w:rFonts w:ascii="Arial" w:eastAsia="Arial" w:hAnsi="Arial" w:cs="Arial"/>
       <w:lang w:val="pt-PT"/>
     </w:rPr>
   </w:style>
-  <w:style w:type="paragraph" w:customStyle="1" w:styleId="Default">
-    <w:name w:val="Default"/>
-    <w:rsid w:val="00644170"/>
-    <w:pPr>
-      <w:autoSpaceDE w:val="0"/>
-      <w:autoSpaceDN w:val="0"/>
-      <w:adjustRightInd w:val="0"/>
-    </w:pPr>
+  <w:style w:type="character" w:styleId="Hyperlink">
+    <w:name w:val="Hyperlink"/>
+    <w:basedOn w:val="Fontepargpadro"/>
+    <w:uiPriority w:val="99"/>
+    <w:unhideWhenUsed/>
+    <w:rsid w:val="001B68C5"/>
     <w:rPr>
-      <w:rFonts w:ascii="Arial" w:eastAsiaTheme="minorHAnsi" w:hAnsi="Arial" w:cs="Arial"/>
-      <w:color w:val="000000"/>
-      <w:sz w:val="24"/>
-      <w:szCs w:val="24"/>
-      <w:lang w:eastAsia="en-US"/>
+      <w:color w:val="0000FF" w:themeColor="hyperlink"/>
+      <w:u w:val="single"/>
     </w:rPr>
   </w:style>
   <w:style w:type="character" w:styleId="MenoPendente">
@@ -6269,29 +7734,17 @@
     <w:uiPriority w:val="99"/>
     <w:semiHidden/>
     <w:unhideWhenUsed/>
-    <w:rsid w:val="00644170"/>
+    <w:rsid w:val="001B68C5"/>
     <w:rPr>
       <w:color w:val="605E5C"/>
       <w:shd w:val="clear" w:color="auto" w:fill="E1DFDD"/>
-    </w:rPr>
-  </w:style>
-  <w:style w:type="character" w:styleId="HiperlinkVisitado">
-    <w:name w:val="FollowedHyperlink"/>
-    <w:basedOn w:val="Fontepargpadro"/>
-    <w:uiPriority w:val="99"/>
-    <w:semiHidden/>
-    <w:unhideWhenUsed/>
-    <w:rsid w:val="00644170"/>
-    <w:rPr>
-      <w:color w:val="954F72" w:themeColor="followedHyperlink"/>
-      <w:u w:val="single"/>
     </w:rPr>
   </w:style>
 </w:styles>
 </file>
 
 <file path=word/theme/theme1.xml><?xml version="1.0" encoding="utf-8"?>
-<a:theme xmlns:a="http://schemas.openxmlformats.org/drawingml/2006/main" name="Tema do Office">
+<a:theme xmlns:a="http://schemas.openxmlformats.org/drawingml/2006/main" name="Office Theme">
   <a:themeElements>
     <a:clrScheme name="Office">
       <a:dk1>
@@ -6301,44 +7754,44 @@
         <a:sysClr val="window" lastClr="FFFFFF"/>
       </a:lt1>
       <a:dk2>
-        <a:srgbClr val="44546A"/>
+        <a:srgbClr val="1F497D"/>
       </a:dk2>
       <a:lt2>
-        <a:srgbClr val="E7E6E6"/>
+        <a:srgbClr val="EEECE1"/>
       </a:lt2>
       <a:accent1>
-        <a:srgbClr val="5B9BD5"/>
+        <a:srgbClr val="4F81BD"/>
       </a:accent1>
       <a:accent2>
-        <a:srgbClr val="ED7D31"/>
+        <a:srgbClr val="C0504D"/>
       </a:accent2>
       <a:accent3>
-        <a:srgbClr val="A5A5A5"/>
+        <a:srgbClr val="9BBB59"/>
       </a:accent3>
       <a:accent4>
-        <a:srgbClr val="FFC000"/>
+        <a:srgbClr val="8064A2"/>
       </a:accent4>
       <a:accent5>
-        <a:srgbClr val="4472C4"/>
+        <a:srgbClr val="4BACC6"/>
       </a:accent5>
       <a:accent6>
-        <a:srgbClr val="70AD47"/>
+        <a:srgbClr val="F79646"/>
       </a:accent6>
       <a:hlink>
-        <a:srgbClr val="0563C1"/>
+        <a:srgbClr val="0000FF"/>
       </a:hlink>
       <a:folHlink>
-        <a:srgbClr val="954F72"/>
+        <a:srgbClr val="800080"/>
       </a:folHlink>
     </a:clrScheme>
     <a:fontScheme name="Office">
       <a:majorFont>
-        <a:latin typeface="Calibri Light" panose="020F0302020204030204"/>
+        <a:latin typeface="Cambria"/>
         <a:ea typeface=""/>
         <a:cs typeface=""/>
-        <a:font script="Jpan" typeface="游ゴシック Light"/>
+        <a:font script="Jpan" typeface="ＭＳ ゴシック"/>
         <a:font script="Hang" typeface="맑은 고딕"/>
-        <a:font script="Hans" typeface="等线 Light"/>
+        <a:font script="Hans" typeface="宋体"/>
         <a:font script="Hant" typeface="新細明體"/>
         <a:font script="Arab" typeface="Times New Roman"/>
         <a:font script="Hebr" typeface="Times New Roman"/>
@@ -6365,15 +7818,14 @@
         <a:font script="Mong" typeface="Mongolian Baiti"/>
         <a:font script="Viet" typeface="Times New Roman"/>
         <a:font script="Uigh" typeface="Microsoft Uighur"/>
-        <a:font script="Geor" typeface="Sylfaen"/>
       </a:majorFont>
       <a:minorFont>
-        <a:latin typeface="Calibri" panose="020F0502020204030204"/>
+        <a:latin typeface="Calibri"/>
         <a:ea typeface=""/>
         <a:cs typeface=""/>
-        <a:font script="Jpan" typeface="游明朝"/>
+        <a:font script="Jpan" typeface="ＭＳ 明朝"/>
         <a:font script="Hang" typeface="맑은 고딕"/>
-        <a:font script="Hans" typeface="等线"/>
+        <a:font script="Hans" typeface="宋体"/>
         <a:font script="Hant" typeface="新細明體"/>
         <a:font script="Arab" typeface="Arial"/>
         <a:font script="Hebr" typeface="Arial"/>
@@ -6400,7 +7852,6 @@
         <a:font script="Mong" typeface="Mongolian Baiti"/>
         <a:font script="Viet" typeface="Arial"/>
         <a:font script="Uigh" typeface="Microsoft Uighur"/>
-        <a:font script="Geor" typeface="Sylfaen"/>
       </a:minorFont>
     </a:fontScheme>
     <a:fmtScheme name="Office">
@@ -6412,141 +7863,165 @@
           <a:gsLst>
             <a:gs pos="0">
               <a:schemeClr val="phClr">
-                <a:lumMod val="110000"/>
-                <a:satMod val="105000"/>
-                <a:tint val="67000"/>
+                <a:tint val="50000"/>
+                <a:satMod val="300000"/>
               </a:schemeClr>
             </a:gs>
-            <a:gs pos="50000">
+            <a:gs pos="35000">
               <a:schemeClr val="phClr">
-                <a:lumMod val="105000"/>
-                <a:satMod val="103000"/>
-                <a:tint val="73000"/>
+                <a:tint val="37000"/>
+                <a:satMod val="300000"/>
               </a:schemeClr>
             </a:gs>
             <a:gs pos="100000">
               <a:schemeClr val="phClr">
-                <a:lumMod val="105000"/>
-                <a:satMod val="109000"/>
-                <a:tint val="81000"/>
+                <a:tint val="15000"/>
+                <a:satMod val="350000"/>
               </a:schemeClr>
             </a:gs>
           </a:gsLst>
-          <a:lin ang="5400000" scaled="0"/>
+          <a:lin ang="16200000" scaled="1"/>
         </a:gradFill>
         <a:gradFill rotWithShape="1">
           <a:gsLst>
             <a:gs pos="0">
               <a:schemeClr val="phClr">
-                <a:satMod val="103000"/>
-                <a:lumMod val="102000"/>
-                <a:tint val="94000"/>
+                <a:shade val="51000"/>
+                <a:satMod val="130000"/>
               </a:schemeClr>
             </a:gs>
-            <a:gs pos="50000">
+            <a:gs pos="80000">
               <a:schemeClr val="phClr">
-                <a:satMod val="110000"/>
-                <a:lumMod val="100000"/>
-                <a:shade val="100000"/>
+                <a:shade val="93000"/>
+                <a:satMod val="130000"/>
               </a:schemeClr>
             </a:gs>
             <a:gs pos="100000">
               <a:schemeClr val="phClr">
-                <a:lumMod val="99000"/>
-                <a:satMod val="120000"/>
-                <a:shade val="78000"/>
+                <a:shade val="94000"/>
+                <a:satMod val="135000"/>
               </a:schemeClr>
             </a:gs>
           </a:gsLst>
-          <a:lin ang="5400000" scaled="0"/>
+          <a:lin ang="16200000" scaled="0"/>
         </a:gradFill>
       </a:fillStyleLst>
       <a:lnStyleLst>
-        <a:ln w="6350" cap="flat" cmpd="sng" algn="ctr">
+        <a:ln w="9525" cap="flat" cmpd="sng" algn="ctr">
+          <a:solidFill>
+            <a:schemeClr val="phClr">
+              <a:shade val="95000"/>
+              <a:satMod val="105000"/>
+            </a:schemeClr>
+          </a:solidFill>
+          <a:prstDash val="solid"/>
+        </a:ln>
+        <a:ln w="25400" cap="flat" cmpd="sng" algn="ctr">
           <a:solidFill>
             <a:schemeClr val="phClr"/>
           </a:solidFill>
           <a:prstDash val="solid"/>
-          <a:miter lim="800000"/>
         </a:ln>
-        <a:ln w="12700" cap="flat" cmpd="sng" algn="ctr">
+        <a:ln w="38100" cap="flat" cmpd="sng" algn="ctr">
           <a:solidFill>
             <a:schemeClr val="phClr"/>
           </a:solidFill>
           <a:prstDash val="solid"/>
-          <a:miter lim="800000"/>
-        </a:ln>
-        <a:ln w="19050" cap="flat" cmpd="sng" algn="ctr">
-          <a:solidFill>
-            <a:schemeClr val="phClr"/>
-          </a:solidFill>
-          <a:prstDash val="solid"/>
-          <a:miter lim="800000"/>
         </a:ln>
       </a:lnStyleLst>
       <a:effectStyleLst>
         <a:effectStyle>
-          <a:effectLst/>
-        </a:effectStyle>
-        <a:effectStyle>
-          <a:effectLst/>
+          <a:effectLst>
+            <a:outerShdw blurRad="40000" dist="20000" dir="5400000" rotWithShape="0">
+              <a:srgbClr val="000000">
+                <a:alpha val="38000"/>
+              </a:srgbClr>
+            </a:outerShdw>
+          </a:effectLst>
         </a:effectStyle>
         <a:effectStyle>
           <a:effectLst>
-            <a:outerShdw blurRad="57150" dist="19050" dir="5400000" algn="ctr" rotWithShape="0">
+            <a:outerShdw blurRad="40000" dist="23000" dir="5400000" rotWithShape="0">
               <a:srgbClr val="000000">
-                <a:alpha val="63000"/>
+                <a:alpha val="35000"/>
               </a:srgbClr>
             </a:outerShdw>
           </a:effectLst>
+        </a:effectStyle>
+        <a:effectStyle>
+          <a:effectLst>
+            <a:outerShdw blurRad="40000" dist="23000" dir="5400000" rotWithShape="0">
+              <a:srgbClr val="000000">
+                <a:alpha val="35000"/>
+              </a:srgbClr>
+            </a:outerShdw>
+          </a:effectLst>
+          <a:scene3d>
+            <a:camera prst="orthographicFront">
+              <a:rot lat="0" lon="0" rev="0"/>
+            </a:camera>
+            <a:lightRig rig="threePt" dir="t">
+              <a:rot lat="0" lon="0" rev="1200000"/>
+            </a:lightRig>
+          </a:scene3d>
+          <a:sp3d>
+            <a:bevelT w="63500" h="25400"/>
+          </a:sp3d>
         </a:effectStyle>
       </a:effectStyleLst>
       <a:bgFillStyleLst>
         <a:solidFill>
           <a:schemeClr val="phClr"/>
         </a:solidFill>
-        <a:solidFill>
-          <a:schemeClr val="phClr">
-            <a:tint val="95000"/>
-            <a:satMod val="170000"/>
-          </a:schemeClr>
-        </a:solidFill>
         <a:gradFill rotWithShape="1">
           <a:gsLst>
             <a:gs pos="0">
               <a:schemeClr val="phClr">
-                <a:tint val="93000"/>
-                <a:satMod val="150000"/>
-                <a:shade val="98000"/>
-                <a:lumMod val="102000"/>
+                <a:tint val="40000"/>
+                <a:satMod val="350000"/>
               </a:schemeClr>
             </a:gs>
-            <a:gs pos="50000">
+            <a:gs pos="40000">
               <a:schemeClr val="phClr">
-                <a:tint val="98000"/>
-                <a:satMod val="130000"/>
-                <a:shade val="90000"/>
-                <a:lumMod val="103000"/>
+                <a:tint val="45000"/>
+                <a:shade val="99000"/>
+                <a:satMod val="350000"/>
               </a:schemeClr>
             </a:gs>
             <a:gs pos="100000">
               <a:schemeClr val="phClr">
-                <a:shade val="63000"/>
-                <a:satMod val="120000"/>
+                <a:shade val="20000"/>
+                <a:satMod val="255000"/>
               </a:schemeClr>
             </a:gs>
           </a:gsLst>
-          <a:lin ang="5400000" scaled="0"/>
+          <a:path path="circle">
+            <a:fillToRect l="50000" t="-80000" r="50000" b="180000"/>
+          </a:path>
+        </a:gradFill>
+        <a:gradFill rotWithShape="1">
+          <a:gsLst>
+            <a:gs pos="0">
+              <a:schemeClr val="phClr">
+                <a:tint val="80000"/>
+                <a:satMod val="300000"/>
+              </a:schemeClr>
+            </a:gs>
+            <a:gs pos="100000">
+              <a:schemeClr val="phClr">
+                <a:shade val="30000"/>
+                <a:satMod val="200000"/>
+              </a:schemeClr>
+            </a:gs>
+          </a:gsLst>
+          <a:path path="circle">
+            <a:fillToRect l="50000" t="50000" r="50000" b="50000"/>
+          </a:path>
         </a:gradFill>
       </a:bgFillStyleLst>
     </a:fmtScheme>
   </a:themeElements>
   <a:objectDefaults/>
   <a:extraClrSchemeLst/>
-  <a:extLst>
-    <a:ext uri="{05A4C25C-085E-4340-85A3-A5531E510DB2}">
-      <thm15:themeFamily xmlns:thm15="http://schemas.microsoft.com/office/thememl/2012/main" name="Office Theme" id="{62F939B6-93AF-4DB8-9C6B-D6C7DFDC589F}" vid="{4A3C46E8-61CC-4603-A589-7422A47A8E4A}"/>
-    </a:ext>
-  </a:extLst>
 </a:theme>
 </file>